--- a/modelos/Contrato_Foro_Reu_3.docx
+++ b/modelos/Contrato_Foro_Reu_3.docx
@@ -396,8 +396,6 @@
           <w:numId w:val="6"/>
         </w:numPr>
       </w:pPr>
-      <w:bookmarkStart w:id="0" w:name="_GoBack"/>
-      <w:bookmarkEnd w:id="0"/>
       <w:r>
         <w:lastRenderedPageBreak/>
         <w:t>DA REGULARIDADE DA REPRESENTAÇÃO</w:t>
@@ -819,6 +817,10 @@
     <w:p>
       <w:pPr>
         <w:ind w:left="2268" w:firstLine="0"/>
+        <w:rPr>
+          <w:sz w:val="22"/>
+          <w:szCs w:val="22"/>
+        </w:rPr>
       </w:pPr>
       <w:r>
         <w:rPr>
@@ -875,6 +877,74 @@
         </w:rPr>
         <w:t>) propositura de ação revisional de contrato bancário para o banco em específico.</w:t>
       </w:r>
+    </w:p>
+    <w:p>
+      <w:pPr>
+        <w:ind w:left="2268" w:firstLine="0"/>
+        <w:rPr>
+          <w:sz w:val="22"/>
+          <w:szCs w:val="22"/>
+        </w:rPr>
+      </w:pPr>
+      <w:r>
+        <w:rPr>
+          <w:sz w:val="22"/>
+          <w:szCs w:val="22"/>
+        </w:rPr>
+        <w:t xml:space="preserve">i) </w:t>
+      </w:r>
+      <w:r>
+        <w:rPr>
+          <w:b/>
+          <w:sz w:val="22"/>
+          <w:szCs w:val="22"/>
+        </w:rPr>
+        <w:t>Ciência expressa da forma de contratação</w:t>
+      </w:r>
+      <w:r>
+        <w:rPr>
+          <w:sz w:val="22"/>
+          <w:szCs w:val="22"/>
+        </w:rPr>
+        <w:t xml:space="preserve"> – Declaração expressa de que a contratação ocorreu mediante atendimento digital, em conformidade com o Provimento nº 205/2021 da Ordem dos Advogados do Brasil, após contato espontâneo e devidamente esclarecido, o que afasta qualquer indício de</w:t>
+      </w:r>
+      <w:r>
+        <w:rPr>
+          <w:sz w:val="22"/>
+          <w:szCs w:val="22"/>
+        </w:rPr>
+        <w:t xml:space="preserve"> captação indevida de clientela;</w:t>
+      </w:r>
+    </w:p>
+    <w:p>
+      <w:pPr>
+        <w:ind w:left="2268" w:firstLine="0"/>
+        <w:rPr>
+          <w:sz w:val="22"/>
+          <w:szCs w:val="22"/>
+        </w:rPr>
+      </w:pPr>
+      <w:r>
+        <w:rPr>
+          <w:b/>
+          <w:sz w:val="22"/>
+          <w:szCs w:val="22"/>
+        </w:rPr>
+        <w:lastRenderedPageBreak/>
+        <w:t xml:space="preserve">j) Contrato de honorários específico e único para ação revisional de juros – </w:t>
+      </w:r>
+      <w:r>
+        <w:rPr>
+          <w:sz w:val="22"/>
+          <w:szCs w:val="22"/>
+        </w:rPr>
+        <w:t>A parte autora firmou contrato de prestação de serviços advocatícios direcionado exclusivamente à presente ação revisional de juros, demonstrando a finalidade e a unicidade da contratação (com devida ciência sobre os termos do patrocínio jurídico). O instrumento é juntado sob sigilo, a fim de preservar os dados pessoais da parte e evitar sua indevida utilização por terceiros mal-intencionados que possam se valer de informações constantes nos autos para aplicação de golpes.</w:t>
+      </w:r>
+    </w:p>
+    <w:p>
+      <w:pPr>
+        <w:ind w:left="2268" w:firstLine="0"/>
+      </w:pPr>
     </w:p>
     <w:p/>
     <w:p>
@@ -891,25 +961,25 @@
         <w:t>mesmo diante da similaridade natural entre os casos.</w:t>
       </w:r>
       <w:r>
-        <w:t xml:space="preserve"> Não se está diante de um modelo genérico e irresponsável de ajuizamento, mas sim do exercício consciente e </w:t>
+        <w:t xml:space="preserve"> Não se está diante de um modelo genérico e irresponsável de ajuizamento, mas sim do exercício consciente e responsável da advocacia em defesa de direitos fundamentais de consumidores vulneráveis, como é o caso da parte autora.</w:t>
+      </w:r>
+    </w:p>
+    <w:p>
+      <w:r>
+        <w:rPr>
+          <w:u w:val="single"/>
+        </w:rPr>
+        <w:t>Ainda, fundamental o destaque de que a natureza da presente demanda é a de uma ação revisional específica de juros remuneratórios pactuados em contrato de empréstimo pessoal não consignado, diferindo, portanto, de ações revisionais diversas que buscam a alteração de múltiplas cláusulas contratuais.</w:t>
+      </w:r>
+      <w:r>
+        <w:t xml:space="preserve"> </w:t>
+      </w:r>
+      <w:r>
+        <w:t xml:space="preserve">No presente caso, a abusividade ora combatida concentra-se exclusivamente na fixação da taxa de juros aplicada, cuja desproporcionalidade é aferida com base na comparação objetiva entre a taxa </w:t>
       </w:r>
       <w:r>
         <w:lastRenderedPageBreak/>
-        <w:t>responsável da advocacia em defesa de direitos fundamentais de consumidores vulneráveis, como é o caso da parte autora.</w:t>
-      </w:r>
-    </w:p>
-    <w:p>
-      <w:r>
-        <w:rPr>
-          <w:u w:val="single"/>
-        </w:rPr>
-        <w:t>Ainda, fundamental o destaque de que a natureza da presente demanda é a de uma ação revisional específica de juros remuneratórios pactuados em contrato de empréstimo pessoal não consignado, diferindo, portanto, de ações revisionais diversas que buscam a alteração de múltiplas cláusulas contratuais.</w:t>
-      </w:r>
-      <w:r>
-        <w:t xml:space="preserve"> </w:t>
-      </w:r>
-      <w:r>
-        <w:t>No presente caso, a abusividade ora combatida concentra-se exclusivamente na fixação da taxa de juros aplicada, cuja desproporcionalidade é aferida com base na comparação objetiva entre a taxa praticada no contrato em questão e a taxa média de mercado divulgada pelo Banco Central do Brasil, para contratos da mesma natureza e na mesma data conforme jurisprudência amplamente</w:t>
+        <w:t>praticada no contrato em questão e a taxa média de mercado divulgada pelo Banco Central do Brasil, para contratos da mesma natureza e na mesma data conforme jurisprudência amplamente</w:t>
       </w:r>
       <w:r>
         <w:t xml:space="preserve"> consolidada</w:t>
@@ -947,21 +1017,21 @@
           <w:numId w:val="6"/>
         </w:numPr>
       </w:pPr>
-      <w:bookmarkStart w:id="1" w:name="_heading=h.ye3kiqmuytvw" w:colFirst="0" w:colLast="0"/>
-      <w:bookmarkEnd w:id="1"/>
+      <w:bookmarkStart w:id="0" w:name="_heading=h.ye3kiqmuytvw" w:colFirst="0" w:colLast="0"/>
+      <w:bookmarkEnd w:id="0"/>
+      <w:r>
+        <w:t>GRATUIDADE DA JUSTIÇA</w:t>
+      </w:r>
+    </w:p>
+    <w:p/>
+    <w:p>
+      <w:r>
+        <w:t>A parte requerente pleiteia a concessão do benefício da gratuidade da justiça, com fundamento no artigo 98 e seguintes do Código de Processo Civil (CPC) e no artigo 5º, inciso LXXIV, da Constituição Federal, que asseguram o acesso à justiça aos que comprovarem insuficiência de recursos para arcar com as custas do processo e honorários advocatícios sem prejuízo do sustento próprio ou de sua família.</w:t>
+      </w:r>
+    </w:p>
+    <w:p>
       <w:r>
         <w:lastRenderedPageBreak/>
-        <w:t>GRATUIDADE DA JUSTIÇA</w:t>
-      </w:r>
-    </w:p>
-    <w:p/>
-    <w:p>
-      <w:r>
-        <w:t>A parte requerente pleiteia a concessão do benefício da gratuidade da justiça, com fundamento no artigo 98 e seguintes do Código de Processo Civil (CPC) e no artigo 5º, inciso LXXIV, da Constituição Federal, que asseguram o acesso à justiça aos que comprovarem insuficiência de recursos para arcar com as custas do processo e honorários advocatícios sem prejuízo do sustento próprio ou de sua família.</w:t>
-      </w:r>
-    </w:p>
-    <w:p>
-      <w:r>
         <w:t>No intuito de demonstrar com máxima transparência sua condição de hipossuficiência e evitar qualquer questionamento quanto à legitimidade do pedido — sobretudo frente ao cenário atual de combate à litigância predatória — foram adotadas medidas criteriosas para embasar o presente pleito de forma individualizada, concreta e documentalmente robusta</w:t>
       </w:r>
       <w:r>
@@ -1042,7 +1112,6 @@
     </w:p>
     <w:p>
       <w:r>
-        <w:lastRenderedPageBreak/>
         <w:t>A fim de comprovar detalhadamente essa realidade, foram anexados à presente demanda os seguintes documentos:</w:t>
       </w:r>
     </w:p>
@@ -1129,6 +1198,7 @@
         <w:rPr>
           <w:color w:val="00B050"/>
         </w:rPr>
+        <w:lastRenderedPageBreak/>
         <w:t>Extratos bancários atualizados;</w:t>
       </w:r>
     </w:p>
@@ -1173,10 +1243,26 @@
     </w:p>
     <w:p>
       <w:r>
-        <w:t>Dessa forma, requer-se o deferimento do benefício da gratuidade da justiça, de forma a garantir o pleno acesso ao Judiciário e a efetiva tutela de seus direitos, sem que isso implique em sacrifício econômico desproporcional ou atentatório à dignidade da parte requerente.</w:t>
-      </w:r>
-    </w:p>
-    <w:p/>
+        <w:t>Ainda, apesar de o artigo 99, §4º, do Código de Processo Civil já dispor expressamente que a contratação de advogado particular não impede a concessão da gratuidade da justiça, cumpre ressaltar que, no presente caso, conforme pode se observar, o contrato de honorários firmado pela parte autora não prevê qualquer pagamento inicial, estando a remuneração dos patronos integralmente condicionada ao êxito da demanda.</w:t>
+      </w:r>
+    </w:p>
+    <w:p>
+      <w:r>
+        <w:t>Dessa forma, resta evidenciado que a representação processual não implica qualquer ônus econômico imediato ou desproporcional ao demandante, tampouco afasta a condição de hipossuficiência demonstrada.</w:t>
+      </w:r>
+    </w:p>
+    <w:p>
+      <w:r>
+        <w:t>Por isso</w:t>
+      </w:r>
+      <w:r>
+        <w:t>, requer-se o deferimento do benefício da gratuidade da justiça, de forma a garantir o pleno acesso ao Judiciário e a efetiva tutela de seus direitos, sem que isso implique em sacrifício econômico desproporcional ou atentatório à dignidade da parte requerente.</w:t>
+      </w:r>
+    </w:p>
+    <w:p>
+      <w:bookmarkStart w:id="1" w:name="_GoBack"/>
+      <w:bookmarkEnd w:id="1"/>
+    </w:p>
     <w:p>
       <w:pPr>
         <w:pStyle w:val="Ttulo2"/>
@@ -3503,23 +3589,7 @@
           <w:sz w:val="22"/>
           <w:szCs w:val="22"/>
         </w:rPr>
-        <w:t xml:space="preserve">. Acórdão Min. Menezes Direito, DJ de 4.8.2003), ao dobro (REsp n. 1.036.818, Terceira Turma, minha relatoria, </w:t>
-      </w:r>
-      <w:proofErr w:type="spellStart"/>
-      <w:r>
-        <w:rPr>
-          <w:sz w:val="22"/>
-          <w:szCs w:val="22"/>
-        </w:rPr>
-        <w:t>DJe</w:t>
-      </w:r>
-      <w:proofErr w:type="spellEnd"/>
-      <w:r>
-        <w:rPr>
-          <w:sz w:val="22"/>
-          <w:szCs w:val="22"/>
-        </w:rPr>
-        <w:t xml:space="preserve"> de 20.6.2008) ou ao triplo (REsp n. 971.853-RS, Quarta Turma, Min. Pádua Ribeiro, DJ de 24.9.2007) da média. Todavia, esta perquirição acerca da abusividade não é estanque, o que impossibilita a adoção de critérios genéricos e universais. A taxa média de mercado, divulgada pelo Banco Central, constitui um valioso referencial, mas cabe somente ao juiz, no exame das peculiaridades do caso concreto, avaliar se os juros contratados foram ou não abusivos”. (REsp 1061530/RS, rel. Min. Nancy Andrighi, Segunda Seção, j. 22-10-2008).</w:t>
+        <w:t>. Acórdão Min. Menezes Direito, DJ de 4.8.2003), ao dobro (REsp n. 1.036.818, Terceira Turma, minha relatoria, DJe de 20.6.2008) ou ao triplo (REsp n. 971.853-RS, Quarta Turma, Min. Pádua Ribeiro, DJ de 24.9.2007) da média. Todavia, esta perquirição acerca da abusividade não é estanque, o que impossibilita a adoção de critérios genéricos e universais. A taxa média de mercado, divulgada pelo Banco Central, constitui um valioso referencial, mas cabe somente ao juiz, no exame das peculiaridades do caso concreto, avaliar se os juros contratados foram ou não abusivos”. (REsp 1061530/RS, rel. Min. Nancy Andrighi, Segunda Seção, j. 22-10-2008).</w:t>
       </w:r>
     </w:p>
     <w:p>

--- a/modelos/Contrato_Foro_Reu_3.docx
+++ b/modelos/Contrato_Foro_Reu_3.docx
@@ -1,43 +1,33 @@
 
 <file path=word/document.xml><?xml version="1.0" encoding="utf-8"?>
-<w:document xmlns:wpc="http://schemas.microsoft.com/office/word/2010/wordprocessingCanvas" xmlns:cx="http://schemas.microsoft.com/office/drawing/2014/chartex" xmlns:mc="http://schemas.openxmlformats.org/markup-compatibility/2006" xmlns:o="urn:schemas-microsoft-com:office:office" xmlns:r="http://schemas.openxmlformats.org/officeDocument/2006/relationships" xmlns:m="http://schemas.openxmlformats.org/officeDocument/2006/math" xmlns:v="urn:schemas-microsoft-com:vml" xmlns:wp14="http://schemas.microsoft.com/office/word/2010/wordprocessingDrawing" xmlns:wp="http://schemas.openxmlformats.org/drawingml/2006/wordprocessingDrawing" xmlns:w10="urn:schemas-microsoft-com:office:word" xmlns:w="http://schemas.openxmlformats.org/wordprocessingml/2006/main" xmlns:w14="http://schemas.microsoft.com/office/word/2010/wordml" xmlns:w15="http://schemas.microsoft.com/office/word/2012/wordml" xmlns:w16se="http://schemas.microsoft.com/office/word/2015/wordml/symex" xmlns:wpg="http://schemas.microsoft.com/office/word/2010/wordprocessingGroup" xmlns:wpi="http://schemas.microsoft.com/office/word/2010/wordprocessingInk" xmlns:wne="http://schemas.microsoft.com/office/word/2006/wordml" xmlns:wps="http://schemas.microsoft.com/office/word/2010/wordprocessingShape" mc:Ignorable="w14 w15 w16se wp14">
+<w:document xmlns:wpc="http://schemas.microsoft.com/office/word/2010/wordprocessingCanvas" xmlns:cx="http://schemas.microsoft.com/office/drawing/2014/chartex" xmlns:cx1="http://schemas.microsoft.com/office/drawing/2015/9/8/chartex" xmlns:cx2="http://schemas.microsoft.com/office/drawing/2015/10/21/chartex" xmlns:cx3="http://schemas.microsoft.com/office/drawing/2016/5/9/chartex" xmlns:cx4="http://schemas.microsoft.com/office/drawing/2016/5/10/chartex" xmlns:cx5="http://schemas.microsoft.com/office/drawing/2016/5/11/chartex" xmlns:cx6="http://schemas.microsoft.com/office/drawing/2016/5/12/chartex" xmlns:cx7="http://schemas.microsoft.com/office/drawing/2016/5/13/chartex" xmlns:cx8="http://schemas.microsoft.com/office/drawing/2016/5/14/chartex" xmlns:mc="http://schemas.openxmlformats.org/markup-compatibility/2006" xmlns:aink="http://schemas.microsoft.com/office/drawing/2016/ink" xmlns:am3d="http://schemas.microsoft.com/office/drawing/2017/model3d" xmlns:o="urn:schemas-microsoft-com:office:office" xmlns:oel="http://schemas.microsoft.com/office/2019/extlst" xmlns:r="http://schemas.openxmlformats.org/officeDocument/2006/relationships" xmlns:m="http://schemas.openxmlformats.org/officeDocument/2006/math" xmlns:v="urn:schemas-microsoft-com:vml" xmlns:wp14="http://schemas.microsoft.com/office/word/2010/wordprocessingDrawing" xmlns:wp="http://schemas.openxmlformats.org/drawingml/2006/wordprocessingDrawing" xmlns:w10="urn:schemas-microsoft-com:office:word" xmlns:w="http://schemas.openxmlformats.org/wordprocessingml/2006/main" xmlns:w14="http://schemas.microsoft.com/office/word/2010/wordml" xmlns:w15="http://schemas.microsoft.com/office/word/2012/wordml" xmlns:w16cex="http://schemas.microsoft.com/office/word/2018/wordml/cex" xmlns:w16cid="http://schemas.microsoft.com/office/word/2016/wordml/cid" xmlns:w16="http://schemas.microsoft.com/office/word/2018/wordml" xmlns:w16du="http://schemas.microsoft.com/office/word/2023/wordml/word16du" xmlns:w16sdtdh="http://schemas.microsoft.com/office/word/2020/wordml/sdtdatahash" xmlns:w16sdtfl="http://schemas.microsoft.com/office/word/2024/wordml/sdtformatlock" xmlns:w16se="http://schemas.microsoft.com/office/word/2015/wordml/symex" xmlns:wpg="http://schemas.microsoft.com/office/word/2010/wordprocessingGroup" xmlns:wpi="http://schemas.microsoft.com/office/word/2010/wordprocessingInk" xmlns:wne="http://schemas.microsoft.com/office/word/2006/wordml" xmlns:wps="http://schemas.microsoft.com/office/word/2010/wordprocessingShape" mc:Ignorable="w14 w15 w16se w16cid w16 w16cex w16sdtdh w16sdtfl w16du wp14">
   <w:body>
     <w:p>
       <w:pPr>
         <w:pStyle w:val="Ttulo1"/>
-      </w:pPr>
-      <w:r>
-        <w:t>AO JUÍZO DA ... VARA CÍVEL DA COMARCA DA CIDADE DE</w:t>
-      </w:r>
-      <w:r>
-        <w:t xml:space="preserve"> </w:t>
-      </w:r>
-      <w:r>
-        <w:rPr>
-          <w:color w:val="00B050"/>
-        </w:rPr>
-        <w:t>{{</w:t>
-      </w:r>
-      <w:r>
-        <w:rPr>
-          <w:color w:val="00B050"/>
-        </w:rPr>
-        <w:t>FORO</w:t>
-      </w:r>
-      <w:r>
-        <w:rPr>
-          <w:color w:val="00B050"/>
-        </w:rPr>
+        <w:rPr>
+          <w:color w:val="000000" w:themeColor="text1"/>
+        </w:rPr>
+      </w:pPr>
+      <w:r>
+        <w:t xml:space="preserve">AO JUÍZO DA ... VARA CÍVEL DA COMARCA DA CIDADE DE </w:t>
+      </w:r>
+      <w:r>
+        <w:t>{{CIDADE_REU</w:t>
+      </w:r>
+      <w:proofErr w:type="gramStart"/>
+      <w:r>
         <w:t>}}</w:t>
       </w:r>
       <w:r>
-        <w:t xml:space="preserve">, ESTADO DE </w:t>
-      </w:r>
-      <w:r>
-        <w:rPr>
-          <w:color w:val="00B050"/>
-        </w:rPr>
-        <w:t>{{ESTADO}}</w:t>
+        <w:t xml:space="preserve">   </w:t>
+      </w:r>
+      <w:proofErr w:type="gramEnd"/>
+      <w:r>
+        <w:t xml:space="preserve">  ESTADO DE </w:t>
+      </w:r>
+      <w:r>
+        <w:t>{{ESTADO_REU}}</w:t>
       </w:r>
     </w:p>
     <w:p>
@@ -86,8 +76,17 @@
           <w:b/>
           <w:color w:val="FF0000"/>
         </w:rPr>
-        <w:t xml:space="preserve">                                                                   }</w:t>
-      </w:r>
+        <w:t xml:space="preserve">                                                                 </w:t>
+      </w:r>
+      <w:proofErr w:type="gramStart"/>
+      <w:r>
+        <w:rPr>
+          <w:b/>
+          <w:color w:val="FF0000"/>
+        </w:rPr>
+        <w:t xml:space="preserve">  }</w:t>
+      </w:r>
+      <w:proofErr w:type="gramEnd"/>
     </w:p>
     <w:p>
       <w:pPr>
@@ -220,12 +219,12 @@
           <w:numId w:val="6"/>
         </w:numPr>
         <w:rPr>
-          <w:color w:val="00B050"/>
-        </w:rPr>
-      </w:pPr>
-      <w:r>
-        <w:rPr>
-          <w:color w:val="00B050"/>
+          <w:color w:val="000000" w:themeColor="text1"/>
+        </w:rPr>
+      </w:pPr>
+      <w:r>
+        <w:rPr>
+          <w:color w:val="000000" w:themeColor="text1"/>
         </w:rPr>
         <w:lastRenderedPageBreak/>
         <w:t>DA OPÇÃO PELO FORO DE SEDE DO RÉU</w:t>
@@ -234,19 +233,19 @@
     <w:p>
       <w:pPr>
         <w:rPr>
-          <w:color w:val="00B050"/>
-        </w:rPr>
-      </w:pPr>
-    </w:p>
-    <w:p>
-      <w:pPr>
-        <w:rPr>
-          <w:color w:val="00B050"/>
-        </w:rPr>
-      </w:pPr>
-      <w:r>
-        <w:rPr>
-          <w:color w:val="00B050"/>
+          <w:color w:val="000000" w:themeColor="text1"/>
+        </w:rPr>
+      </w:pPr>
+    </w:p>
+    <w:p>
+      <w:pPr>
+        <w:rPr>
+          <w:color w:val="000000" w:themeColor="text1"/>
+        </w:rPr>
+      </w:pPr>
+      <w:r>
+        <w:rPr>
+          <w:color w:val="000000" w:themeColor="text1"/>
         </w:rPr>
         <w:t>Inicialmente, esclarece a parte autora, que decidiu por ingressar com a presente demanda no foro de sede do réu, ainda que de sua liberalidade optar por seu foro de domicílio, uma vez que seus procuradores possuem inscrições apenas nos estados de São Paulo e Minas Gerais e que optou pela contratação destes ainda que ciente deste fato, como comprova em declaração anexa.</w:t>
       </w:r>
@@ -254,12 +253,12 @@
     <w:p>
       <w:pPr>
         <w:rPr>
-          <w:color w:val="00B050"/>
-        </w:rPr>
-      </w:pPr>
-      <w:r>
-        <w:rPr>
-          <w:color w:val="00B050"/>
+          <w:color w:val="000000" w:themeColor="text1"/>
+        </w:rPr>
+      </w:pPr>
+      <w:r>
+        <w:rPr>
+          <w:color w:val="000000" w:themeColor="text1"/>
         </w:rPr>
         <w:t>É importante destacar que, conforme jurisprudência amplamente consolidada, nas ações que envolvem relações de consumo, é plenamente possível que a demanda seja ajuizada no foro do domicílio do réu, como ocorre no presente caso, uma vez que o art. 101 do CDC confere ao consumidor a prerrogativa de ajuizar a ação em seu domicílio, porém, caso lhe seja mais vantajoso, pode ele abrir mão dessa prerrogativa e ajuizar a ação no domicílio do réu (art. 46 do CPC ) ou no lugar onde se encontra a sede da pessoa jurídica (art. 53, III, “a” do CPC).</w:t>
       </w:r>
@@ -267,12 +266,12 @@
     <w:p>
       <w:pPr>
         <w:rPr>
-          <w:color w:val="00B050"/>
-        </w:rPr>
-      </w:pPr>
-      <w:r>
-        <w:rPr>
-          <w:color w:val="00B050"/>
+          <w:color w:val="000000" w:themeColor="text1"/>
+        </w:rPr>
+      </w:pPr>
+      <w:r>
+        <w:rPr>
+          <w:color w:val="000000" w:themeColor="text1"/>
         </w:rPr>
         <w:t>Essa escolha privilegia a conveniência processual e é uma prerrogativa do consumidor, visando resguardar seus direitos e facilitar o acesso à justiça.</w:t>
       </w:r>
@@ -282,14 +281,14 @@
         <w:rPr>
           <w:b/>
           <w:bCs/>
-          <w:color w:val="00B050"/>
+          <w:color w:val="000000" w:themeColor="text1"/>
         </w:rPr>
       </w:pPr>
       <w:r>
         <w:rPr>
           <w:b/>
           <w:bCs/>
-          <w:color w:val="00B050"/>
+          <w:color w:val="000000" w:themeColor="text1"/>
         </w:rPr>
         <w:t xml:space="preserve">Ainda, é evidente que tal escolha não acarreta qualquer prejuízo à parte requerente, uma vez que todos os atos processuais necessários podem ser regularmente realizados por meio de </w:t>
       </w:r>
@@ -297,7 +296,7 @@
         <w:rPr>
           <w:b/>
           <w:bCs/>
-          <w:color w:val="00B050"/>
+          <w:color w:val="000000" w:themeColor="text1"/>
         </w:rPr>
         <w:lastRenderedPageBreak/>
         <w:t xml:space="preserve">videoconferência (há, inclusive, pedido de tramitação do presente feito de maneira 100% digital), não havendo qualquer óbice prático à condução do feito. </w:t>
@@ -308,14 +307,14 @@
         <w:rPr>
           <w:b/>
           <w:bCs/>
-          <w:color w:val="00B050"/>
+          <w:color w:val="000000" w:themeColor="text1"/>
         </w:rPr>
       </w:pPr>
       <w:r>
         <w:rPr>
           <w:b/>
           <w:bCs/>
-          <w:color w:val="00B050"/>
+          <w:color w:val="000000" w:themeColor="text1"/>
         </w:rPr>
         <w:t xml:space="preserve">Nessa esteira, faz-se a ressalva que, para essa natureza de ação, é raro que as instituições financeiras possuam ofertas de acordo em audiências de tentativa de conciliação, o que culmina, na grande maioria dos casos, na dispensa dessa audiência. Inclusive, há </w:t>
       </w:r>
@@ -324,7 +323,7 @@
         <w:rPr>
           <w:b/>
           <w:bCs/>
-          <w:color w:val="00B050"/>
+          <w:color w:val="000000" w:themeColor="text1"/>
         </w:rPr>
         <w:t>na presente exordial</w:t>
       </w:r>
@@ -333,7 +332,7 @@
         <w:rPr>
           <w:b/>
           <w:bCs/>
-          <w:color w:val="00B050"/>
+          <w:color w:val="000000" w:themeColor="text1"/>
         </w:rPr>
         <w:t xml:space="preserve"> o pedido de dispensa de audiência de tentativa de conciliação.</w:t>
       </w:r>
@@ -341,12 +340,12 @@
     <w:p>
       <w:pPr>
         <w:rPr>
-          <w:color w:val="00B050"/>
-        </w:rPr>
-      </w:pPr>
-      <w:r>
-        <w:rPr>
-          <w:color w:val="00B050"/>
+          <w:color w:val="000000" w:themeColor="text1"/>
+        </w:rPr>
+      </w:pPr>
+      <w:r>
+        <w:rPr>
+          <w:color w:val="000000" w:themeColor="text1"/>
         </w:rPr>
         <w:t xml:space="preserve">Ademais, trata-se de demanda que, conforme entendimento consolidado na jurisprudência pátria, possui natureza eminentemente documental, prescindindo de dilação probatória, o que a torna perfeitamente passível de julgamento antecipado da lide, nos termos do artigo 355, inciso I, do Código de Processo Civil. </w:t>
       </w:r>
@@ -356,34 +355,34 @@
           <w:bCs/>
           <w:i/>
           <w:iCs/>
+          <w:color w:val="000000" w:themeColor="text1"/>
+          <w:u w:val="single"/>
+        </w:rPr>
+        <w:t>Da mesma forma, tal opção não exerce qualquer influência sobre o pedido de gratuidade da justiça, uma vez que não acarreta à parte autora qualquer gasto adicional em relação à hipótese de propositura da demanda em seu domicílio, muito menos possui o condão de desconfigurar sua condição de hipossuficiência.</w:t>
+      </w:r>
+    </w:p>
+    <w:p>
+      <w:pPr>
+        <w:rPr>
+          <w:color w:val="000000" w:themeColor="text1"/>
+        </w:rPr>
+      </w:pPr>
+      <w:r>
+        <w:rPr>
+          <w:color w:val="000000" w:themeColor="text1"/>
+        </w:rPr>
+        <w:t>Assim, cabe à parte a escolha do foro no momento da propositura da ação, levando em consideração a conveniência processual e a estratégia mais adequada ao seu caso.</w:t>
+      </w:r>
+    </w:p>
+    <w:p>
+      <w:pPr>
+        <w:rPr>
           <w:color w:val="00B050"/>
-          <w:u w:val="single"/>
-        </w:rPr>
-        <w:t>Da mesma forma, tal opção não exerce qualquer influência sobre o pedido de gratuidade da justiça, uma vez que não acarreta à parte autora qualquer gasto adicional em relação à hipótese de propositura da demanda em seu domicílio, muito menos possui o condão de desconfigurar sua condição de hipossuficiência.</w:t>
-      </w:r>
-    </w:p>
-    <w:p>
-      <w:pPr>
-        <w:rPr>
-          <w:color w:val="00B050"/>
-        </w:rPr>
-      </w:pPr>
-      <w:r>
-        <w:rPr>
-          <w:color w:val="00B050"/>
-        </w:rPr>
-        <w:t>Assim, cabe à parte a escolha do foro no momento da propositura da ação, levando em consideração a conveniência processual e a estratégia mais adequada ao seu caso.</w:t>
-      </w:r>
-    </w:p>
-    <w:p>
-      <w:pPr>
-        <w:rPr>
-          <w:color w:val="00B050"/>
-        </w:rPr>
-      </w:pPr>
-      <w:r>
-        <w:rPr>
-          <w:color w:val="00B050"/>
+        </w:rPr>
+      </w:pPr>
+      <w:r>
+        <w:rPr>
+          <w:color w:val="000000" w:themeColor="text1"/>
         </w:rPr>
         <w:t>Portanto, requer-se o recebimento da presente ação e o seu regular processamento, sem qualquer declinação de competência, por estar de acordo com as disposições legais e com a jurisprudência.</w:t>
       </w:r>
@@ -1259,10 +1258,7 @@
         <w:t>, requer-se o deferimento do benefício da gratuidade da justiça, de forma a garantir o pleno acesso ao Judiciário e a efetiva tutela de seus direitos, sem que isso implique em sacrifício econômico desproporcional ou atentatório à dignidade da parte requerente.</w:t>
       </w:r>
     </w:p>
-    <w:p>
-      <w:bookmarkStart w:id="1" w:name="_GoBack"/>
-      <w:bookmarkEnd w:id="1"/>
-    </w:p>
+    <w:p/>
     <w:p>
       <w:pPr>
         <w:pStyle w:val="Ttulo2"/>
@@ -1463,7 +1459,6 @@
         </w:rPr>
         <w:t xml:space="preserve"> </w:t>
       </w:r>
-      <w:proofErr w:type="gramStart"/>
       <w:r>
         <w:rPr>
           <w:b/>
@@ -1471,9 +1466,9 @@
           <w:sz w:val="24"/>
           <w:szCs w:val="24"/>
         </w:rPr>
-        <w:t>Nº{</w:t>
-      </w:r>
-      <w:proofErr w:type="gramEnd"/>
+        <w:t>Nº{{</w:t>
+      </w:r>
+      <w:proofErr w:type="gramStart"/>
       <w:r>
         <w:rPr>
           <w:b/>
@@ -1481,7 +1476,17 @@
           <w:sz w:val="24"/>
           <w:szCs w:val="24"/>
         </w:rPr>
-        <w:t>{NUMERO_CONTRATO</w:t>
+        <w:t>NUMERO</w:t>
+      </w:r>
+      <w:proofErr w:type="gramEnd"/>
+      <w:r>
+        <w:rPr>
+          <w:b/>
+          <w:color w:val="00B050"/>
+          <w:sz w:val="24"/>
+          <w:szCs w:val="24"/>
+        </w:rPr>
+        <w:t>_CONTRATO</w:t>
       </w:r>
       <w:r>
         <w:rPr>
@@ -1642,10 +1647,18 @@
         <w:t xml:space="preserve"> </w:t>
       </w:r>
       <w:r>
-        <w:t>{{emprestimos_0_def_emprestimos}}</w:t>
-      </w:r>
-      <w:r>
-        <w:t xml:space="preserve">  vezes o valor financiado.</w:t>
+        <w:t>{{emprestimos_0_def_emprestimos</w:t>
+      </w:r>
+      <w:proofErr w:type="gramStart"/>
+      <w:r>
+        <w:t>}}</w:t>
+      </w:r>
+      <w:r>
+        <w:t xml:space="preserve">  vezes</w:t>
+      </w:r>
+      <w:proofErr w:type="gramEnd"/>
+      <w:r>
+        <w:t xml:space="preserve"> o valor financiado.</w:t>
       </w:r>
     </w:p>
     <w:p>
@@ -2038,9 +2051,9 @@
           <w:sz w:val="24"/>
           <w:szCs w:val="24"/>
         </w:rPr>
-        <w:t>N</w:t>
-      </w:r>
-      <w:proofErr w:type="gramStart"/>
+        <w:t>N°</w:t>
+      </w:r>
+      <w:proofErr w:type="spellEnd"/>
       <w:r>
         <w:rPr>
           <w:b/>
@@ -2048,9 +2061,9 @@
           <w:sz w:val="24"/>
           <w:szCs w:val="24"/>
         </w:rPr>
-        <w:t>°</w:t>
-      </w:r>
-      <w:proofErr w:type="spellEnd"/>
+        <w:t>{{</w:t>
+      </w:r>
+      <w:proofErr w:type="gramStart"/>
       <w:r>
         <w:rPr>
           <w:b/>
@@ -2058,7 +2071,7 @@
           <w:sz w:val="24"/>
           <w:szCs w:val="24"/>
         </w:rPr>
-        <w:t>{</w:t>
+        <w:t>NUMERO</w:t>
       </w:r>
       <w:proofErr w:type="gramEnd"/>
       <w:r>
@@ -2068,7 +2081,7 @@
           <w:sz w:val="24"/>
           <w:szCs w:val="24"/>
         </w:rPr>
-        <w:t>{NUMERO_CONTRATO</w:t>
+        <w:t>_CONTRATO</w:t>
       </w:r>
       <w:r>
         <w:rPr>
@@ -2251,10 +2264,18 @@
         <w:t>1</w:t>
       </w:r>
       <w:r>
-        <w:t>_def_emprestimos}}</w:t>
-      </w:r>
-      <w:r>
-        <w:t xml:space="preserve">  vezes o valor financiado.</w:t>
+        <w:t>_def_emprestimos</w:t>
+      </w:r>
+      <w:proofErr w:type="gramStart"/>
+      <w:r>
+        <w:t>}}</w:t>
+      </w:r>
+      <w:r>
+        <w:t xml:space="preserve">  vezes</w:t>
+      </w:r>
+      <w:proofErr w:type="gramEnd"/>
+      <w:r>
+        <w:t xml:space="preserve"> o valor financiado.</w:t>
       </w:r>
     </w:p>
     <w:p>
@@ -2670,9 +2691,9 @@
           <w:sz w:val="24"/>
           <w:szCs w:val="24"/>
         </w:rPr>
-        <w:t>N</w:t>
-      </w:r>
-      <w:proofErr w:type="gramStart"/>
+        <w:t>N°</w:t>
+      </w:r>
+      <w:proofErr w:type="spellEnd"/>
       <w:r>
         <w:rPr>
           <w:b/>
@@ -2680,9 +2701,9 @@
           <w:sz w:val="24"/>
           <w:szCs w:val="24"/>
         </w:rPr>
-        <w:t>°</w:t>
-      </w:r>
-      <w:proofErr w:type="spellEnd"/>
+        <w:t>{{</w:t>
+      </w:r>
+      <w:proofErr w:type="gramStart"/>
       <w:r>
         <w:rPr>
           <w:b/>
@@ -2690,7 +2711,7 @@
           <w:sz w:val="24"/>
           <w:szCs w:val="24"/>
         </w:rPr>
-        <w:t>{</w:t>
+        <w:t>NUMERO</w:t>
       </w:r>
       <w:proofErr w:type="gramEnd"/>
       <w:r>
@@ -2700,7 +2721,7 @@
           <w:sz w:val="24"/>
           <w:szCs w:val="24"/>
         </w:rPr>
-        <w:t>{NUMERO_CONTRATO</w:t>
+        <w:t>_CONTRATO</w:t>
       </w:r>
       <w:r>
         <w:rPr>
@@ -2876,10 +2897,18 @@
         <w:t>2</w:t>
       </w:r>
       <w:r>
-        <w:t>_def_emprestimos}}</w:t>
-      </w:r>
-      <w:r>
-        <w:t xml:space="preserve">  vezes o valor financiado.</w:t>
+        <w:t>_def_emprestimos</w:t>
+      </w:r>
+      <w:proofErr w:type="gramStart"/>
+      <w:r>
+        <w:t>}}</w:t>
+      </w:r>
+      <w:r>
+        <w:t xml:space="preserve">  vezes</w:t>
+      </w:r>
+      <w:proofErr w:type="gramEnd"/>
+      <w:r>
+        <w:t xml:space="preserve"> o valor financiado.</w:t>
       </w:r>
     </w:p>
     <w:p/>
@@ -3781,15 +3810,7 @@
         </w:rPr>
       </w:pPr>
       <w:r>
-        <w:t xml:space="preserve">Tal discrepância de valores é evidência clara de abusividade na fixação das taxas de juros cobradas pela requerida, o que viola o princípio da boa-fé objetiva, previsto no artigo 422 do Código Civil. Conforme leciona Pablo </w:t>
-      </w:r>
-      <w:proofErr w:type="spellStart"/>
-      <w:r>
-        <w:t>Stolze</w:t>
-      </w:r>
-      <w:proofErr w:type="spellEnd"/>
-      <w:r>
-        <w:t xml:space="preserve"> </w:t>
+        <w:t xml:space="preserve">Tal discrepância de valores é evidência clara de abusividade na fixação das taxas de juros cobradas pela requerida, o que viola o princípio da boa-fé objetiva, previsto no artigo 422 do Código Civil. Conforme leciona Pablo Stolze </w:t>
       </w:r>
       <w:proofErr w:type="spellStart"/>
       <w:r>
@@ -5229,8 +5250,8 @@
         <w:ind w:firstLine="0"/>
         <w:jc w:val="center"/>
       </w:pPr>
-      <w:bookmarkStart w:id="2" w:name="_heading=h.gjdgxs" w:colFirst="0" w:colLast="0"/>
-      <w:bookmarkEnd w:id="2"/>
+      <w:bookmarkStart w:id="1" w:name="_heading=h.gjdgxs" w:colFirst="0" w:colLast="0"/>
+      <w:bookmarkEnd w:id="1"/>
       <w:r>
         <w:t>Nestes termos,</w:t>
       </w:r>
@@ -5376,7 +5397,7 @@
 </file>
 
 <file path=word/endnotes.xml><?xml version="1.0" encoding="utf-8"?>
-<w:endnotes xmlns:wpc="http://schemas.microsoft.com/office/word/2010/wordprocessingCanvas" xmlns:cx="http://schemas.microsoft.com/office/drawing/2014/chartex" xmlns:mc="http://schemas.openxmlformats.org/markup-compatibility/2006" xmlns:o="urn:schemas-microsoft-com:office:office" xmlns:r="http://schemas.openxmlformats.org/officeDocument/2006/relationships" xmlns:m="http://schemas.openxmlformats.org/officeDocument/2006/math" xmlns:v="urn:schemas-microsoft-com:vml" xmlns:wp14="http://schemas.microsoft.com/office/word/2010/wordprocessingDrawing" xmlns:wp="http://schemas.openxmlformats.org/drawingml/2006/wordprocessingDrawing" xmlns:w10="urn:schemas-microsoft-com:office:word" xmlns:w="http://schemas.openxmlformats.org/wordprocessingml/2006/main" xmlns:w14="http://schemas.microsoft.com/office/word/2010/wordml" xmlns:w15="http://schemas.microsoft.com/office/word/2012/wordml" xmlns:w16se="http://schemas.microsoft.com/office/word/2015/wordml/symex" xmlns:wpg="http://schemas.microsoft.com/office/word/2010/wordprocessingGroup" xmlns:wpi="http://schemas.microsoft.com/office/word/2010/wordprocessingInk" xmlns:wne="http://schemas.microsoft.com/office/word/2006/wordml" xmlns:wps="http://schemas.microsoft.com/office/word/2010/wordprocessingShape" mc:Ignorable="w14 w15 w16se wp14">
+<w:endnotes xmlns:wpc="http://schemas.microsoft.com/office/word/2010/wordprocessingCanvas" xmlns:cx="http://schemas.microsoft.com/office/drawing/2014/chartex" xmlns:cx1="http://schemas.microsoft.com/office/drawing/2015/9/8/chartex" xmlns:cx2="http://schemas.microsoft.com/office/drawing/2015/10/21/chartex" xmlns:cx3="http://schemas.microsoft.com/office/drawing/2016/5/9/chartex" xmlns:cx4="http://schemas.microsoft.com/office/drawing/2016/5/10/chartex" xmlns:cx5="http://schemas.microsoft.com/office/drawing/2016/5/11/chartex" xmlns:cx6="http://schemas.microsoft.com/office/drawing/2016/5/12/chartex" xmlns:cx7="http://schemas.microsoft.com/office/drawing/2016/5/13/chartex" xmlns:cx8="http://schemas.microsoft.com/office/drawing/2016/5/14/chartex" xmlns:mc="http://schemas.openxmlformats.org/markup-compatibility/2006" xmlns:aink="http://schemas.microsoft.com/office/drawing/2016/ink" xmlns:am3d="http://schemas.microsoft.com/office/drawing/2017/model3d" xmlns:o="urn:schemas-microsoft-com:office:office" xmlns:oel="http://schemas.microsoft.com/office/2019/extlst" xmlns:r="http://schemas.openxmlformats.org/officeDocument/2006/relationships" xmlns:m="http://schemas.openxmlformats.org/officeDocument/2006/math" xmlns:v="urn:schemas-microsoft-com:vml" xmlns:wp14="http://schemas.microsoft.com/office/word/2010/wordprocessingDrawing" xmlns:wp="http://schemas.openxmlformats.org/drawingml/2006/wordprocessingDrawing" xmlns:w10="urn:schemas-microsoft-com:office:word" xmlns:w="http://schemas.openxmlformats.org/wordprocessingml/2006/main" xmlns:w14="http://schemas.microsoft.com/office/word/2010/wordml" xmlns:w15="http://schemas.microsoft.com/office/word/2012/wordml" xmlns:w16cex="http://schemas.microsoft.com/office/word/2018/wordml/cex" xmlns:w16cid="http://schemas.microsoft.com/office/word/2016/wordml/cid" xmlns:w16="http://schemas.microsoft.com/office/word/2018/wordml" xmlns:w16du="http://schemas.microsoft.com/office/word/2023/wordml/word16du" xmlns:w16sdtdh="http://schemas.microsoft.com/office/word/2020/wordml/sdtdatahash" xmlns:w16sdtfl="http://schemas.microsoft.com/office/word/2024/wordml/sdtformatlock" xmlns:w16se="http://schemas.microsoft.com/office/word/2015/wordml/symex" xmlns:wpg="http://schemas.microsoft.com/office/word/2010/wordprocessingGroup" xmlns:wpi="http://schemas.microsoft.com/office/word/2010/wordprocessingInk" xmlns:wne="http://schemas.microsoft.com/office/word/2006/wordml" xmlns:wps="http://schemas.microsoft.com/office/word/2010/wordprocessingShape" mc:Ignorable="w14 w15 w16se w16cid w16 w16cex w16sdtdh w16sdtfl w16du wp14">
   <w:endnote w:type="separator" w:id="-1">
     <w:p>
       <w:pPr>
@@ -5401,7 +5422,7 @@
 </file>
 
 <file path=word/footer1.xml><?xml version="1.0" encoding="utf-8"?>
-<w:ftr xmlns:wpc="http://schemas.microsoft.com/office/word/2010/wordprocessingCanvas" xmlns:cx="http://schemas.microsoft.com/office/drawing/2014/chartex" xmlns:mc="http://schemas.openxmlformats.org/markup-compatibility/2006" xmlns:o="urn:schemas-microsoft-com:office:office" xmlns:r="http://schemas.openxmlformats.org/officeDocument/2006/relationships" xmlns:m="http://schemas.openxmlformats.org/officeDocument/2006/math" xmlns:v="urn:schemas-microsoft-com:vml" xmlns:wp14="http://schemas.microsoft.com/office/word/2010/wordprocessingDrawing" xmlns:wp="http://schemas.openxmlformats.org/drawingml/2006/wordprocessingDrawing" xmlns:w10="urn:schemas-microsoft-com:office:word" xmlns:w="http://schemas.openxmlformats.org/wordprocessingml/2006/main" xmlns:w14="http://schemas.microsoft.com/office/word/2010/wordml" xmlns:w15="http://schemas.microsoft.com/office/word/2012/wordml" xmlns:w16se="http://schemas.microsoft.com/office/word/2015/wordml/symex" xmlns:wpg="http://schemas.microsoft.com/office/word/2010/wordprocessingGroup" xmlns:wpi="http://schemas.microsoft.com/office/word/2010/wordprocessingInk" xmlns:wne="http://schemas.microsoft.com/office/word/2006/wordml" xmlns:wps="http://schemas.microsoft.com/office/word/2010/wordprocessingShape" mc:Ignorable="w14 w15 w16se wp14">
+<w:ftr xmlns:wpc="http://schemas.microsoft.com/office/word/2010/wordprocessingCanvas" xmlns:cx="http://schemas.microsoft.com/office/drawing/2014/chartex" xmlns:cx1="http://schemas.microsoft.com/office/drawing/2015/9/8/chartex" xmlns:cx2="http://schemas.microsoft.com/office/drawing/2015/10/21/chartex" xmlns:cx3="http://schemas.microsoft.com/office/drawing/2016/5/9/chartex" xmlns:cx4="http://schemas.microsoft.com/office/drawing/2016/5/10/chartex" xmlns:cx5="http://schemas.microsoft.com/office/drawing/2016/5/11/chartex" xmlns:cx6="http://schemas.microsoft.com/office/drawing/2016/5/12/chartex" xmlns:cx7="http://schemas.microsoft.com/office/drawing/2016/5/13/chartex" xmlns:cx8="http://schemas.microsoft.com/office/drawing/2016/5/14/chartex" xmlns:mc="http://schemas.openxmlformats.org/markup-compatibility/2006" xmlns:aink="http://schemas.microsoft.com/office/drawing/2016/ink" xmlns:am3d="http://schemas.microsoft.com/office/drawing/2017/model3d" xmlns:o="urn:schemas-microsoft-com:office:office" xmlns:oel="http://schemas.microsoft.com/office/2019/extlst" xmlns:r="http://schemas.openxmlformats.org/officeDocument/2006/relationships" xmlns:m="http://schemas.openxmlformats.org/officeDocument/2006/math" xmlns:v="urn:schemas-microsoft-com:vml" xmlns:wp14="http://schemas.microsoft.com/office/word/2010/wordprocessingDrawing" xmlns:wp="http://schemas.openxmlformats.org/drawingml/2006/wordprocessingDrawing" xmlns:w10="urn:schemas-microsoft-com:office:word" xmlns:w="http://schemas.openxmlformats.org/wordprocessingml/2006/main" xmlns:w14="http://schemas.microsoft.com/office/word/2010/wordml" xmlns:w15="http://schemas.microsoft.com/office/word/2012/wordml" xmlns:w16cex="http://schemas.microsoft.com/office/word/2018/wordml/cex" xmlns:w16cid="http://schemas.microsoft.com/office/word/2016/wordml/cid" xmlns:w16="http://schemas.microsoft.com/office/word/2018/wordml" xmlns:w16du="http://schemas.microsoft.com/office/word/2023/wordml/word16du" xmlns:w16sdtdh="http://schemas.microsoft.com/office/word/2020/wordml/sdtdatahash" xmlns:w16sdtfl="http://schemas.microsoft.com/office/word/2024/wordml/sdtformatlock" xmlns:w16se="http://schemas.microsoft.com/office/word/2015/wordml/symex" xmlns:wpg="http://schemas.microsoft.com/office/word/2010/wordprocessingGroup" xmlns:wpi="http://schemas.microsoft.com/office/word/2010/wordprocessingInk" xmlns:wne="http://schemas.microsoft.com/office/word/2006/wordml" xmlns:wps="http://schemas.microsoft.com/office/word/2010/wordprocessingShape" mc:Ignorable="w14 w15 w16se w16cid w16 w16cex w16sdtdh w16sdtfl w16du wp14">
   <w:p>
     <w:pPr>
       <w:pBdr>
@@ -5498,7 +5519,7 @@
 </file>
 
 <file path=word/footnotes.xml><?xml version="1.0" encoding="utf-8"?>
-<w:footnotes xmlns:wpc="http://schemas.microsoft.com/office/word/2010/wordprocessingCanvas" xmlns:cx="http://schemas.microsoft.com/office/drawing/2014/chartex" xmlns:mc="http://schemas.openxmlformats.org/markup-compatibility/2006" xmlns:o="urn:schemas-microsoft-com:office:office" xmlns:r="http://schemas.openxmlformats.org/officeDocument/2006/relationships" xmlns:m="http://schemas.openxmlformats.org/officeDocument/2006/math" xmlns:v="urn:schemas-microsoft-com:vml" xmlns:wp14="http://schemas.microsoft.com/office/word/2010/wordprocessingDrawing" xmlns:wp="http://schemas.openxmlformats.org/drawingml/2006/wordprocessingDrawing" xmlns:w10="urn:schemas-microsoft-com:office:word" xmlns:w="http://schemas.openxmlformats.org/wordprocessingml/2006/main" xmlns:w14="http://schemas.microsoft.com/office/word/2010/wordml" xmlns:w15="http://schemas.microsoft.com/office/word/2012/wordml" xmlns:w16se="http://schemas.microsoft.com/office/word/2015/wordml/symex" xmlns:wpg="http://schemas.microsoft.com/office/word/2010/wordprocessingGroup" xmlns:wpi="http://schemas.microsoft.com/office/word/2010/wordprocessingInk" xmlns:wne="http://schemas.microsoft.com/office/word/2006/wordml" xmlns:wps="http://schemas.microsoft.com/office/word/2010/wordprocessingShape" mc:Ignorable="w14 w15 w16se wp14">
+<w:footnotes xmlns:wpc="http://schemas.microsoft.com/office/word/2010/wordprocessingCanvas" xmlns:cx="http://schemas.microsoft.com/office/drawing/2014/chartex" xmlns:cx1="http://schemas.microsoft.com/office/drawing/2015/9/8/chartex" xmlns:cx2="http://schemas.microsoft.com/office/drawing/2015/10/21/chartex" xmlns:cx3="http://schemas.microsoft.com/office/drawing/2016/5/9/chartex" xmlns:cx4="http://schemas.microsoft.com/office/drawing/2016/5/10/chartex" xmlns:cx5="http://schemas.microsoft.com/office/drawing/2016/5/11/chartex" xmlns:cx6="http://schemas.microsoft.com/office/drawing/2016/5/12/chartex" xmlns:cx7="http://schemas.microsoft.com/office/drawing/2016/5/13/chartex" xmlns:cx8="http://schemas.microsoft.com/office/drawing/2016/5/14/chartex" xmlns:mc="http://schemas.openxmlformats.org/markup-compatibility/2006" xmlns:aink="http://schemas.microsoft.com/office/drawing/2016/ink" xmlns:am3d="http://schemas.microsoft.com/office/drawing/2017/model3d" xmlns:o="urn:schemas-microsoft-com:office:office" xmlns:oel="http://schemas.microsoft.com/office/2019/extlst" xmlns:r="http://schemas.openxmlformats.org/officeDocument/2006/relationships" xmlns:m="http://schemas.openxmlformats.org/officeDocument/2006/math" xmlns:v="urn:schemas-microsoft-com:vml" xmlns:wp14="http://schemas.microsoft.com/office/word/2010/wordprocessingDrawing" xmlns:wp="http://schemas.openxmlformats.org/drawingml/2006/wordprocessingDrawing" xmlns:w10="urn:schemas-microsoft-com:office:word" xmlns:w="http://schemas.openxmlformats.org/wordprocessingml/2006/main" xmlns:w14="http://schemas.microsoft.com/office/word/2010/wordml" xmlns:w15="http://schemas.microsoft.com/office/word/2012/wordml" xmlns:w16cex="http://schemas.microsoft.com/office/word/2018/wordml/cex" xmlns:w16cid="http://schemas.microsoft.com/office/word/2016/wordml/cid" xmlns:w16="http://schemas.microsoft.com/office/word/2018/wordml" xmlns:w16du="http://schemas.microsoft.com/office/word/2023/wordml/word16du" xmlns:w16sdtdh="http://schemas.microsoft.com/office/word/2020/wordml/sdtdatahash" xmlns:w16sdtfl="http://schemas.microsoft.com/office/word/2024/wordml/sdtformatlock" xmlns:w16se="http://schemas.microsoft.com/office/word/2015/wordml/symex" xmlns:wpg="http://schemas.microsoft.com/office/word/2010/wordprocessingGroup" xmlns:wpi="http://schemas.microsoft.com/office/word/2010/wordprocessingInk" xmlns:wne="http://schemas.microsoft.com/office/word/2006/wordml" xmlns:wps="http://schemas.microsoft.com/office/word/2010/wordprocessingShape" mc:Ignorable="w14 w15 w16se w16cid w16 w16cex w16sdtdh w16sdtfl w16du wp14">
   <w:footnote w:type="separator" w:id="-1">
     <w:p>
       <w:pPr>
@@ -5523,7 +5544,7 @@
 </file>
 
 <file path=word/header1.xml><?xml version="1.0" encoding="utf-8"?>
-<w:hdr xmlns:wpc="http://schemas.microsoft.com/office/word/2010/wordprocessingCanvas" xmlns:cx="http://schemas.microsoft.com/office/drawing/2014/chartex" xmlns:mc="http://schemas.openxmlformats.org/markup-compatibility/2006" xmlns:o="urn:schemas-microsoft-com:office:office" xmlns:r="http://schemas.openxmlformats.org/officeDocument/2006/relationships" xmlns:m="http://schemas.openxmlformats.org/officeDocument/2006/math" xmlns:v="urn:schemas-microsoft-com:vml" xmlns:wp14="http://schemas.microsoft.com/office/word/2010/wordprocessingDrawing" xmlns:wp="http://schemas.openxmlformats.org/drawingml/2006/wordprocessingDrawing" xmlns:w10="urn:schemas-microsoft-com:office:word" xmlns:w="http://schemas.openxmlformats.org/wordprocessingml/2006/main" xmlns:w14="http://schemas.microsoft.com/office/word/2010/wordml" xmlns:w15="http://schemas.microsoft.com/office/word/2012/wordml" xmlns:w16se="http://schemas.microsoft.com/office/word/2015/wordml/symex" xmlns:wpg="http://schemas.microsoft.com/office/word/2010/wordprocessingGroup" xmlns:wpi="http://schemas.microsoft.com/office/word/2010/wordprocessingInk" xmlns:wne="http://schemas.microsoft.com/office/word/2006/wordml" xmlns:wps="http://schemas.microsoft.com/office/word/2010/wordprocessingShape" mc:Ignorable="w14 w15 w16se wp14">
+<w:hdr xmlns:wpc="http://schemas.microsoft.com/office/word/2010/wordprocessingCanvas" xmlns:cx="http://schemas.microsoft.com/office/drawing/2014/chartex" xmlns:cx1="http://schemas.microsoft.com/office/drawing/2015/9/8/chartex" xmlns:cx2="http://schemas.microsoft.com/office/drawing/2015/10/21/chartex" xmlns:cx3="http://schemas.microsoft.com/office/drawing/2016/5/9/chartex" xmlns:cx4="http://schemas.microsoft.com/office/drawing/2016/5/10/chartex" xmlns:cx5="http://schemas.microsoft.com/office/drawing/2016/5/11/chartex" xmlns:cx6="http://schemas.microsoft.com/office/drawing/2016/5/12/chartex" xmlns:cx7="http://schemas.microsoft.com/office/drawing/2016/5/13/chartex" xmlns:cx8="http://schemas.microsoft.com/office/drawing/2016/5/14/chartex" xmlns:mc="http://schemas.openxmlformats.org/markup-compatibility/2006" xmlns:aink="http://schemas.microsoft.com/office/drawing/2016/ink" xmlns:am3d="http://schemas.microsoft.com/office/drawing/2017/model3d" xmlns:o="urn:schemas-microsoft-com:office:office" xmlns:oel="http://schemas.microsoft.com/office/2019/extlst" xmlns:r="http://schemas.openxmlformats.org/officeDocument/2006/relationships" xmlns:m="http://schemas.openxmlformats.org/officeDocument/2006/math" xmlns:v="urn:schemas-microsoft-com:vml" xmlns:wp14="http://schemas.microsoft.com/office/word/2010/wordprocessingDrawing" xmlns:wp="http://schemas.openxmlformats.org/drawingml/2006/wordprocessingDrawing" xmlns:w10="urn:schemas-microsoft-com:office:word" xmlns:w="http://schemas.openxmlformats.org/wordprocessingml/2006/main" xmlns:w14="http://schemas.microsoft.com/office/word/2010/wordml" xmlns:w15="http://schemas.microsoft.com/office/word/2012/wordml" xmlns:w16cex="http://schemas.microsoft.com/office/word/2018/wordml/cex" xmlns:w16cid="http://schemas.microsoft.com/office/word/2016/wordml/cid" xmlns:w16="http://schemas.microsoft.com/office/word/2018/wordml" xmlns:w16du="http://schemas.microsoft.com/office/word/2023/wordml/word16du" xmlns:w16sdtdh="http://schemas.microsoft.com/office/word/2020/wordml/sdtdatahash" xmlns:w16sdtfl="http://schemas.microsoft.com/office/word/2024/wordml/sdtformatlock" xmlns:w16se="http://schemas.microsoft.com/office/word/2015/wordml/symex" xmlns:wpg="http://schemas.microsoft.com/office/word/2010/wordprocessingGroup" xmlns:wpi="http://schemas.microsoft.com/office/word/2010/wordprocessingInk" xmlns:wne="http://schemas.microsoft.com/office/word/2006/wordml" xmlns:wps="http://schemas.microsoft.com/office/word/2010/wordprocessingShape" mc:Ignorable="w14 w15 w16se w16cid w16 w16cex w16sdtdh w16sdtfl w16du wp14">
   <w:p>
     <w:pPr>
       <w:pBdr>
@@ -5592,7 +5613,7 @@
 </file>
 
 <file path=word/numbering.xml><?xml version="1.0" encoding="utf-8"?>
-<w:numbering xmlns:wpc="http://schemas.microsoft.com/office/word/2010/wordprocessingCanvas" xmlns:cx="http://schemas.microsoft.com/office/drawing/2014/chartex" xmlns:mc="http://schemas.openxmlformats.org/markup-compatibility/2006" xmlns:o="urn:schemas-microsoft-com:office:office" xmlns:r="http://schemas.openxmlformats.org/officeDocument/2006/relationships" xmlns:m="http://schemas.openxmlformats.org/officeDocument/2006/math" xmlns:v="urn:schemas-microsoft-com:vml" xmlns:wp14="http://schemas.microsoft.com/office/word/2010/wordprocessingDrawing" xmlns:wp="http://schemas.openxmlformats.org/drawingml/2006/wordprocessingDrawing" xmlns:w10="urn:schemas-microsoft-com:office:word" xmlns:w="http://schemas.openxmlformats.org/wordprocessingml/2006/main" xmlns:w14="http://schemas.microsoft.com/office/word/2010/wordml" xmlns:w15="http://schemas.microsoft.com/office/word/2012/wordml" xmlns:w16se="http://schemas.microsoft.com/office/word/2015/wordml/symex" xmlns:wpg="http://schemas.microsoft.com/office/word/2010/wordprocessingGroup" xmlns:wpi="http://schemas.microsoft.com/office/word/2010/wordprocessingInk" xmlns:wne="http://schemas.microsoft.com/office/word/2006/wordml" xmlns:wps="http://schemas.microsoft.com/office/word/2010/wordprocessingShape" mc:Ignorable="w14 w15 w16se wp14">
+<w:numbering xmlns:wpc="http://schemas.microsoft.com/office/word/2010/wordprocessingCanvas" xmlns:cx="http://schemas.microsoft.com/office/drawing/2014/chartex" xmlns:cx1="http://schemas.microsoft.com/office/drawing/2015/9/8/chartex" xmlns:cx2="http://schemas.microsoft.com/office/drawing/2015/10/21/chartex" xmlns:cx3="http://schemas.microsoft.com/office/drawing/2016/5/9/chartex" xmlns:cx4="http://schemas.microsoft.com/office/drawing/2016/5/10/chartex" xmlns:cx5="http://schemas.microsoft.com/office/drawing/2016/5/11/chartex" xmlns:cx6="http://schemas.microsoft.com/office/drawing/2016/5/12/chartex" xmlns:cx7="http://schemas.microsoft.com/office/drawing/2016/5/13/chartex" xmlns:cx8="http://schemas.microsoft.com/office/drawing/2016/5/14/chartex" xmlns:mc="http://schemas.openxmlformats.org/markup-compatibility/2006" xmlns:aink="http://schemas.microsoft.com/office/drawing/2016/ink" xmlns:am3d="http://schemas.microsoft.com/office/drawing/2017/model3d" xmlns:o="urn:schemas-microsoft-com:office:office" xmlns:oel="http://schemas.microsoft.com/office/2019/extlst" xmlns:r="http://schemas.openxmlformats.org/officeDocument/2006/relationships" xmlns:m="http://schemas.openxmlformats.org/officeDocument/2006/math" xmlns:v="urn:schemas-microsoft-com:vml" xmlns:wp14="http://schemas.microsoft.com/office/word/2010/wordprocessingDrawing" xmlns:wp="http://schemas.openxmlformats.org/drawingml/2006/wordprocessingDrawing" xmlns:w10="urn:schemas-microsoft-com:office:word" xmlns:w="http://schemas.openxmlformats.org/wordprocessingml/2006/main" xmlns:w14="http://schemas.microsoft.com/office/word/2010/wordml" xmlns:w15="http://schemas.microsoft.com/office/word/2012/wordml" xmlns:w16cex="http://schemas.microsoft.com/office/word/2018/wordml/cex" xmlns:w16cid="http://schemas.microsoft.com/office/word/2016/wordml/cid" xmlns:w16="http://schemas.microsoft.com/office/word/2018/wordml" xmlns:w16du="http://schemas.microsoft.com/office/word/2023/wordml/word16du" xmlns:w16sdtdh="http://schemas.microsoft.com/office/word/2020/wordml/sdtdatahash" xmlns:w16sdtfl="http://schemas.microsoft.com/office/word/2024/wordml/sdtformatlock" xmlns:w16se="http://schemas.microsoft.com/office/word/2015/wordml/symex" xmlns:wpg="http://schemas.microsoft.com/office/word/2010/wordprocessingGroup" xmlns:wpi="http://schemas.microsoft.com/office/word/2010/wordprocessingInk" xmlns:wne="http://schemas.microsoft.com/office/word/2006/wordml" xmlns:wps="http://schemas.microsoft.com/office/word/2010/wordprocessingShape" mc:Ignorable="w14 w15 w16se w16cid w16 w16cex w16sdtdh w16sdtfl w16du wp14">
   <w:abstractNum w:abstractNumId="0" w15:restartNumberingAfterBreak="0">
     <w:nsid w:val="0DD73422"/>
     <w:multiLevelType w:val="multilevel"/>
@@ -6435,35 +6456,35 @@
       </w:rPr>
     </w:lvl>
   </w:abstractNum>
-  <w:num w:numId="1">
+  <w:num w:numId="1" w16cid:durableId="925571725">
     <w:abstractNumId w:val="6"/>
   </w:num>
-  <w:num w:numId="2">
+  <w:num w:numId="2" w16cid:durableId="1493567318">
     <w:abstractNumId w:val="5"/>
   </w:num>
-  <w:num w:numId="3">
+  <w:num w:numId="3" w16cid:durableId="2068067584">
     <w:abstractNumId w:val="0"/>
   </w:num>
-  <w:num w:numId="4">
+  <w:num w:numId="4" w16cid:durableId="897284685">
     <w:abstractNumId w:val="3"/>
   </w:num>
-  <w:num w:numId="5">
+  <w:num w:numId="5" w16cid:durableId="285352524">
     <w:abstractNumId w:val="1"/>
   </w:num>
-  <w:num w:numId="6">
+  <w:num w:numId="6" w16cid:durableId="1266308080">
     <w:abstractNumId w:val="2"/>
   </w:num>
-  <w:num w:numId="7">
+  <w:num w:numId="7" w16cid:durableId="714619207">
     <w:abstractNumId w:val="4"/>
   </w:num>
-  <w:num w:numId="8">
+  <w:num w:numId="8" w16cid:durableId="95100027">
     <w:abstractNumId w:val="7"/>
   </w:num>
 </w:numbering>
 </file>
 
 <file path=word/styles.xml><?xml version="1.0" encoding="utf-8"?>
-<w:styles xmlns:mc="http://schemas.openxmlformats.org/markup-compatibility/2006" xmlns:r="http://schemas.openxmlformats.org/officeDocument/2006/relationships" xmlns:w="http://schemas.openxmlformats.org/wordprocessingml/2006/main" xmlns:w14="http://schemas.microsoft.com/office/word/2010/wordml" xmlns:w15="http://schemas.microsoft.com/office/word/2012/wordml" xmlns:w16se="http://schemas.microsoft.com/office/word/2015/wordml/symex" mc:Ignorable="w14 w15 w16se">
+<w:styles xmlns:mc="http://schemas.openxmlformats.org/markup-compatibility/2006" xmlns:r="http://schemas.openxmlformats.org/officeDocument/2006/relationships" xmlns:w="http://schemas.openxmlformats.org/wordprocessingml/2006/main" xmlns:w14="http://schemas.microsoft.com/office/word/2010/wordml" xmlns:w15="http://schemas.microsoft.com/office/word/2012/wordml" xmlns:w16cex="http://schemas.microsoft.com/office/word/2018/wordml/cex" xmlns:w16cid="http://schemas.microsoft.com/office/word/2016/wordml/cid" xmlns:w16="http://schemas.microsoft.com/office/word/2018/wordml" xmlns:w16du="http://schemas.microsoft.com/office/word/2023/wordml/word16du" xmlns:w16sdtdh="http://schemas.microsoft.com/office/word/2020/wordml/sdtdatahash" xmlns:w16sdtfl="http://schemas.microsoft.com/office/word/2024/wordml/sdtformatlock" xmlns:w16se="http://schemas.microsoft.com/office/word/2015/wordml/symex" mc:Ignorable="w14 w15 w16se w16cid w16 w16cex w16sdtdh w16sdtfl w16du">
   <w:docDefaults>
     <w:rPrDefault>
       <w:rPr>
@@ -6481,7 +6502,7 @@
       </w:pPr>
     </w:pPrDefault>
   </w:docDefaults>
-  <w:latentStyles w:defLockedState="0" w:defUIPriority="99" w:defSemiHidden="0" w:defUnhideWhenUsed="0" w:defQFormat="0" w:count="371">
+  <w:latentStyles w:defLockedState="0" w:defUIPriority="99" w:defSemiHidden="0" w:defUnhideWhenUsed="0" w:defQFormat="0" w:count="376">
     <w:lsdException w:name="Normal" w:uiPriority="0" w:qFormat="1"/>
     <w:lsdException w:name="heading 1" w:uiPriority="9" w:qFormat="1"/>
     <w:lsdException w:name="heading 2" w:semiHidden="1" w:uiPriority="9" w:unhideWhenUsed="1" w:qFormat="1"/>
@@ -6853,6 +6874,11 @@
     <w:lsdException w:name="List Table 5 Dark Accent 6" w:uiPriority="50"/>
     <w:lsdException w:name="List Table 6 Colorful Accent 6" w:uiPriority="51"/>
     <w:lsdException w:name="List Table 7 Colorful Accent 6" w:uiPriority="52"/>
+    <w:lsdException w:name="Mention" w:semiHidden="1" w:unhideWhenUsed="1"/>
+    <w:lsdException w:name="Smart Hyperlink" w:semiHidden="1" w:unhideWhenUsed="1"/>
+    <w:lsdException w:name="Hashtag" w:semiHidden="1" w:unhideWhenUsed="1"/>
+    <w:lsdException w:name="Unresolved Mention" w:semiHidden="1" w:unhideWhenUsed="1"/>
+    <w:lsdException w:name="Smart Link" w:semiHidden="1" w:unhideWhenUsed="1"/>
   </w:latentStyles>
   <w:style w:type="paragraph" w:default="1" w:styleId="Normal">
     <w:name w:val="Normal"/>

--- a/modelos/Contrato_Foro_Reu_3.docx
+++ b/modelos/Contrato_Foro_Reu_3.docx
@@ -13,18 +13,10 @@
         <w:t xml:space="preserve">AO JUÍZO DA ... VARA CÍVEL DA COMARCA DA CIDADE DE </w:t>
       </w:r>
       <w:r>
-        <w:t>{{CIDADE_REU</w:t>
-      </w:r>
-      <w:proofErr w:type="gramStart"/>
-      <w:r>
-        <w:t>}}</w:t>
-      </w:r>
-      <w:r>
-        <w:t xml:space="preserve">   </w:t>
-      </w:r>
-      <w:proofErr w:type="gramEnd"/>
-      <w:r>
-        <w:t xml:space="preserve">  ESTADO DE </w:t>
+        <w:t>{{CIDADE_REU}}</w:t>
+      </w:r>
+      <w:r>
+        <w:t xml:space="preserve">     ESTADO DE </w:t>
       </w:r>
       <w:r>
         <w:t>{{ESTADO_REU}}</w:t>
@@ -48,45 +40,27 @@
           <w:color w:val="FF0000"/>
         </w:rPr>
       </w:pPr>
-      <w:proofErr w:type="gramStart"/>
       <w:r>
         <w:rPr>
           <w:b/>
           <w:color w:val="FF0000"/>
         </w:rPr>
-        <w:t xml:space="preserve">{  </w:t>
-      </w:r>
-      <w:proofErr w:type="gramEnd"/>
+        <w:t xml:space="preserve">{                                                                     </w:t>
+      </w:r>
       <w:r>
         <w:rPr>
           <w:b/>
           <w:color w:val="FF0000"/>
         </w:rPr>
-        <w:t xml:space="preserve">                                                                   </w:t>
+        <w:t>vem, a presença deste douto juízo, por meio de seus procuradores, apresentar:</w:t>
       </w:r>
       <w:r>
         <w:rPr>
           <w:b/>
           <w:color w:val="FF0000"/>
         </w:rPr>
-        <w:t>vem, a presença deste douto juízo, por meio de seus procuradores, apresentar:</w:t>
-      </w:r>
-      <w:r>
-        <w:rPr>
-          <w:b/>
-          <w:color w:val="FF0000"/>
-        </w:rPr>
-        <w:t xml:space="preserve">                                                                 </w:t>
-      </w:r>
-      <w:proofErr w:type="gramStart"/>
-      <w:r>
-        <w:rPr>
-          <w:b/>
-          <w:color w:val="FF0000"/>
-        </w:rPr>
-        <w:t xml:space="preserve">  }</w:t>
-      </w:r>
-      <w:proofErr w:type="gramEnd"/>
+        <w:t xml:space="preserve">                                                                   }</w:t>
+      </w:r>
     </w:p>
     <w:p>
       <w:pPr>
@@ -198,7 +172,19 @@
         <w:rPr>
           <w:color w:val="00B050"/>
         </w:rPr>
-        <w:t>{{ENDEREÇO_BANCO}}</w:t>
+        <w:t>{{ENDERE</w:t>
+      </w:r>
+      <w:r>
+        <w:rPr>
+          <w:color w:val="00B050"/>
+        </w:rPr>
+        <w:t>C</w:t>
+      </w:r>
+      <w:r>
+        <w:rPr>
+          <w:color w:val="00B050"/>
+        </w:rPr>
+        <w:t>O_BANCO}}</w:t>
       </w:r>
       <w:r>
         <w:t>,</w:t>
@@ -316,25 +302,7 @@
           <w:bCs/>
           <w:color w:val="000000" w:themeColor="text1"/>
         </w:rPr>
-        <w:t xml:space="preserve">Nessa esteira, faz-se a ressalva que, para essa natureza de ação, é raro que as instituições financeiras possuam ofertas de acordo em audiências de tentativa de conciliação, o que culmina, na grande maioria dos casos, na dispensa dessa audiência. Inclusive, há </w:t>
-      </w:r>
-      <w:proofErr w:type="gramStart"/>
-      <w:r>
-        <w:rPr>
-          <w:b/>
-          <w:bCs/>
-          <w:color w:val="000000" w:themeColor="text1"/>
-        </w:rPr>
-        <w:t>na presente exordial</w:t>
-      </w:r>
-      <w:proofErr w:type="gramEnd"/>
-      <w:r>
-        <w:rPr>
-          <w:b/>
-          <w:bCs/>
-          <w:color w:val="000000" w:themeColor="text1"/>
-        </w:rPr>
-        <w:t xml:space="preserve"> o pedido de dispensa de audiência de tentativa de conciliação.</w:t>
+        <w:t>Nessa esteira, faz-se a ressalva que, para essa natureza de ação, é raro que as instituições financeiras possuam ofertas de acordo em audiências de tentativa de conciliação, o que culmina, na grande maioria dos casos, na dispensa dessa audiência. Inclusive, há na presente exordial o pedido de dispensa de audiência de tentativa de conciliação.</w:t>
       </w:r>
     </w:p>
     <w:p>
@@ -621,7 +589,25 @@
           <w:sz w:val="22"/>
           <w:szCs w:val="22"/>
         </w:rPr>
-        <w:t>{{(pessoal + consignado)}}</w:t>
+        <w:t>{{</w:t>
+      </w:r>
+      <w:proofErr w:type="spellStart"/>
+      <w:r>
+        <w:rPr>
+          <w:color w:val="00B050"/>
+          <w:sz w:val="22"/>
+          <w:szCs w:val="22"/>
+        </w:rPr>
+        <w:t>pessoal_consignados</w:t>
+      </w:r>
+      <w:proofErr w:type="spellEnd"/>
+      <w:r>
+        <w:rPr>
+          <w:color w:val="00B050"/>
+          <w:sz w:val="22"/>
+          <w:szCs w:val="22"/>
+        </w:rPr>
+        <w:t>}}</w:t>
       </w:r>
       <w:r>
         <w:rPr>
@@ -710,15 +696,40 @@
           <w:sz w:val="22"/>
           <w:szCs w:val="22"/>
         </w:rPr>
-        <w:t xml:space="preserve">, com cálculo do valor que seria devido caso aplicada a taxa média do BACEN, a diferença </w:t>
-      </w:r>
+        <w:t>, com cálculo do valor que seria devido caso aplicada a taxa média do BACEN, a diferença entre os valores pagos e os devidos, bem como o cálculo da repetição em dobro do indébito, nos termos do art. 42, parágrafo único, do CDC;</w:t>
+      </w:r>
+    </w:p>
+    <w:p>
+      <w:pPr>
+        <w:ind w:left="2268" w:firstLine="0"/>
+        <w:rPr>
+          <w:sz w:val="22"/>
+          <w:szCs w:val="22"/>
+        </w:rPr>
+      </w:pPr>
       <w:r>
         <w:rPr>
           <w:sz w:val="22"/>
           <w:szCs w:val="22"/>
         </w:rPr>
         <w:lastRenderedPageBreak/>
-        <w:t>entre os valores pagos e os devidos, bem como o cálculo da repetição em dobro do indébito, nos termos do art. 42, parágrafo único, do CDC;</w:t>
+        <w:t xml:space="preserve">f) </w:t>
+      </w:r>
+      <w:r>
+        <w:rPr>
+          <w:b/>
+          <w:bCs/>
+          <w:sz w:val="22"/>
+          <w:szCs w:val="22"/>
+        </w:rPr>
+        <w:t>Demonstração de tentativa real de resolução extrajudicial do conflito</w:t>
+      </w:r>
+      <w:r>
+        <w:rPr>
+          <w:sz w:val="22"/>
+          <w:szCs w:val="22"/>
+        </w:rPr>
+        <w:t>, realizada pela plataforma oficial Consumidor.gov.br, instruída com o número de protocolo, cópia da reclamação e resposta da instituição financeira, evidenciando a busca pela composição amigável antes da via judicial;</w:t>
       </w:r>
     </w:p>
     <w:p>
@@ -734,7 +745,7 @@
           <w:sz w:val="22"/>
           <w:szCs w:val="22"/>
         </w:rPr>
-        <w:t xml:space="preserve">f) </w:t>
+        <w:t xml:space="preserve">g) </w:t>
       </w:r>
       <w:r>
         <w:rPr>
@@ -743,14 +754,42 @@
           <w:sz w:val="22"/>
           <w:szCs w:val="22"/>
         </w:rPr>
-        <w:t>Demonstração de tentativa real de resolução extrajudicial do conflito</w:t>
-      </w:r>
-      <w:r>
-        <w:rPr>
-          <w:sz w:val="22"/>
-          <w:szCs w:val="22"/>
-        </w:rPr>
-        <w:t>, realizada pela plataforma oficial Consumidor.gov.br, instruída com o número de protocolo, cópia da reclamação e resposta da instituição financeira, evidenciando a busca pela composição amigável antes da via judicial;</w:t>
+        <w:t>Instrução adequada da petição inicial com documentos que comprovam a existência da relação jurídica</w:t>
+      </w:r>
+      <w:r>
+        <w:rPr>
+          <w:sz w:val="22"/>
+          <w:szCs w:val="22"/>
+        </w:rPr>
+        <w:t>, incluindo, sempre que possível, o próprio contrato de empréstimo</w:t>
+      </w:r>
+      <w:r>
+        <w:rPr>
+          <w:sz w:val="22"/>
+          <w:szCs w:val="22"/>
+        </w:rPr>
+        <w:t xml:space="preserve"> (pedido feito sempre via reclamação administrativa supracitada)</w:t>
+      </w:r>
+      <w:r>
+        <w:rPr>
+          <w:sz w:val="22"/>
+          <w:szCs w:val="22"/>
+        </w:rPr>
+        <w:t>, ou, na ausência deste, com capturas de tela ou outros meios idôneos que demonstrem os termos contratuais</w:t>
+      </w:r>
+      <w:r>
+        <w:rPr>
+          <w:sz w:val="22"/>
+          <w:szCs w:val="22"/>
+        </w:rPr>
+        <w:t xml:space="preserve"> indispensáveis para a propositura da presente ação (revisional de juros – e não outros dispositivos contratuais)</w:t>
+      </w:r>
+      <w:r>
+        <w:rPr>
+          <w:sz w:val="22"/>
+          <w:szCs w:val="22"/>
+        </w:rPr>
+        <w:t>;</w:t>
       </w:r>
     </w:p>
     <w:p>
@@ -766,7 +805,7 @@
           <w:sz w:val="22"/>
           <w:szCs w:val="22"/>
         </w:rPr>
-        <w:t xml:space="preserve">g) </w:t>
+        <w:t xml:space="preserve">h) </w:t>
       </w:r>
       <w:r>
         <w:rPr>
@@ -775,42 +814,46 @@
           <w:sz w:val="22"/>
           <w:szCs w:val="22"/>
         </w:rPr>
-        <w:t>Instrução adequada da petição inicial com documentos que comprovam a existência da relação jurídica</w:t>
-      </w:r>
-      <w:r>
-        <w:rPr>
-          <w:sz w:val="22"/>
-          <w:szCs w:val="22"/>
-        </w:rPr>
-        <w:t>, incluindo, sempre que possível, o próprio contrato de empréstimo</w:t>
-      </w:r>
-      <w:r>
-        <w:rPr>
-          <w:sz w:val="22"/>
-          <w:szCs w:val="22"/>
-        </w:rPr>
-        <w:t xml:space="preserve"> (pedido feito sempre via reclamação administrativa supracitada)</w:t>
-      </w:r>
-      <w:r>
-        <w:rPr>
-          <w:sz w:val="22"/>
-          <w:szCs w:val="22"/>
-        </w:rPr>
-        <w:t>, ou, na ausência deste, com capturas de tela ou outros meios idôneos que demonstrem os termos contratuais</w:t>
-      </w:r>
-      <w:r>
-        <w:rPr>
-          <w:sz w:val="22"/>
-          <w:szCs w:val="22"/>
-        </w:rPr>
-        <w:t xml:space="preserve"> indispensáveis para a propositura da presente ação (revisional de juros – e não outros dispositivos contratuais)</w:t>
-      </w:r>
-      <w:r>
-        <w:rPr>
-          <w:sz w:val="22"/>
-          <w:szCs w:val="22"/>
-        </w:rPr>
-        <w:t>;</w:t>
+        <w:t>Procuração com poderes específicos e limitados</w:t>
+      </w:r>
+      <w:r>
+        <w:rPr>
+          <w:sz w:val="22"/>
+          <w:szCs w:val="22"/>
+        </w:rPr>
+        <w:t>, outorgados exclusivamente para fins de (i) apresentação de reclamação extrajudicial pela plataforma do Governo Federal (consumidor.gov.br); (</w:t>
+      </w:r>
+      <w:proofErr w:type="spellStart"/>
+      <w:r>
+        <w:rPr>
+          <w:sz w:val="22"/>
+          <w:szCs w:val="22"/>
+        </w:rPr>
+        <w:t>ii</w:t>
+      </w:r>
+      <w:proofErr w:type="spellEnd"/>
+      <w:r>
+        <w:rPr>
+          <w:sz w:val="22"/>
+          <w:szCs w:val="22"/>
+        </w:rPr>
+        <w:t>) eventual propositura de ação de produção antecipada de provas para obtenção dos contratos; e (</w:t>
+      </w:r>
+      <w:proofErr w:type="spellStart"/>
+      <w:r>
+        <w:rPr>
+          <w:sz w:val="22"/>
+          <w:szCs w:val="22"/>
+        </w:rPr>
+        <w:t>iii</w:t>
+      </w:r>
+      <w:proofErr w:type="spellEnd"/>
+      <w:r>
+        <w:rPr>
+          <w:sz w:val="22"/>
+          <w:szCs w:val="22"/>
+        </w:rPr>
+        <w:t>) propositura de ação revisional de contrato bancário para o banco em específico.</w:t>
       </w:r>
     </w:p>
     <w:p>
@@ -826,55 +869,29 @@
           <w:sz w:val="22"/>
           <w:szCs w:val="22"/>
         </w:rPr>
-        <w:t xml:space="preserve">h) </w:t>
-      </w:r>
-      <w:r>
-        <w:rPr>
-          <w:b/>
-          <w:bCs/>
-          <w:sz w:val="22"/>
-          <w:szCs w:val="22"/>
-        </w:rPr>
-        <w:t>Procuração com poderes específicos e limitados</w:t>
-      </w:r>
-      <w:r>
-        <w:rPr>
-          <w:sz w:val="22"/>
-          <w:szCs w:val="22"/>
-        </w:rPr>
-        <w:t>, outorgados exclusivamente para fins de (i) apresentação de reclamação extrajudicial pela plataforma do Governo Federal (consumidor.gov.br); (</w:t>
-      </w:r>
-      <w:proofErr w:type="spellStart"/>
-      <w:r>
-        <w:rPr>
-          <w:sz w:val="22"/>
-          <w:szCs w:val="22"/>
-        </w:rPr>
-        <w:t>ii</w:t>
-      </w:r>
-      <w:proofErr w:type="spellEnd"/>
-      <w:r>
-        <w:rPr>
-          <w:sz w:val="22"/>
-          <w:szCs w:val="22"/>
-        </w:rPr>
-        <w:t>) eventual propositura de ação de produção antecipada de provas para obtenção dos contratos; e (</w:t>
-      </w:r>
-      <w:proofErr w:type="spellStart"/>
-      <w:r>
-        <w:rPr>
-          <w:sz w:val="22"/>
-          <w:szCs w:val="22"/>
-        </w:rPr>
-        <w:t>iii</w:t>
-      </w:r>
-      <w:proofErr w:type="spellEnd"/>
-      <w:r>
-        <w:rPr>
-          <w:sz w:val="22"/>
-          <w:szCs w:val="22"/>
-        </w:rPr>
-        <w:t>) propositura de ação revisional de contrato bancário para o banco em específico.</w:t>
+        <w:t xml:space="preserve">i) </w:t>
+      </w:r>
+      <w:r>
+        <w:rPr>
+          <w:b/>
+          <w:sz w:val="22"/>
+          <w:szCs w:val="22"/>
+        </w:rPr>
+        <w:t>Ciência expressa da forma de contratação</w:t>
+      </w:r>
+      <w:r>
+        <w:rPr>
+          <w:sz w:val="22"/>
+          <w:szCs w:val="22"/>
+        </w:rPr>
+        <w:t xml:space="preserve"> – Declaração expressa de que a contratação ocorreu mediante atendimento digital, em conformidade com o Provimento nº 205/2021 da Ordem dos Advogados do Brasil, após contato espontâneo e devidamente esclarecido, o que afasta qualquer indício de</w:t>
+      </w:r>
+      <w:r>
+        <w:rPr>
+          <w:sz w:val="22"/>
+          <w:szCs w:val="22"/>
+        </w:rPr>
+        <w:t xml:space="preserve"> captação indevida de clientela;</w:t>
       </w:r>
     </w:p>
     <w:p>
@@ -887,57 +904,26 @@
       </w:pPr>
       <w:r>
         <w:rPr>
-          <w:sz w:val="22"/>
-          <w:szCs w:val="22"/>
-        </w:rPr>
-        <w:t xml:space="preserve">i) </w:t>
-      </w:r>
-      <w:r>
-        <w:rPr>
-          <w:b/>
-          <w:sz w:val="22"/>
-          <w:szCs w:val="22"/>
-        </w:rPr>
-        <w:t>Ciência expressa da forma de contratação</w:t>
-      </w:r>
-      <w:r>
-        <w:rPr>
-          <w:sz w:val="22"/>
-          <w:szCs w:val="22"/>
-        </w:rPr>
-        <w:t xml:space="preserve"> – Declaração expressa de que a contratação ocorreu mediante atendimento digital, em conformidade com o Provimento nº 205/2021 da Ordem dos Advogados do Brasil, após contato espontâneo e devidamente esclarecido, o que afasta qualquer indício de</w:t>
-      </w:r>
-      <w:r>
-        <w:rPr>
-          <w:sz w:val="22"/>
-          <w:szCs w:val="22"/>
-        </w:rPr>
-        <w:t xml:space="preserve"> captação indevida de clientela;</w:t>
-      </w:r>
-    </w:p>
-    <w:p>
-      <w:pPr>
-        <w:ind w:left="2268" w:firstLine="0"/>
-        <w:rPr>
-          <w:sz w:val="22"/>
-          <w:szCs w:val="22"/>
-        </w:rPr>
-      </w:pPr>
-      <w:r>
-        <w:rPr>
-          <w:b/>
+          <w:b/>
+          <w:sz w:val="22"/>
+          <w:szCs w:val="22"/>
+        </w:rPr>
+        <w:t xml:space="preserve">j) Contrato de honorários específico e único para ação revisional de juros – </w:t>
+      </w:r>
+      <w:r>
+        <w:rPr>
+          <w:sz w:val="22"/>
+          <w:szCs w:val="22"/>
+        </w:rPr>
+        <w:t xml:space="preserve">A parte autora firmou contrato de prestação de serviços advocatícios direcionado exclusivamente à presente ação revisional de </w:t>
+      </w:r>
+      <w:r>
+        <w:rPr>
           <w:sz w:val="22"/>
           <w:szCs w:val="22"/>
         </w:rPr>
         <w:lastRenderedPageBreak/>
-        <w:t xml:space="preserve">j) Contrato de honorários específico e único para ação revisional de juros – </w:t>
-      </w:r>
-      <w:r>
-        <w:rPr>
-          <w:sz w:val="22"/>
-          <w:szCs w:val="22"/>
-        </w:rPr>
-        <w:t>A parte autora firmou contrato de prestação de serviços advocatícios direcionado exclusivamente à presente ação revisional de juros, demonstrando a finalidade e a unicidade da contratação (com devida ciência sobre os termos do patrocínio jurídico). O instrumento é juntado sob sigilo, a fim de preservar os dados pessoais da parte e evitar sua indevida utilização por terceiros mal-intencionados que possam se valer de informações constantes nos autos para aplicação de golpes.</w:t>
+        <w:t>juros, demonstrando a finalidade e a unicidade da contratação (com devida ciência sobre os termos do patrocínio jurídico). O instrumento é juntado sob sigilo, a fim de preservar os dados pessoais da parte e evitar sua indevida utilização por terceiros mal-intencionados que possam se valer de informações constantes nos autos para aplicação de golpes.</w:t>
       </w:r>
     </w:p>
     <w:p>
@@ -974,11 +960,11 @@
         <w:t xml:space="preserve"> </w:t>
       </w:r>
       <w:r>
-        <w:t xml:space="preserve">No presente caso, a abusividade ora combatida concentra-se exclusivamente na fixação da taxa de juros aplicada, cuja desproporcionalidade é aferida com base na comparação objetiva entre a taxa </w:t>
+        <w:t xml:space="preserve">No presente caso, a abusividade ora combatida concentra-se exclusivamente na fixação da taxa de juros aplicada, cuja desproporcionalidade é aferida com base na comparação objetiva entre a taxa praticada no contrato em questão e a taxa média de mercado divulgada pelo Banco Central do Brasil, para contratos da mesma natureza e na mesma data </w:t>
       </w:r>
       <w:r>
         <w:lastRenderedPageBreak/>
-        <w:t>praticada no contrato em questão e a taxa média de mercado divulgada pelo Banco Central do Brasil, para contratos da mesma natureza e na mesma data conforme jurisprudência amplamente</w:t>
+        <w:t>conforme jurisprudência amplamente</w:t>
       </w:r>
       <w:r>
         <w:t xml:space="preserve"> consolidada</w:t>
@@ -1030,8 +1016,11 @@
     </w:p>
     <w:p>
       <w:r>
+        <w:t xml:space="preserve">No intuito de demonstrar com máxima transparência sua condição de hipossuficiência e evitar qualquer questionamento quanto à legitimidade do pedido — sobretudo frente ao cenário atual de combate </w:t>
+      </w:r>
+      <w:r>
         <w:lastRenderedPageBreak/>
-        <w:t>No intuito de demonstrar com máxima transparência sua condição de hipossuficiência e evitar qualquer questionamento quanto à legitimidade do pedido — sobretudo frente ao cenário atual de combate à litigância predatória — foram adotadas medidas criteriosas para embasar o presente pleito de forma individualizada, concreta e documentalmente robusta</w:t>
+        <w:t>à litigância predatória — foram adotadas medidas criteriosas para embasar o presente pleito de forma individualizada, concreta e documentalmente robusta</w:t>
       </w:r>
       <w:r>
         <w:t>, conforme pormenorizado abaixo:</w:t>
@@ -1082,20 +1071,28 @@
       <w:r>
         <w:rPr>
           <w:color w:val="00B050"/>
+          <w:sz w:val="22"/>
+          <w:szCs w:val="22"/>
         </w:rPr>
         <w:t>{{</w:t>
       </w:r>
+      <w:proofErr w:type="spellStart"/>
       <w:r>
         <w:rPr>
           <w:color w:val="00B050"/>
-        </w:rPr>
-        <w:t>tanto consignados quanto pessoais</w:t>
-      </w:r>
+          <w:sz w:val="22"/>
+          <w:szCs w:val="22"/>
+        </w:rPr>
+        <w:t>pessoal_consignados</w:t>
+      </w:r>
+      <w:proofErr w:type="spellEnd"/>
       <w:r>
         <w:rPr>
           <w:color w:val="00B050"/>
-        </w:rPr>
-        <w:t xml:space="preserve">,}} </w:t>
+          <w:sz w:val="22"/>
+          <w:szCs w:val="22"/>
+        </w:rPr>
+        <w:t>}}</w:t>
       </w:r>
       <w:r>
         <w:t>comprometem de forma drástica sua renda mensal, de modo que restam apenas R$ {{</w:t>
@@ -1114,139 +1111,36 @@
         <w:t>A fim de comprovar detalhadamente essa realidade, foram anexados à presente demanda os seguintes documentos:</w:t>
       </w:r>
     </w:p>
+    <w:p>
+      <w:pPr>
+        <w:ind w:firstLine="0"/>
+      </w:pPr>
+      <w:r>
+        <w:t>{{</w:t>
+      </w:r>
+      <w:proofErr w:type="spellStart"/>
+      <w:r>
+        <w:t>conjunto_probatorio</w:t>
+      </w:r>
+      <w:proofErr w:type="spellEnd"/>
+      <w:r>
+        <w:t>}}</w:t>
+      </w:r>
+    </w:p>
     <w:p/>
     <w:p>
       <w:pPr>
-        <w:numPr>
-          <w:ilvl w:val="0"/>
-          <w:numId w:val="8"/>
-        </w:numPr>
-        <w:rPr>
-          <w:color w:val="00B050"/>
-        </w:rPr>
-      </w:pPr>
-      <w:r>
-        <w:rPr>
-          <w:color w:val="00B050"/>
-        </w:rPr>
-        <w:t>Declaração de Hipossuficiência firmada pela parte autora;</w:t>
-      </w:r>
-    </w:p>
-    <w:p>
-      <w:pPr>
-        <w:numPr>
-          <w:ilvl w:val="0"/>
-          <w:numId w:val="8"/>
-        </w:numPr>
-        <w:rPr>
-          <w:color w:val="00B050"/>
-        </w:rPr>
-      </w:pPr>
-      <w:r>
-        <w:rPr>
-          <w:color w:val="00B050"/>
-        </w:rPr>
-        <w:t>Declaração de isenção de Imposto de Renda;</w:t>
-      </w:r>
-    </w:p>
-    <w:p>
-      <w:pPr>
-        <w:numPr>
-          <w:ilvl w:val="0"/>
-          <w:numId w:val="8"/>
-        </w:numPr>
-        <w:rPr>
-          <w:color w:val="00B050"/>
-        </w:rPr>
-      </w:pPr>
-      <w:r>
-        <w:rPr>
-          <w:color w:val="00B050"/>
-        </w:rPr>
-        <w:t>Print da Receita Federal demonstrando inexistência de dados quanto à Declaração Anual de Imposto de Renda;</w:t>
-      </w:r>
-    </w:p>
-    <w:p>
-      <w:pPr>
-        <w:numPr>
-          <w:ilvl w:val="0"/>
-          <w:numId w:val="8"/>
-        </w:numPr>
-        <w:rPr>
-          <w:color w:val="00B050"/>
-        </w:rPr>
-      </w:pPr>
-      <w:r>
-        <w:rPr>
-          <w:color w:val="00B050"/>
-        </w:rPr>
-        <w:t>Extratos de benefício previdenciário (INSS);</w:t>
-      </w:r>
-    </w:p>
-    <w:p>
-      <w:pPr>
-        <w:numPr>
-          <w:ilvl w:val="0"/>
-          <w:numId w:val="8"/>
-        </w:numPr>
-        <w:rPr>
-          <w:color w:val="00B050"/>
-        </w:rPr>
-      </w:pPr>
-      <w:r>
-        <w:rPr>
-          <w:color w:val="00B050"/>
-        </w:rPr>
+        <w:ind w:firstLine="0"/>
+      </w:pPr>
+    </w:p>
+    <w:p>
+      <w:r>
+        <w:t>Ainda, apesar de o artigo 99, §4º, do Código de Processo Civil já dispor expressamente que a contratação de advogado particular não impede a concessão da gratuidade da justiça, cumpre ressaltar que, no presente caso, conforme pode se observar, o contrato de honorários firmado pela parte autora não prevê qualquer pagamento inicial, estando a remuneração dos patronos integralmente condicionada ao êxito da demanda.</w:t>
+      </w:r>
+    </w:p>
+    <w:p>
+      <w:r>
         <w:lastRenderedPageBreak/>
-        <w:t>Extratos bancários atualizados;</w:t>
-      </w:r>
-    </w:p>
-    <w:p>
-      <w:pPr>
-        <w:numPr>
-          <w:ilvl w:val="0"/>
-          <w:numId w:val="8"/>
-        </w:numPr>
-        <w:rPr>
-          <w:color w:val="00B050"/>
-        </w:rPr>
-      </w:pPr>
-      <w:r>
-        <w:rPr>
-          <w:color w:val="00B050"/>
-        </w:rPr>
-        <w:t>Carteira de Trabalho e Previdência Social (CTPS) Digital;</w:t>
-      </w:r>
-    </w:p>
-    <w:p>
-      <w:pPr>
-        <w:numPr>
-          <w:ilvl w:val="0"/>
-          <w:numId w:val="8"/>
-        </w:numPr>
-        <w:rPr>
-          <w:color w:val="00B050"/>
-        </w:rPr>
-      </w:pPr>
-      <w:r>
-        <w:rPr>
-          <w:color w:val="00B050"/>
-        </w:rPr>
-        <w:t>Folha resumo do Cadastro Único para Programas Sociais do Governo Federal;</w:t>
-      </w:r>
-    </w:p>
-    <w:p>
-      <w:pPr>
-        <w:ind w:firstLine="0"/>
-      </w:pPr>
-    </w:p>
-    <w:p>
-      <w:r>
-        <w:t>Ainda, apesar de o artigo 99, §4º, do Código de Processo Civil já dispor expressamente que a contratação de advogado particular não impede a concessão da gratuidade da justiça, cumpre ressaltar que, no presente caso, conforme pode se observar, o contrato de honorários firmado pela parte autora não prevê qualquer pagamento inicial, estando a remuneração dos patronos integralmente condicionada ao êxito da demanda.</w:t>
-      </w:r>
-    </w:p>
-    <w:p>
-      <w:r>
         <w:t>Dessa forma, resta evidenciado que a representação processual não implica qualquer ônus econômico imediato ou desproporcional ao demandante, tampouco afasta a condição de hipossuficiência demonstrada.</w:t>
       </w:r>
     </w:p>
@@ -1274,7 +1168,6 @@
     <w:p/>
     <w:p>
       <w:r>
-        <w:lastRenderedPageBreak/>
         <w:t>Conforme mencionado alhures, a</w:t>
       </w:r>
       <w:r>
@@ -1347,38 +1240,28 @@
       <w:r>
         <w:rPr>
           <w:color w:val="00B050"/>
+          <w:sz w:val="22"/>
+          <w:szCs w:val="22"/>
         </w:rPr>
         <w:t>{{</w:t>
       </w:r>
+      <w:proofErr w:type="spellStart"/>
       <w:r>
         <w:rPr>
           <w:color w:val="00B050"/>
-        </w:rPr>
-        <w:t>(pessoais</w:t>
-      </w:r>
+          <w:sz w:val="22"/>
+          <w:szCs w:val="22"/>
+        </w:rPr>
+        <w:t>pessoal_consignados</w:t>
+      </w:r>
+      <w:proofErr w:type="spellEnd"/>
       <w:r>
         <w:rPr>
           <w:color w:val="00B050"/>
-        </w:rPr>
-        <w:t xml:space="preserve"> + consignad</w:t>
-      </w:r>
-      <w:r>
-        <w:rPr>
-          <w:color w:val="00B050"/>
-        </w:rPr>
-        <w:t>os)</w:t>
-      </w:r>
-      <w:r>
-        <w:rPr>
-          <w:color w:val="00B050"/>
+          <w:sz w:val="22"/>
+          <w:szCs w:val="22"/>
         </w:rPr>
         <w:t>}}</w:t>
-      </w:r>
-      <w:r>
-        <w:rPr>
-          <w:color w:val="00B050"/>
-        </w:rPr>
-        <w:t xml:space="preserve"> </w:t>
       </w:r>
       <w:r>
         <w:t xml:space="preserve">comprometem o equivalente a </w:t>
@@ -1422,6 +1305,7 @@
     </w:p>
     <w:p>
       <w:r>
+        <w:lastRenderedPageBreak/>
         <w:t>Além disso, os valores referentes aos empréstimos pessoais contratados, demonstram-se em flagrante abusividade em comparação aos valores praticados em contratos análogos, como ilustrado abaixo:</w:t>
       </w:r>
     </w:p>
@@ -1466,27 +1350,7 @@
           <w:sz w:val="24"/>
           <w:szCs w:val="24"/>
         </w:rPr>
-        <w:t>Nº{{</w:t>
-      </w:r>
-      <w:proofErr w:type="gramStart"/>
-      <w:r>
-        <w:rPr>
-          <w:b/>
-          <w:color w:val="00B050"/>
-          <w:sz w:val="24"/>
-          <w:szCs w:val="24"/>
-        </w:rPr>
-        <w:t>NUMERO</w:t>
-      </w:r>
-      <w:proofErr w:type="gramEnd"/>
-      <w:r>
-        <w:rPr>
-          <w:b/>
-          <w:color w:val="00B050"/>
-          <w:sz w:val="24"/>
-          <w:szCs w:val="24"/>
-        </w:rPr>
-        <w:t>_CONTRATO</w:t>
+        <w:t>Nº{{NUMERO_CONTRATO</w:t>
       </w:r>
       <w:r>
         <w:rPr>
@@ -1600,65 +1464,47 @@
         <w:t xml:space="preserve">Taxa de juros aplicada: </w:t>
       </w:r>
       <w:r>
-        <w:t>{{emprestimos_0_taxa</w:t>
-      </w:r>
-      <w:proofErr w:type="gramStart"/>
+        <w:t>{{emprestimos_0_taxa}}</w:t>
+      </w:r>
+      <w:r>
+        <w:t>%</w:t>
+      </w:r>
+    </w:p>
+    <w:p>
+      <w:pPr>
+        <w:ind w:left="1440" w:firstLine="0"/>
+      </w:pPr>
+    </w:p>
+    <w:p>
+      <w:r>
+        <w:t xml:space="preserve">O contrato em apreciação apresenta taxa de juros mensal fixada em </w:t>
+      </w:r>
+      <w:r>
+        <w:t>{{emprestimos_0_taxa}}%</w:t>
+      </w:r>
+      <w:r>
+        <w:t xml:space="preserve">a.m., o que gerou à parte requerente uma dívida correspondente a </w:t>
+      </w:r>
+      <w:r>
+        <w:t>{{</w:t>
+      </w:r>
+      <w:r>
+        <w:t>emprestimos_0_total_emprestimo</w:t>
+      </w:r>
       <w:r>
         <w:t>}}</w:t>
       </w:r>
       <w:r>
-        <w:t>%</w:t>
-      </w:r>
-      <w:proofErr w:type="gramEnd"/>
-    </w:p>
-    <w:p>
-      <w:pPr>
-        <w:ind w:left="1440" w:firstLine="0"/>
-      </w:pPr>
-    </w:p>
-    <w:p>
-      <w:r>
-        <w:t xml:space="preserve">O contrato em apreciação apresenta taxa de juros mensal fixada em </w:t>
-      </w:r>
-      <w:r>
-        <w:t>{{emprestimos_0_taxa</w:t>
-      </w:r>
-      <w:proofErr w:type="gramStart"/>
-      <w:r>
-        <w:t>}}%</w:t>
-      </w:r>
-      <w:proofErr w:type="gramEnd"/>
-      <w:r>
-        <w:t xml:space="preserve">a.m., o que gerou à parte requerente uma dívida correspondente a </w:t>
-      </w:r>
-      <w:r>
-        <w:t>{{</w:t>
-      </w:r>
-      <w:r>
-        <w:t>emprestimos_0_total_emprestimo</w:t>
-      </w:r>
-      <w:r>
-        <w:t>}}</w:t>
-      </w:r>
-      <w:r>
         <w:t>;</w:t>
       </w:r>
       <w:r>
         <w:t xml:space="preserve"> </w:t>
       </w:r>
       <w:r>
-        <w:t>{{emprestimos_0_def_emprestimos</w:t>
-      </w:r>
-      <w:proofErr w:type="gramStart"/>
-      <w:r>
-        <w:t>}}</w:t>
-      </w:r>
-      <w:r>
-        <w:t xml:space="preserve">  vezes</w:t>
-      </w:r>
-      <w:proofErr w:type="gramEnd"/>
-      <w:r>
-        <w:t xml:space="preserve"> o valor financiado.</w:t>
+        <w:t>{{emprestimos_0_def_emprestimos}}</w:t>
+      </w:r>
+      <w:r>
+        <w:t xml:space="preserve">  vezes o valor financiado.</w:t>
       </w:r>
     </w:p>
     <w:p>
@@ -1867,7 +1713,6 @@
               <w:jc w:val="left"/>
             </w:pPr>
             <w:r>
-              <w:lastRenderedPageBreak/>
               <w:t>Valor das parcelas</w:t>
             </w:r>
           </w:p>
@@ -2061,27 +1906,7 @@
           <w:sz w:val="24"/>
           <w:szCs w:val="24"/>
         </w:rPr>
-        <w:t>{{</w:t>
-      </w:r>
-      <w:proofErr w:type="gramStart"/>
-      <w:r>
-        <w:rPr>
-          <w:b/>
-          <w:color w:val="00B050"/>
-          <w:sz w:val="24"/>
-          <w:szCs w:val="24"/>
-        </w:rPr>
-        <w:t>NUMERO</w:t>
-      </w:r>
-      <w:proofErr w:type="gramEnd"/>
-      <w:r>
-        <w:rPr>
-          <w:b/>
-          <w:color w:val="00B050"/>
-          <w:sz w:val="24"/>
-          <w:szCs w:val="24"/>
-        </w:rPr>
-        <w:t>_CONTRATO</w:t>
+        <w:t>{{NUMERO_CONTRATO</w:t>
       </w:r>
       <w:r>
         <w:rPr>
@@ -2192,22 +2017,41 @@
         <w:t>1</w:t>
       </w:r>
       <w:r>
+        <w:t>_taxa}}%</w:t>
+      </w:r>
+    </w:p>
+    <w:p>
+      <w:pPr>
+        <w:ind w:left="1440" w:firstLine="0"/>
+      </w:pPr>
+    </w:p>
+    <w:p>
+      <w:r>
+        <w:t xml:space="preserve">O contrato em apreciação apresenta taxa de juros mensal fixada em </w:t>
+      </w:r>
+      <w:r>
+        <w:t>{{</w:t>
+      </w:r>
+      <w:r>
+        <w:t>emprestimos_</w:t>
+      </w:r>
+      <w:r>
+        <w:t>1</w:t>
+      </w:r>
+      <w:r>
         <w:t>_taxa</w:t>
       </w:r>
-      <w:proofErr w:type="gramStart"/>
-      <w:r>
-        <w:t>}}%</w:t>
-      </w:r>
-      <w:proofErr w:type="gramEnd"/>
-    </w:p>
-    <w:p>
-      <w:pPr>
-        <w:ind w:left="1440" w:firstLine="0"/>
-      </w:pPr>
-    </w:p>
-    <w:p>
-      <w:r>
-        <w:t xml:space="preserve">O contrato em apreciação apresenta taxa de juros mensal fixada em </w:t>
+      <w:r>
+        <w:t>}}</w:t>
+      </w:r>
+      <w:r>
+        <w:t>%</w:t>
+      </w:r>
+      <w:r>
+        <w:t>a.m</w:t>
+      </w:r>
+      <w:r>
+        <w:t xml:space="preserve">., o que gerou à parte requerente uma dívida correspondente a </w:t>
       </w:r>
       <w:r>
         <w:t>{{</w:t>
@@ -2219,63 +2063,25 @@
         <w:t>1</w:t>
       </w:r>
       <w:r>
-        <w:t>_taxa</w:t>
-      </w:r>
-      <w:proofErr w:type="gramStart"/>
+        <w:t>_total_emprestimo</w:t>
+      </w:r>
       <w:r>
         <w:t>}}</w:t>
       </w:r>
       <w:r>
-        <w:t>%</w:t>
-      </w:r>
-      <w:proofErr w:type="gramEnd"/>
-      <w:r>
-        <w:t>a.m</w:t>
-      </w:r>
-      <w:r>
-        <w:t xml:space="preserve">., o que gerou à parte </w:t>
-      </w:r>
-      <w:r>
-        <w:lastRenderedPageBreak/>
-        <w:t xml:space="preserve">requerente uma dívida correspondente a </w:t>
-      </w:r>
-      <w:r>
-        <w:t>{{</w:t>
-      </w:r>
-      <w:r>
-        <w:t>emprestimos_</w:t>
+        <w:t xml:space="preserve">; </w:t>
+      </w:r>
+      <w:r>
+        <w:t>{{emprestimos_</w:t>
       </w:r>
       <w:r>
         <w:t>1</w:t>
       </w:r>
       <w:r>
-        <w:t>_total_emprestimo</w:t>
-      </w:r>
-      <w:r>
-        <w:t>}}</w:t>
-      </w:r>
-      <w:r>
-        <w:t xml:space="preserve">; </w:t>
-      </w:r>
-      <w:r>
-        <w:t>{{emprestimos_</w:t>
-      </w:r>
-      <w:r>
-        <w:t>1</w:t>
-      </w:r>
-      <w:r>
-        <w:t>_def_emprestimos</w:t>
-      </w:r>
-      <w:proofErr w:type="gramStart"/>
-      <w:r>
-        <w:t>}}</w:t>
-      </w:r>
-      <w:r>
-        <w:t xml:space="preserve">  vezes</w:t>
-      </w:r>
-      <w:proofErr w:type="gramEnd"/>
-      <w:r>
-        <w:t xml:space="preserve"> o valor financiado.</w:t>
+        <w:t>_def_emprestimos}}</w:t>
+      </w:r>
+      <w:r>
+        <w:t xml:space="preserve">  vezes o valor financiado.</w:t>
       </w:r>
     </w:p>
     <w:p>
@@ -2348,6 +2154,7 @@
         <w:t xml:space="preserve">Caso essa média tivesse sido aplicada, as parcelas do referido contrato teriam sido fixadas em </w:t>
       </w:r>
       <w:r>
+        <w:lastRenderedPageBreak/>
         <w:t>{{emprestimos_</w:t>
       </w:r>
       <w:r>
@@ -2701,27 +2508,7 @@
           <w:sz w:val="24"/>
           <w:szCs w:val="24"/>
         </w:rPr>
-        <w:t>{{</w:t>
-      </w:r>
-      <w:proofErr w:type="gramStart"/>
-      <w:r>
-        <w:rPr>
-          <w:b/>
-          <w:color w:val="00B050"/>
-          <w:sz w:val="24"/>
-          <w:szCs w:val="24"/>
-        </w:rPr>
-        <w:t>NUMERO</w:t>
-      </w:r>
-      <w:proofErr w:type="gramEnd"/>
-      <w:r>
-        <w:rPr>
-          <w:b/>
-          <w:color w:val="00B050"/>
-          <w:sz w:val="24"/>
-          <w:szCs w:val="24"/>
-        </w:rPr>
-        <w:t>_CONTRATO</w:t>
+        <w:t>{{NUMERO_CONTRATO</w:t>
       </w:r>
       <w:r>
         <w:rPr>
@@ -2792,6 +2579,7 @@
         </w:numPr>
       </w:pPr>
       <w:r>
+        <w:lastRenderedPageBreak/>
         <w:t>Número de parcelas: {{</w:t>
       </w:r>
       <w:r>
@@ -2832,89 +2620,73 @@
         <w:t>{{emprestimos_2</w:t>
       </w:r>
       <w:r>
+        <w:t>_taxa}}%</w:t>
+      </w:r>
+    </w:p>
+    <w:p>
+      <w:pPr>
+        <w:ind w:left="1440" w:firstLine="0"/>
+      </w:pPr>
+    </w:p>
+    <w:p>
+      <w:r>
+        <w:t xml:space="preserve">O contrato em apreciação apresenta taxa de juros mensal fixada em </w:t>
+      </w:r>
+      <w:r>
+        <w:t>{{</w:t>
+      </w:r>
+      <w:r>
+        <w:t>emprestimos_2</w:t>
+      </w:r>
+      <w:r>
         <w:t>_taxa</w:t>
       </w:r>
-      <w:proofErr w:type="gramStart"/>
-      <w:r>
-        <w:t>}}%</w:t>
-      </w:r>
-      <w:proofErr w:type="gramEnd"/>
-    </w:p>
-    <w:p>
-      <w:pPr>
-        <w:ind w:left="1440" w:firstLine="0"/>
-      </w:pPr>
-    </w:p>
-    <w:p>
-      <w:r>
-        <w:t xml:space="preserve">O contrato em apreciação apresenta taxa de juros mensal fixada em </w:t>
+      <w:r>
+        <w:t>}}</w:t>
+      </w:r>
+      <w:r>
+        <w:t>%</w:t>
+      </w:r>
+      <w:r>
+        <w:t>a.m</w:t>
+      </w:r>
+      <w:r>
+        <w:t xml:space="preserve">., o que gerou à parte requerente uma dívida correspondente a </w:t>
       </w:r>
       <w:r>
         <w:t>{{</w:t>
       </w:r>
       <w:r>
-        <w:t>emprestimos_2</w:t>
-      </w:r>
-      <w:r>
-        <w:t>_taxa</w:t>
-      </w:r>
-      <w:proofErr w:type="gramStart"/>
+        <w:t>emprestimos_</w:t>
+      </w:r>
+      <w:r>
+        <w:t>2</w:t>
+      </w:r>
+      <w:r>
+        <w:t>_total_emprestimo</w:t>
+      </w:r>
       <w:r>
         <w:t>}}</w:t>
       </w:r>
       <w:r>
-        <w:t>%</w:t>
-      </w:r>
-      <w:proofErr w:type="gramEnd"/>
-      <w:r>
-        <w:t>a.m</w:t>
-      </w:r>
-      <w:r>
-        <w:t xml:space="preserve">., o que gerou à parte requerente uma dívida correspondente a </w:t>
-      </w:r>
-      <w:r>
-        <w:t>{{</w:t>
-      </w:r>
-      <w:r>
-        <w:t>emprestimos_</w:t>
+        <w:t xml:space="preserve">; </w:t>
+      </w:r>
+      <w:r>
+        <w:t>{{emprestimos_</w:t>
       </w:r>
       <w:r>
         <w:t>2</w:t>
       </w:r>
       <w:r>
-        <w:t>_total_emprestimo</w:t>
-      </w:r>
-      <w:r>
-        <w:t>}}</w:t>
-      </w:r>
-      <w:r>
-        <w:t xml:space="preserve">; </w:t>
-      </w:r>
-      <w:r>
-        <w:t>{{emprestimos_</w:t>
-      </w:r>
-      <w:r>
-        <w:t>2</w:t>
-      </w:r>
-      <w:r>
-        <w:t>_def_emprestimos</w:t>
-      </w:r>
-      <w:proofErr w:type="gramStart"/>
-      <w:r>
-        <w:t>}}</w:t>
-      </w:r>
-      <w:r>
-        <w:t xml:space="preserve">  vezes</w:t>
-      </w:r>
-      <w:proofErr w:type="gramEnd"/>
-      <w:r>
-        <w:t xml:space="preserve"> o valor financiado.</w:t>
+        <w:t>_def_emprestimos}}</w:t>
+      </w:r>
+      <w:r>
+        <w:t xml:space="preserve">  vezes o valor financiado.</w:t>
       </w:r>
     </w:p>
     <w:p/>
     <w:p>
       <w:r>
-        <w:lastRenderedPageBreak/>
         <w:t xml:space="preserve">Para mesma época, o Banco central divulgou que a média de mercado aplicada pelas instituições financeiras em contratos da mesma natureza fora de </w:t>
       </w:r>
       <w:r>
@@ -3244,7 +3016,6 @@
     </w:p>
     <w:p>
       <w:r>
-        <w:lastRenderedPageBreak/>
         <w:t xml:space="preserve">Uma diferença de </w:t>
       </w:r>
       <w:r>
@@ -3311,6 +3082,7 @@
     <w:p/>
     <w:p>
       <w:r>
+        <w:lastRenderedPageBreak/>
         <w:t>C</w:t>
       </w:r>
       <w:r>
@@ -3339,23 +3111,23 @@
         </w:numPr>
       </w:pPr>
       <w:r>
+        <w:t>DA ADEQUAÇÃO DAS TAXAS À MÉDIA DE MERCADO</w:t>
+      </w:r>
+    </w:p>
+    <w:p/>
+    <w:p>
+      <w:r>
+        <w:t>A legislação brasileira e a jurisprudência pátria têm se posicionado no sentido de coibir práticas abusivas no mercado financeiro, especialmente no que se refere à cobrança de juros exorbitantes. O Código de Defesa do Consumidor (CDC), em seu artigo 51, inciso IV, considera nulas as cláusulas contratuais que estabeleçam obrigações iníquas, abusivas ou que coloquem o consumidor em desvantagem exagerada.</w:t>
+      </w:r>
+    </w:p>
+    <w:p>
+      <w:r>
+        <w:t>No presente caso, as taxas de juros aplicadas aos contratos da parte requerente são claramente excessivas quando comparadas à taxa média de mercado divulgada pelo Banco Central para a mesma data e natureza de operação. Esta discrepância evidencia a abusividade da taxa imposta pela instituição financeira requerida.</w:t>
+      </w:r>
+    </w:p>
+    <w:p>
+      <w:r>
         <w:lastRenderedPageBreak/>
-        <w:t>DA ADEQUAÇÃO DAS TAXAS À MÉDIA DE MERCADO</w:t>
-      </w:r>
-    </w:p>
-    <w:p/>
-    <w:p>
-      <w:r>
-        <w:t>A legislação brasileira e a jurisprudência pátria têm se posicionado no sentido de coibir práticas abusivas no mercado financeiro, especialmente no que se refere à cobrança de juros exorbitantes. O Código de Defesa do Consumidor (CDC), em seu artigo 51, inciso IV, considera nulas as cláusulas contratuais que estabeleçam obrigações iníquas, abusivas ou que coloquem o consumidor em desvantagem exagerada.</w:t>
-      </w:r>
-    </w:p>
-    <w:p>
-      <w:r>
-        <w:t>No presente caso, as taxas de juros aplicadas aos contratos da parte requerente são claramente excessivas quando comparadas à taxa média de mercado divulgada pelo Banco Central para a mesma data e natureza de operação. Esta discrepância evidencia a abusividade da taxa imposta pela instituição financeira requerida.</w:t>
-      </w:r>
-    </w:p>
-    <w:p>
-      <w:r>
         <w:t>Ademais, o artigo 39, inciso V, do CDC proíbe que o fornecedor de produtos ou serviços, dentre outras práticas abusivas, exija do consumidor vantagem manifestamente excessiva. A cobrança de juros muito acima da média de mercado caracteriza essa vantagem excessiva e, consequentemente, uma prática abusiva.</w:t>
       </w:r>
     </w:p>
@@ -3422,7 +3194,6 @@
           <w:sz w:val="22"/>
           <w:szCs w:val="22"/>
         </w:rPr>
-        <w:lastRenderedPageBreak/>
         <w:t>(...)</w:t>
       </w:r>
     </w:p>
@@ -3528,6 +3299,7 @@
         </w:rPr>
       </w:pPr>
       <w:r>
+        <w:lastRenderedPageBreak/>
         <w:t xml:space="preserve">Esta é a tese firmada no referido Tema, </w:t>
       </w:r>
       <w:r>
@@ -3585,239 +3357,239 @@
     <w:p/>
     <w:p>
       <w:r>
+        <w:t>Ainda, acerca do parâmetro traçado pelo C. Superior Tribunal de justiça, temos:</w:t>
+      </w:r>
+    </w:p>
+    <w:p/>
+    <w:p>
+      <w:pPr>
+        <w:ind w:left="2268" w:firstLine="0"/>
+        <w:rPr>
+          <w:u w:val="single"/>
+        </w:rPr>
+      </w:pPr>
+      <w:r>
+        <w:rPr>
+          <w:sz w:val="22"/>
+          <w:szCs w:val="22"/>
+        </w:rPr>
+        <w:t xml:space="preserve">“(...) tem considerado abusivas taxas superiores a uma vez e meia (voto proferido pelo Min. Ari Pargendler no REsp n. 271.214-RS, </w:t>
+      </w:r>
+      <w:proofErr w:type="spellStart"/>
+      <w:r>
+        <w:rPr>
+          <w:sz w:val="22"/>
+          <w:szCs w:val="22"/>
+        </w:rPr>
+        <w:t>Rel.p</w:t>
+      </w:r>
+      <w:proofErr w:type="spellEnd"/>
+      <w:r>
+        <w:rPr>
+          <w:sz w:val="22"/>
+          <w:szCs w:val="22"/>
+        </w:rPr>
+        <w:t>. Acórdão Min. Menezes Direito, DJ de 4.8.2003), ao dobro (REsp n. 1.036.818, Terceira Turma, minha relatoria, DJe de 20.6.2008) ou ao triplo (REsp n. 971.853-RS, Quarta Turma, Min. Pádua Ribeiro, DJ de 24.9.2007) da média. Todavia, esta perquirição acerca da abusividade não é estanque, o que impossibilita a adoção de critérios genéricos e universais. A taxa média de mercado, divulgada pelo Banco Central, constitui um valioso referencial, mas cabe somente ao juiz, no exame das peculiaridades do caso concreto, avaliar se os juros contratados foram ou não abusivos”. (REsp 1061530/RS, rel. Min. Nancy Andrighi, Segunda Seção, j. 22-10-2008).</w:t>
+      </w:r>
+    </w:p>
+    <w:p>
+      <w:pPr>
+        <w:rPr>
+          <w:u w:val="single"/>
+        </w:rPr>
+      </w:pPr>
+    </w:p>
+    <w:p>
+      <w:pPr>
+        <w:rPr>
+          <w:u w:val="single"/>
+        </w:rPr>
+      </w:pPr>
+      <w:r>
+        <w:rPr>
+          <w:b/>
+          <w:bCs/>
+        </w:rPr>
         <w:lastRenderedPageBreak/>
-        <w:t>Ainda, acerca do parâmetro traçado pelo C. Superior Tribunal de justiça, temos:</w:t>
-      </w:r>
-    </w:p>
-    <w:p/>
-    <w:p>
-      <w:pPr>
-        <w:ind w:left="2268" w:firstLine="0"/>
+        <w:t>No caso em análise, a taxa de juros cobrada pela instituição requerida alcança patamares muito superiores aos praticados no mercado financeiro.</w:t>
+      </w:r>
+      <w:r>
+        <w:t xml:space="preserve"> Conforme comprovado documentalmente, a taxa média de juros em </w:t>
+      </w:r>
+      <w:r>
+        <w:rPr>
+          <w:color w:val="000000" w:themeColor="text1"/>
+        </w:rPr>
+        <w:t>{{</w:t>
+      </w:r>
+      <w:r>
+        <w:rPr>
+          <w:color w:val="000000" w:themeColor="text1"/>
+        </w:rPr>
+        <w:t>emprestimos_0_data</w:t>
+      </w:r>
+      <w:r>
+        <w:rPr>
+          <w:color w:val="000000" w:themeColor="text1"/>
+        </w:rPr>
+        <w:t>}}</w:t>
+      </w:r>
+      <w:r>
+        <w:rPr>
+          <w:color w:val="000000" w:themeColor="text1"/>
+        </w:rPr>
+        <w:t xml:space="preserve"> </w:t>
+      </w:r>
+      <w:r>
+        <w:t xml:space="preserve">foi de </w:t>
+      </w:r>
+      <w:r>
+        <w:t>{{</w:t>
+      </w:r>
+      <w:r>
+        <w:t>emprestimos_0_taxa_media</w:t>
+      </w:r>
+      <w:r>
+        <w:t>}}</w:t>
+      </w:r>
+      <w:r>
+        <w:t>% a.m.</w:t>
+      </w:r>
+      <w:r>
+        <w:t xml:space="preserve">, </w:t>
+      </w:r>
+      <w:r>
+        <w:t xml:space="preserve">em </w:t>
+      </w:r>
+      <w:r>
+        <w:rPr>
+          <w:color w:val="000000" w:themeColor="text1"/>
+        </w:rPr>
+        <w:t>{{emprestimos_</w:t>
+      </w:r>
+      <w:r>
+        <w:rPr>
+          <w:color w:val="000000" w:themeColor="text1"/>
+        </w:rPr>
+        <w:t>1</w:t>
+      </w:r>
+      <w:r>
+        <w:rPr>
+          <w:color w:val="000000" w:themeColor="text1"/>
+        </w:rPr>
+        <w:t xml:space="preserve">_data}}  </w:t>
+      </w:r>
+      <w:r>
+        <w:t>foi de {{emprestimos_</w:t>
+      </w:r>
+      <w:r>
+        <w:t>1</w:t>
+      </w:r>
+      <w:r>
+        <w:t>_taxa_media}}% a.m.</w:t>
+      </w:r>
+      <w:r>
+        <w:t xml:space="preserve"> e em </w:t>
+      </w:r>
+      <w:r>
+        <w:rPr>
+          <w:color w:val="000000" w:themeColor="text1"/>
+        </w:rPr>
+        <w:t>{{emprestimos_</w:t>
+      </w:r>
+      <w:r>
+        <w:rPr>
+          <w:color w:val="000000" w:themeColor="text1"/>
+        </w:rPr>
+        <w:t>2</w:t>
+      </w:r>
+      <w:r>
+        <w:rPr>
+          <w:color w:val="000000" w:themeColor="text1"/>
+        </w:rPr>
+        <w:t xml:space="preserve">_data}}  </w:t>
+      </w:r>
+      <w:r>
+        <w:t>foi de {{emprestimos_</w:t>
+      </w:r>
+      <w:r>
+        <w:t>2</w:t>
+      </w:r>
+      <w:r>
+        <w:t>_taxa_media}}% a.m.</w:t>
+      </w:r>
+      <w:r>
+        <w:t>, enquanto a taxa de juros mensal informada pela instituição req</w:t>
+      </w:r>
+      <w:r>
+        <w:t xml:space="preserve">uerida </w:t>
+      </w:r>
+      <w:r>
+        <w:t xml:space="preserve">fora de </w:t>
+      </w:r>
+      <w:r>
+        <w:t xml:space="preserve">{{emprestimos_0_taxa}}% </w:t>
+      </w:r>
+      <w:r>
+        <w:t>ao mês</w:t>
+      </w:r>
+      <w:r>
+        <w:t xml:space="preserve"> para o contrato 1, </w:t>
+      </w:r>
+      <w:r>
+        <w:t>{{emprestimos_</w:t>
+      </w:r>
+      <w:r>
+        <w:t>1</w:t>
+      </w:r>
+      <w:r>
+        <w:t>_taxa}}% ao mês</w:t>
+      </w:r>
+      <w:r>
+        <w:t xml:space="preserve"> para o contrato 2</w:t>
+      </w:r>
+      <w:r>
+        <w:t xml:space="preserve"> e </w:t>
+      </w:r>
+      <w:r>
+        <w:t>{{emprestimos_</w:t>
+      </w:r>
+      <w:r>
+        <w:t>2</w:t>
+      </w:r>
+      <w:r>
+        <w:t>_taxa}}% ao mês</w:t>
+      </w:r>
+      <w:r>
+        <w:t xml:space="preserve"> para o contrato 3</w:t>
+      </w:r>
+      <w:r>
+        <w:t>!</w:t>
+      </w:r>
+    </w:p>
+    <w:p>
+      <w:pPr>
+        <w:ind w:firstLine="2268"/>
         <w:rPr>
           <w:u w:val="single"/>
         </w:rPr>
       </w:pPr>
-      <w:r>
-        <w:rPr>
-          <w:sz w:val="22"/>
-          <w:szCs w:val="22"/>
-        </w:rPr>
-        <w:t xml:space="preserve">“(...) tem considerado abusivas taxas superiores a uma vez e meia (voto proferido pelo Min. Ari Pargendler no REsp n. 271.214-RS, </w:t>
+    </w:p>
+    <w:p>
+      <w:pPr>
+        <w:rPr>
+          <w:u w:val="single"/>
+        </w:rPr>
+      </w:pPr>
+      <w:r>
+        <w:t xml:space="preserve">Tal discrepância de valores é evidência clara de abusividade na fixação das taxas de juros cobradas pela requerida, o que viola o princípio da boa-fé objetiva, previsto no artigo 422 do Código Civil. Conforme leciona Pablo Stolze </w:t>
       </w:r>
       <w:proofErr w:type="spellStart"/>
       <w:r>
-        <w:rPr>
-          <w:sz w:val="22"/>
-          <w:szCs w:val="22"/>
-        </w:rPr>
-        <w:t>Rel.p</w:t>
+        <w:t>Gagliano</w:t>
       </w:r>
       <w:proofErr w:type="spellEnd"/>
       <w:r>
-        <w:rPr>
-          <w:sz w:val="22"/>
-          <w:szCs w:val="22"/>
-        </w:rPr>
-        <w:t>. Acórdão Min. Menezes Direito, DJ de 4.8.2003), ao dobro (REsp n. 1.036.818, Terceira Turma, minha relatoria, DJe de 20.6.2008) ou ao triplo (REsp n. 971.853-RS, Quarta Turma, Min. Pádua Ribeiro, DJ de 24.9.2007) da média. Todavia, esta perquirição acerca da abusividade não é estanque, o que impossibilita a adoção de critérios genéricos e universais. A taxa média de mercado, divulgada pelo Banco Central, constitui um valioso referencial, mas cabe somente ao juiz, no exame das peculiaridades do caso concreto, avaliar se os juros contratados foram ou não abusivos”. (REsp 1061530/RS, rel. Min. Nancy Andrighi, Segunda Seção, j. 22-10-2008).</w:t>
-      </w:r>
-    </w:p>
-    <w:p>
-      <w:pPr>
-        <w:rPr>
-          <w:u w:val="single"/>
-        </w:rPr>
-      </w:pPr>
-    </w:p>
-    <w:p>
-      <w:pPr>
-        <w:rPr>
-          <w:u w:val="single"/>
-        </w:rPr>
-      </w:pPr>
-      <w:r>
-        <w:rPr>
-          <w:b/>
-          <w:bCs/>
-        </w:rPr>
-        <w:t>No caso em análise, a taxa de juros cobrada pela instituição requerida alcança patamares muito superiores aos praticados no mercado financeiro.</w:t>
-      </w:r>
-      <w:r>
-        <w:t xml:space="preserve"> Conforme comprovado documentalmente, a taxa média de juros em </w:t>
-      </w:r>
-      <w:r>
-        <w:rPr>
-          <w:color w:val="000000" w:themeColor="text1"/>
-        </w:rPr>
-        <w:t>{{</w:t>
-      </w:r>
-      <w:r>
-        <w:rPr>
-          <w:color w:val="000000" w:themeColor="text1"/>
-        </w:rPr>
-        <w:t>emprestimos_0_data</w:t>
-      </w:r>
-      <w:r>
-        <w:rPr>
-          <w:color w:val="000000" w:themeColor="text1"/>
-        </w:rPr>
-        <w:t>}}</w:t>
-      </w:r>
-      <w:r>
-        <w:rPr>
-          <w:color w:val="000000" w:themeColor="text1"/>
-        </w:rPr>
-        <w:t xml:space="preserve"> </w:t>
-      </w:r>
-      <w:r>
-        <w:t xml:space="preserve">foi de </w:t>
-      </w:r>
-      <w:r>
-        <w:t>{{</w:t>
-      </w:r>
-      <w:r>
-        <w:t>emprestimos_0_taxa_media</w:t>
-      </w:r>
-      <w:r>
-        <w:t>}}</w:t>
-      </w:r>
-      <w:r>
-        <w:t>% a.m.</w:t>
-      </w:r>
-      <w:r>
-        <w:t xml:space="preserve">, </w:t>
-      </w:r>
-      <w:r>
-        <w:t xml:space="preserve">em </w:t>
-      </w:r>
-      <w:r>
-        <w:rPr>
-          <w:color w:val="000000" w:themeColor="text1"/>
-        </w:rPr>
-        <w:t>{{emprestimos_</w:t>
-      </w:r>
-      <w:r>
-        <w:rPr>
-          <w:color w:val="000000" w:themeColor="text1"/>
-        </w:rPr>
-        <w:t>1</w:t>
-      </w:r>
-      <w:r>
-        <w:rPr>
-          <w:color w:val="000000" w:themeColor="text1"/>
-        </w:rPr>
-        <w:t xml:space="preserve">_data}}  </w:t>
-      </w:r>
-      <w:r>
-        <w:t>foi de {{emprestimos_</w:t>
-      </w:r>
-      <w:r>
-        <w:t>1</w:t>
-      </w:r>
-      <w:r>
-        <w:t>_taxa_media}}% a.m.</w:t>
-      </w:r>
-      <w:r>
-        <w:t xml:space="preserve"> e em </w:t>
-      </w:r>
-      <w:r>
-        <w:rPr>
-          <w:color w:val="000000" w:themeColor="text1"/>
-        </w:rPr>
-        <w:t>{{emprestimos_</w:t>
-      </w:r>
-      <w:r>
-        <w:rPr>
-          <w:color w:val="000000" w:themeColor="text1"/>
-        </w:rPr>
-        <w:t>2</w:t>
-      </w:r>
-      <w:r>
-        <w:rPr>
-          <w:color w:val="000000" w:themeColor="text1"/>
-        </w:rPr>
-        <w:t xml:space="preserve">_data}}  </w:t>
-      </w:r>
-      <w:r>
-        <w:t>foi de {{emprestimos_</w:t>
-      </w:r>
-      <w:r>
-        <w:t>2</w:t>
-      </w:r>
-      <w:r>
-        <w:t>_taxa_media}}% a.m.</w:t>
-      </w:r>
-      <w:r>
-        <w:t>, enquanto a taxa de juros mensal informada pela instituição req</w:t>
-      </w:r>
-      <w:r>
-        <w:t xml:space="preserve">uerida </w:t>
-      </w:r>
-      <w:r>
-        <w:t xml:space="preserve">fora de </w:t>
-      </w:r>
-      <w:r>
-        <w:t xml:space="preserve">{{emprestimos_0_taxa}}% </w:t>
-      </w:r>
-      <w:r>
-        <w:t>ao mês</w:t>
-      </w:r>
-      <w:r>
-        <w:t xml:space="preserve"> para o contrato 1, </w:t>
-      </w:r>
-      <w:r>
-        <w:t>{{emprestimos_</w:t>
-      </w:r>
-      <w:r>
-        <w:t>1</w:t>
-      </w:r>
-      <w:r>
-        <w:t>_taxa}}% ao mês</w:t>
-      </w:r>
-      <w:r>
-        <w:t xml:space="preserve"> para o contrato 2</w:t>
-      </w:r>
-      <w:r>
-        <w:t xml:space="preserve"> e </w:t>
-      </w:r>
-      <w:r>
-        <w:t>{{emprestimos_</w:t>
-      </w:r>
-      <w:r>
-        <w:t>2</w:t>
-      </w:r>
-      <w:r>
-        <w:t>_taxa}}% ao mês</w:t>
-      </w:r>
-      <w:r>
-        <w:t xml:space="preserve"> para o contrato 3</w:t>
-      </w:r>
-      <w:r>
-        <w:t>!</w:t>
-      </w:r>
-    </w:p>
-    <w:p>
-      <w:pPr>
-        <w:ind w:firstLine="2268"/>
-        <w:rPr>
-          <w:u w:val="single"/>
-        </w:rPr>
-      </w:pPr>
-    </w:p>
-    <w:p>
-      <w:pPr>
-        <w:rPr>
-          <w:u w:val="single"/>
-        </w:rPr>
-      </w:pPr>
-      <w:r>
-        <w:t xml:space="preserve">Tal discrepância de valores é evidência clara de abusividade na fixação das taxas de juros cobradas pela requerida, o que viola o princípio da boa-fé objetiva, previsto no artigo 422 do Código Civil. Conforme leciona Pablo Stolze </w:t>
-      </w:r>
-      <w:proofErr w:type="spellStart"/>
-      <w:r>
-        <w:t>Gagliano</w:t>
-      </w:r>
-      <w:proofErr w:type="spellEnd"/>
-      <w:r>
         <w:t xml:space="preserve"> e Rodolfo Pamplona Filho (Novo Curso de Direito Civil, Volume II), “a boa-fé objetiva exige que as partes não só tenham um comportamento ético, mas também que não exerçam seus direitos de forma excessivamente gravosa ao outro contratante”.</w:t>
       </w:r>
     </w:p>
@@ -3828,6 +3600,7 @@
     </w:p>
     <w:p>
       <w:r>
+        <w:lastRenderedPageBreak/>
         <w:t>Assim, requer-se a este juízo que, reconhecendo a abusividade das taxas de juros aplicadas, determine a sua adequação à taxa média de mercado divulgada pelo Banco Central na data da contratação.</w:t>
       </w:r>
     </w:p>
@@ -3851,31 +3624,31 @@
     <w:p/>
     <w:p>
       <w:r>
-        <w:t xml:space="preserve">Nos termos do artigo 42, parágrafo único, do Código de Defesa do Consumidor (CDC), o consumidor cobrado em quantia </w:t>
+        <w:t>Nos termos do artigo 42, parágrafo único, do Código de Defesa do Consumidor (CDC), o consumidor cobrado em quantia indevida tem direito à repetição do indébito, por valor igual ao dobro do que pagou em excesso, acrescido de correção monetária e juros legais, salvo engano justificável. Tal dispositivo visa coibir práticas abusivas, assegurando ao consumidor a restituição integral dos valores pagos indevidamente, com sanção suficiente para desestimular novas condutas lesivas por parte dos fornecedores.</w:t>
+      </w:r>
+    </w:p>
+    <w:p>
+      <w:pPr>
+        <w:rPr>
+          <w:b/>
+          <w:bCs/>
+        </w:rPr>
+      </w:pPr>
+      <w:r>
+        <w:rPr>
+          <w:b/>
+          <w:bCs/>
+        </w:rPr>
+        <w:t xml:space="preserve">No presente caso, não há qualquer margem para se alegar “engano justificável”. A cobrança excessiva decorre da aplicação de taxas de juros visivelmente superiores às médias de mercado, em contratos destinados a consumidor notoriamente hipossuficiente, o que revela não apenas uma concessão questionável de análise de crédito, mas sim uma estratégia deliberada e recorrente de atuação por parte da instituição financeira. </w:t>
+      </w:r>
+    </w:p>
+    <w:p>
+      <w:r>
+        <w:t xml:space="preserve">Trata-se de conduta premeditada, inserida no próprio modelo de negócio dos bancos, que assumem o risco de judicialização e </w:t>
       </w:r>
       <w:r>
         <w:lastRenderedPageBreak/>
-        <w:t>indevida tem direito à repetição do indébito, por valor igual ao dobro do que pagou em excesso, acrescido de correção monetária e juros legais, salvo engano justificável. Tal dispositivo visa coibir práticas abusivas, assegurando ao consumidor a restituição integral dos valores pagos indevidamente, com sanção suficiente para desestimular novas condutas lesivas por parte dos fornecedores.</w:t>
-      </w:r>
-    </w:p>
-    <w:p>
-      <w:pPr>
-        <w:rPr>
-          <w:b/>
-          <w:bCs/>
-        </w:rPr>
-      </w:pPr>
-      <w:r>
-        <w:rPr>
-          <w:b/>
-          <w:bCs/>
-        </w:rPr>
-        <w:t xml:space="preserve">No presente caso, não há qualquer margem para se alegar “engano justificável”. A cobrança excessiva decorre da aplicação de taxas de juros visivelmente superiores às médias de mercado, em contratos destinados a consumidor notoriamente hipossuficiente, o que revela não apenas uma concessão questionável de análise de crédito, mas sim uma estratégia deliberada e recorrente de atuação por parte da instituição financeira. </w:t>
-      </w:r>
-    </w:p>
-    <w:p>
-      <w:r>
-        <w:t xml:space="preserve">Trata-se de conduta premeditada, inserida no próprio modelo de negócio dos bancos, que assumem o risco de judicialização e mesmo assim mantêm a prática, porque ela se revela economicamente vantajosa — bastando que uma parcela </w:t>
+        <w:t xml:space="preserve">mesmo assim mantêm a prática, porque ela se revela economicamente vantajosa — bastando que uma parcela </w:t>
       </w:r>
       <w:r>
         <w:t>não vultuosa</w:t>
@@ -3908,16 +3681,7 @@
           <w:bCs/>
           <w:u w:val="single"/>
         </w:rPr>
-        <w:t xml:space="preserve">não é necessário comprovar dolo ou má-fé para que seja </w:t>
-      </w:r>
-      <w:r>
-        <w:rPr>
-          <w:b/>
-          <w:bCs/>
-          <w:u w:val="single"/>
-        </w:rPr>
-        <w:lastRenderedPageBreak/>
-        <w:t>reconhecido o direito à devolução dobrada dos valores cobrados indevidamente. Basta a violação à boa-fé objetiva</w:t>
+        <w:t>não é necessário comprovar dolo ou má-fé para que seja reconhecido o direito à devolução dobrada dos valores cobrados indevidamente. Basta a violação à boa-fé objetiva</w:t>
       </w:r>
       <w:r>
         <w:rPr>
@@ -4027,7 +3791,11 @@
     </w:p>
     <w:p>
       <w:r>
-        <w:t>O STJ, inclusive, ao modular os efeitos da decisão nos termos do artigo 927, § 3º, do Código de Processo Civil, esclareceu que tal entendimento aplica-se a cobranças realizadas após a publicação do acórdão, o que abrange o presente caso.</w:t>
+        <w:t xml:space="preserve">O STJ, inclusive, ao modular os efeitos da decisão nos termos do artigo 927, § 3º, do Código de Processo Civil, esclareceu </w:t>
+      </w:r>
+      <w:r>
+        <w:lastRenderedPageBreak/>
+        <w:t>que tal entendimento aplica-se a cobranças realizadas após a publicação do acórdão, o que abrange o presente caso.</w:t>
       </w:r>
     </w:p>
     <w:p>
@@ -4096,17 +3864,7 @@
           <w:sz w:val="22"/>
           <w:szCs w:val="22"/>
         </w:rPr>
-        <w:t xml:space="preserve">, as partes </w:t>
-      </w:r>
-      <w:r>
-        <w:rPr>
-          <w:i/>
-          <w:iCs/>
-          <w:sz w:val="22"/>
-          <w:szCs w:val="22"/>
-        </w:rPr>
-        <w:lastRenderedPageBreak/>
-        <w:t>deverão agir com lealdade e confiança recíprocas, auxiliando-se mutuamente na formação e na execução do contrato. Daí está ligado ao princípio da probidade. (DINIZ, Maria Helena. Curso de direito civil brasileiro. Teria das Obrigações Contratuais e Extracontratuais. 24˚ ed. São Paulo: Saraiva, 2008. v.3.).</w:t>
+        <w:t>, as partes deverão agir com lealdade e confiança recíprocas, auxiliando-se mutuamente na formação e na execução do contrato. Daí está ligado ao princípio da probidade. (DINIZ, Maria Helena. Curso de direito civil brasileiro. Teria das Obrigações Contratuais e Extracontratuais. 24˚ ed. São Paulo: Saraiva, 2008. v.3.).</w:t>
       </w:r>
     </w:p>
     <w:p/>
@@ -4150,6 +3908,7 @@
     </w:p>
     <w:p>
       <w:r>
+        <w:lastRenderedPageBreak/>
         <w:t xml:space="preserve">A perpetuação dessa estratégia </w:t>
       </w:r>
       <w:r>
@@ -4171,7 +3930,6 @@
         <w:rPr>
           <w:highlight w:val="yellow"/>
         </w:rPr>
-        <w:lastRenderedPageBreak/>
         <w:t xml:space="preserve">Portanto, pleiteia, a parte autora, a devolução dos valores equivalentes a diferença dos valores que seriam pagos pela parte requerente, subtraídos pelo valor correspondente ao total que pagaria com a adequação das taxas de juros à média de mercado, multiplicado por dois, sendo devidos assim a restituição de </w:t>
       </w:r>
       <w:r>
@@ -4306,7 +4064,11 @@
     <w:p/>
     <w:p>
       <w:r>
-        <w:t>Além da revisão e adequação das taxas de juros e da repetição em dobro do indébito, é necessário abordar os danos morais causados à parte requerente pela prática abusiva da instituição financeira requerida.</w:t>
+        <w:t xml:space="preserve">Além da revisão e adequação das taxas de juros e da repetição em dobro do indébito, é necessário abordar os danos morais </w:t>
+      </w:r>
+      <w:r>
+        <w:lastRenderedPageBreak/>
+        <w:t>causados à parte requerente pela prática abusiva da instituição financeira requerida.</w:t>
       </w:r>
     </w:p>
     <w:p>
@@ -4385,17 +4147,7 @@
           <w:i/>
           <w:iCs/>
         </w:rPr>
-        <w:t xml:space="preserve">A conduta da instituição financeira ré, ao impor taxas de juros tão exorbitantes sob o conveniente pretexto genérico de “negócio de risco” gera um ciclo perverso de superendividamento, no qual o consumidor, incapaz de honrar seus compromissos com base em sua renda mensal, vê-se forçado a contrair novos empréstimos para cobrir dívidas </w:t>
-      </w:r>
-      <w:r>
-        <w:rPr>
-          <w:b/>
-          <w:bCs/>
-          <w:i/>
-          <w:iCs/>
-        </w:rPr>
-        <w:lastRenderedPageBreak/>
-        <w:t>anteriores e custear despesas básicas de sobrevivência.</w:t>
+        <w:t>A conduta da instituição financeira ré, ao impor taxas de juros tão exorbitantes sob o conveniente pretexto genérico de “negócio de risco” gera um ciclo perverso de superendividamento, no qual o consumidor, incapaz de honrar seus compromissos com base em sua renda mensal, vê-se forçado a contrair novos empréstimos para cobrir dívidas anteriores e custear despesas básicas de sobrevivência.</w:t>
       </w:r>
       <w:r>
         <w:t xml:space="preserve"> </w:t>
@@ -4416,7 +4168,11 @@
     </w:p>
     <w:p>
       <w:r>
-        <w:t>Ora, a imposição de juros exorbitantes sem a devida análise e responsabilidade na concessão do crédito, por certo, contribuiu para que a parte requerente fosse colocada em uma situação de superendividamento escancarado, vez que a instituição financeira, ao liberar</w:t>
+        <w:t xml:space="preserve">Ora, a imposição de juros exorbitantes sem a devida análise e responsabilidade na concessão do crédito, por certo, contribuiu para que a parte requerente fosse colocada em uma situação de </w:t>
+      </w:r>
+      <w:r>
+        <w:lastRenderedPageBreak/>
+        <w:t>superendividamento escancarado, vez que a instituição financeira, ao liberar</w:t>
       </w:r>
       <w:r>
         <w:t>, sem qualquer cuidado, os referidos empréstimos</w:t>
@@ -4533,14 +4289,7 @@
         <w:rPr>
           <w:u w:val="single"/>
         </w:rPr>
-        <w:t xml:space="preserve">Ainda, eventual alegação de que foi firmado o instrumento contratual espontaneamente pela parte autora não é suficiente para </w:t>
-      </w:r>
-      <w:r>
-        <w:rPr>
-          <w:u w:val="single"/>
-        </w:rPr>
-        <w:lastRenderedPageBreak/>
-        <w:t>elidir a responsabilidade pelos danos morais, uma vez que, conforme já abordado, tal contrato foi contrário ao princípio da boa-fé objetiva.</w:t>
+        <w:t>Ainda, eventual alegação de que foi firmado o instrumento contratual espontaneamente pela parte autora não é suficiente para elidir a responsabilidade pelos danos morais, uma vez que, conforme já abordado, tal contrato foi contrário ao princípio da boa-fé objetiva.</w:t>
       </w:r>
     </w:p>
     <w:p>
@@ -4619,7 +4368,17 @@
           <w:i/>
           <w:iCs/>
         </w:rPr>
-        <w:t>Acontece que, conforme citado, a conduta em comento, infelizmente, não constitui um caso isolado, mas sim parte de uma política deliberada de concessão de crédito sem qualquer avaliação real da capacidade de pagamento do consumidor. Tal prática colabora diretamente para a formação e manutenção de um ciclo perverso de superendividamento, que aprisiona o indivíduo em sucessivos contratos abusivos, retirando-lhe a autonomia financeira e violando sua dignidade humana.</w:t>
+        <w:t xml:space="preserve">Acontece que, conforme citado, a conduta em comento, infelizmente, não constitui um caso isolado, mas sim parte de uma política deliberada de concessão de crédito sem qualquer avaliação real da capacidade de pagamento do consumidor. Tal prática colabora diretamente para a formação e manutenção de um ciclo perverso de superendividamento, </w:t>
+      </w:r>
+      <w:r>
+        <w:rPr>
+          <w:b/>
+          <w:bCs/>
+          <w:i/>
+          <w:iCs/>
+        </w:rPr>
+        <w:lastRenderedPageBreak/>
+        <w:t>que aprisiona o indivíduo em sucessivos contratos abusivos, retirando-lhe a autonomia financeira e violando sua dignidade humana.</w:t>
       </w:r>
     </w:p>
     <w:p>
@@ -4636,7 +4395,6 @@
         <w:rPr>
           <w:noProof/>
         </w:rPr>
-        <w:lastRenderedPageBreak/>
         <w:drawing>
           <wp:inline distT="0" distB="0" distL="0" distR="0" wp14:anchorId="45E94B79" wp14:editId="22013481">
             <wp:extent cx="5429250" cy="2411369"/>
@@ -4696,6 +4454,7 @@
     </w:p>
     <w:p>
       <w:r>
+        <w:lastRenderedPageBreak/>
         <w:t xml:space="preserve">O crédito responsável, especialmente quando ofertado a aposentados, pensionistas, beneficiários de programas assistenciais e outros cidadãos em situação de fragilidade, deve ser concedido de forma </w:t>
       </w:r>
       <w:r>
@@ -4716,16 +4475,7 @@
           <w:iCs/>
           <w:u w:val="single"/>
         </w:rPr>
-        <w:t xml:space="preserve">mas transforma o contrato em um verdadeiro instrumento de </w:t>
-      </w:r>
-      <w:r>
-        <w:rPr>
-          <w:i/>
-          <w:iCs/>
-          <w:u w:val="single"/>
-        </w:rPr>
-        <w:lastRenderedPageBreak/>
-        <w:t>opressão econômica, incompatível com o sistema de proteção ao consumidor vigente no país.</w:t>
+        <w:t>mas transforma o contrato em um verdadeiro instrumento de opressão econômica, incompatível com o sistema de proteção ao consumidor vigente no país.</w:t>
       </w:r>
     </w:p>
     <w:p>
@@ -4803,16 +4553,7 @@
           <w:szCs w:val="22"/>
           <w:u w:val="single"/>
         </w:rPr>
-        <w:t>Em verdade, a instituição apelante está a confessar a contratação inquinada pelo vício da lesão, pois se alega que realiza empréstimos para quem tem dificuldade de obter crédito na praça, para justificar a aplicação de juros desarrazoadamente mais altos, admite que se aproveita da vulnerabilidade daquele cliente, que não encontrará quem lhe conceda crédito. Por fim, não se pode olvidar da necessidade da boa-fé objetiva que deve nortear a oferta de crédito responsável, o que é de grande relevância para prevenir o superendividamento dos tomadores de empréstimos.</w:t>
-      </w:r>
-      <w:r>
-        <w:rPr>
-          <w:i/>
-          <w:iCs/>
-          <w:sz w:val="22"/>
-          <w:szCs w:val="22"/>
-        </w:rPr>
-        <w:t>”</w:t>
+        <w:t xml:space="preserve">Em verdade, a instituição apelante está a confessar a contratação inquinada pelo vício da lesão, pois se alega que realiza empréstimos para quem tem dificuldade de obter crédito na praça, para justificar a aplicação de juros desarrazoadamente mais altos, admite que se aproveita da vulnerabilidade daquele cliente, que não encontrará quem lhe conceda crédito. Por fim, não se pode olvidar da necessidade da boa-fé objetiva que deve nortear a oferta de crédito responsável, o que é </w:t>
       </w:r>
       <w:r>
         <w:rPr>
@@ -4822,8 +4563,10 @@
           <w:iCs/>
           <w:sz w:val="22"/>
           <w:szCs w:val="22"/>
-        </w:rPr>
-        <w:t xml:space="preserve"> </w:t>
+          <w:u w:val="single"/>
+        </w:rPr>
+        <w:lastRenderedPageBreak/>
+        <w:t>de grande relevância para prevenir o superendividamento dos tomadores de empréstimos.</w:t>
       </w:r>
       <w:r>
         <w:rPr>
@@ -4832,6 +4575,26 @@
           <w:sz w:val="22"/>
           <w:szCs w:val="22"/>
         </w:rPr>
+        <w:t>”</w:t>
+      </w:r>
+      <w:r>
+        <w:rPr>
+          <w:b/>
+          <w:bCs/>
+          <w:i/>
+          <w:iCs/>
+          <w:sz w:val="22"/>
+          <w:szCs w:val="22"/>
+        </w:rPr>
+        <w:t xml:space="preserve"> </w:t>
+      </w:r>
+      <w:r>
+        <w:rPr>
+          <w:i/>
+          <w:iCs/>
+          <w:sz w:val="22"/>
+          <w:szCs w:val="22"/>
+        </w:rPr>
         <w:t>(grifo nosso).</w:t>
       </w:r>
     </w:p>
@@ -4843,7 +4606,6 @@
     </w:p>
     <w:p>
       <w:r>
-        <w:lastRenderedPageBreak/>
         <w:t>O valor da indenização deve ser fixado de forma a compensar o sofrimento causado à parte requerente e, simultaneamente, desestimular a prática de condutas abusivas por parte das instituições financeiras.</w:t>
       </w:r>
     </w:p>
@@ -4873,6 +4635,7 @@
     <w:p/>
     <w:p>
       <w:r>
+        <w:lastRenderedPageBreak/>
         <w:t>O Código de Defesa do Consumidor (CDC) prevê, em seu artigo 6º, inciso VIII, a possibilidade de inversão do ônus da prova em favor do consumidor, quando, a critério do juiz, for verossímil a alegação ou quando o consumidor for hipossuficiente, segundo as regras ordinárias de experiências. Tal previsão visa equilibrar a relação entre consumidor e fornecedor, especialmente em situações onde o consumidor se encontra em desvantagem técnica, econômica ou jurídica.</w:t>
       </w:r>
     </w:p>
@@ -4886,25 +4649,28 @@
     </w:p>
     <w:p>
       <w:r>
+        <w:t xml:space="preserve">No presente caso, a parte requerente, como consumidor, encontra-se em posição de hipossuficiência em relação à instituição financeira requerida. </w:t>
+      </w:r>
+      <w:r>
+        <w:t>A desigualdade técnica, informacional e econômica entre as partes é manifesta</w:t>
+      </w:r>
+      <w:r>
+        <w:t>, justificando a aplicação da inversão do ônus probatório, garantindo ao consumidor uma maior proteção e facilitando a comprovação dos fatos alegados.</w:t>
+      </w:r>
+    </w:p>
+    <w:p>
+      <w:r>
+        <w:t>Ainda, cumpre enfatizar que, conforme dispõe o artigo 373, inciso II</w:t>
+      </w:r>
+      <w:r>
+        <w:t xml:space="preserve"> e §1°</w:t>
+      </w:r>
+      <w:r>
+        <w:t xml:space="preserve">, do Código de Processo Civil, incumbe à parte requerida o ônus de demonstrar a legalidade das taxas de juros aplicadas, especialmente diante da alegação de abusividade. Para tanto, deveria a instituição financeira apresentar documentos que comprovassem os custos administrativos da operação, a margem de lucro praticada, os índices de inadimplemento do seu portfólio de clientes, entre outros elementos que pudessem justificar a elevação da taxa de juros contratada e, assim, afastar a configuração da prática abusiva. A ausência de tais documentos ou justificativas idôneas reforça a plausibilidade da alegação de excesso e onerosidade, </w:t>
+      </w:r>
+      <w:r>
         <w:lastRenderedPageBreak/>
-        <w:t xml:space="preserve">No presente caso, a parte requerente, como consumidor, encontra-se em posição de hipossuficiência em relação à instituição financeira requerida. </w:t>
-      </w:r>
-      <w:r>
-        <w:t>A desigualdade técnica, informacional e econômica entre as partes é manifesta</w:t>
-      </w:r>
-      <w:r>
-        <w:t>, justificando a aplicação da inversão do ônus probatório, garantindo ao consumidor uma maior proteção e facilitando a comprovação dos fatos alegados.</w:t>
-      </w:r>
-    </w:p>
-    <w:p>
-      <w:r>
-        <w:t>Ainda, cumpre enfatizar que, conforme dispõe o artigo 373, inciso II</w:t>
-      </w:r>
-      <w:r>
-        <w:t xml:space="preserve"> e §1°</w:t>
-      </w:r>
-      <w:r>
-        <w:t>, do Código de Processo Civil, incumbe à parte requerida o ônus de demonstrar a legalidade das taxas de juros aplicadas, especialmente diante da alegação de abusividade. Para tanto, deveria a instituição financeira apresentar documentos que comprovassem os custos administrativos da operação, a margem de lucro praticada, os índices de inadimplemento do seu portfólio de clientes, entre outros elementos que pudessem justificar a elevação da taxa de juros contratada e, assim, afastar a configuração da prática abusiva. A ausência de tais documentos ou justificativas idôneas reforça a plausibilidade da alegação de excesso e onerosidade, legitimando o pedido de revisão contratual e a inversão do ônus da prova em favor do consumidor</w:t>
+        <w:t>legitimando o pedido de revisão contratual e a inversão do ônus da prova em favor do consumidor</w:t>
       </w:r>
       <w:r>
         <w:t>.</w:t>
@@ -4917,7 +4683,6 @@
     </w:p>
     <w:p>
       <w:r>
-        <w:lastRenderedPageBreak/>
         <w:t>Tal medida é essencial para assegurar a efetiva proteção dos direitos do consumidor e promover a justiça na relação contratual, garantindo que a verdade dos fatos seja plenamente apurada e que o requerente não seja prejudicado pela desvantagem técnica e econômica em relação à instituição financeira requerida.</w:t>
       </w:r>
     </w:p>
@@ -5053,6 +4818,7 @@
         <w:rPr>
           <w:color w:val="000000"/>
         </w:rPr>
+        <w:lastRenderedPageBreak/>
         <w:t>Adequação das taxas de juros à média de mercado;</w:t>
       </w:r>
     </w:p>
@@ -5277,30 +5043,16 @@
         <w:jc w:val="center"/>
       </w:pPr>
       <w:r>
-        <w:rPr>
-          <w:color w:val="00B050"/>
-        </w:rPr>
-        <w:t>{{FORO</w:t>
-      </w:r>
-      <w:proofErr w:type="gramStart"/>
-      <w:r>
-        <w:rPr>
-          <w:color w:val="00B050"/>
-        </w:rPr>
-        <w:t>}}</w:t>
-      </w:r>
-      <w:r>
-        <w:t>/</w:t>
-      </w:r>
-      <w:proofErr w:type="gramEnd"/>
-      <w:r>
-        <w:rPr>
-          <w:color w:val="00B050"/>
-        </w:rPr>
-        <w:t>{{ESTADO}}</w:t>
-      </w:r>
-      <w:r>
-        <w:t xml:space="preserve">, </w:t>
+        <w:t>{{CIDADE_AUTOR}}</w:t>
+      </w:r>
+      <w:r>
+        <w:t xml:space="preserve"> /</w:t>
+      </w:r>
+      <w:r>
+        <w:t>{{ESTADO_AUTOR}}</w:t>
+      </w:r>
+      <w:r>
+        <w:t>,</w:t>
       </w:r>
       <w:r>
         <w:rPr>
@@ -5337,40 +5089,69 @@
       <w:pPr>
         <w:ind w:firstLine="0"/>
         <w:jc w:val="center"/>
-      </w:pPr>
-      <w:r>
+        <w:rPr>
+          <w:color w:val="00B050"/>
+          <w:u w:val="single"/>
+        </w:rPr>
+      </w:pPr>
+      <w:bookmarkStart w:id="2" w:name="_Hlk210300644"/>
+      <w:r>
+        <w:lastRenderedPageBreak/>
         <w:t>OAB/</w:t>
       </w:r>
       <w:r>
         <w:rPr>
           <w:color w:val="00B050"/>
         </w:rPr>
-        <w:t>{ESTADO}</w:t>
+        <w:t>{</w:t>
       </w:r>
       <w:r>
         <w:rPr>
           <w:color w:val="00B050"/>
         </w:rPr>
-        <w:t xml:space="preserve"> </w:t>
-      </w:r>
+        <w:t>{</w:t>
+      </w:r>
+      <w:proofErr w:type="spellStart"/>
       <w:r>
         <w:rPr>
           <w:color w:val="00B050"/>
         </w:rPr>
-        <w:t>{{N</w:t>
-      </w:r>
+        <w:t>estado_oab</w:t>
+      </w:r>
+      <w:proofErr w:type="spellEnd"/>
       <w:r>
         <w:rPr>
           <w:color w:val="00B050"/>
         </w:rPr>
-        <w:t>.</w:t>
+        <w:t>}</w:t>
       </w:r>
       <w:r>
         <w:rPr>
           <w:color w:val="00B050"/>
         </w:rPr>
-        <w:t>OAB}}</w:t>
-      </w:r>
+        <w:t>}</w:t>
+      </w:r>
+      <w:r>
+        <w:rPr>
+          <w:color w:val="00B050"/>
+        </w:rPr>
+        <w:t xml:space="preserve"> {{</w:t>
+      </w:r>
+      <w:proofErr w:type="spellStart"/>
+      <w:r>
+        <w:rPr>
+          <w:color w:val="00B050"/>
+        </w:rPr>
+        <w:t>numero_oab</w:t>
+      </w:r>
+      <w:proofErr w:type="spellEnd"/>
+      <w:r>
+        <w:rPr>
+          <w:color w:val="00B050"/>
+        </w:rPr>
+        <w:t>}}</w:t>
+      </w:r>
+      <w:bookmarkEnd w:id="2"/>
     </w:p>
     <w:p>
       <w:pPr>
@@ -6994,7 +6775,6 @@
   <w:style w:type="character" w:default="1" w:styleId="Fontepargpadro">
     <w:name w:val="Default Paragraph Font"/>
     <w:uiPriority w:val="1"/>
-    <w:semiHidden/>
     <w:unhideWhenUsed/>
   </w:style>
   <w:style w:type="table" w:default="1" w:styleId="Tabelanormal">

--- a/modelos/Contrato_Foro_Reu_3.docx
+++ b/modelos/Contrato_Foro_Reu_3.docx
@@ -13,10 +13,18 @@
         <w:t xml:space="preserve">AO JUÍZO DA ... VARA CÍVEL DA COMARCA DA CIDADE DE </w:t>
       </w:r>
       <w:r>
-        <w:t>{{CIDADE_REU}}</w:t>
-      </w:r>
-      <w:r>
-        <w:t xml:space="preserve">     ESTADO DE </w:t>
+        <w:t>{{CIDADE_REU</w:t>
+      </w:r>
+      <w:proofErr w:type="gramStart"/>
+      <w:r>
+        <w:t>}}</w:t>
+      </w:r>
+      <w:r>
+        <w:t xml:space="preserve">   </w:t>
+      </w:r>
+      <w:proofErr w:type="gramEnd"/>
+      <w:r>
+        <w:t xml:space="preserve">  ESTADO DE </w:t>
       </w:r>
       <w:r>
         <w:t>{{ESTADO_REU}}</w:t>
@@ -40,18 +48,27 @@
           <w:color w:val="FF0000"/>
         </w:rPr>
       </w:pPr>
+      <w:proofErr w:type="gramStart"/>
       <w:r>
         <w:rPr>
           <w:b/>
           <w:color w:val="FF0000"/>
         </w:rPr>
-        <w:t xml:space="preserve">{                                                                     </w:t>
-      </w:r>
+        <w:t xml:space="preserve">{  </w:t>
+      </w:r>
+      <w:proofErr w:type="gramEnd"/>
       <w:r>
         <w:rPr>
           <w:b/>
           <w:color w:val="FF0000"/>
         </w:rPr>
+        <w:t xml:space="preserve">                                                                   </w:t>
+      </w:r>
+      <w:r>
+        <w:rPr>
+          <w:b/>
+          <w:color w:val="FF0000"/>
+        </w:rPr>
         <w:t>vem, a presença deste douto juízo, por meio de seus procuradores, apresentar:</w:t>
       </w:r>
       <w:r>
@@ -59,8 +76,17 @@
           <w:b/>
           <w:color w:val="FF0000"/>
         </w:rPr>
-        <w:t xml:space="preserve">                                                                   }</w:t>
-      </w:r>
+        <w:t xml:space="preserve">                                                                 </w:t>
+      </w:r>
+      <w:proofErr w:type="gramStart"/>
+      <w:r>
+        <w:rPr>
+          <w:b/>
+          <w:color w:val="FF0000"/>
+        </w:rPr>
+        <w:t xml:space="preserve">  }</w:t>
+      </w:r>
+      <w:proofErr w:type="gramEnd"/>
     </w:p>
     <w:p>
       <w:pPr>
@@ -302,7 +328,25 @@
           <w:bCs/>
           <w:color w:val="000000" w:themeColor="text1"/>
         </w:rPr>
-        <w:t>Nessa esteira, faz-se a ressalva que, para essa natureza de ação, é raro que as instituições financeiras possuam ofertas de acordo em audiências de tentativa de conciliação, o que culmina, na grande maioria dos casos, na dispensa dessa audiência. Inclusive, há na presente exordial o pedido de dispensa de audiência de tentativa de conciliação.</w:t>
+        <w:t xml:space="preserve">Nessa esteira, faz-se a ressalva que, para essa natureza de ação, é raro que as instituições financeiras possuam ofertas de acordo em audiências de tentativa de conciliação, o que culmina, na grande maioria dos casos, na dispensa dessa audiência. Inclusive, há </w:t>
+      </w:r>
+      <w:proofErr w:type="gramStart"/>
+      <w:r>
+        <w:rPr>
+          <w:b/>
+          <w:bCs/>
+          <w:color w:val="000000" w:themeColor="text1"/>
+        </w:rPr>
+        <w:t>na presente exordial</w:t>
+      </w:r>
+      <w:proofErr w:type="gramEnd"/>
+      <w:r>
+        <w:rPr>
+          <w:b/>
+          <w:bCs/>
+          <w:color w:val="000000" w:themeColor="text1"/>
+        </w:rPr>
+        <w:t xml:space="preserve"> o pedido de dispensa de audiência de tentativa de conciliação.</w:t>
       </w:r>
     </w:p>
     <w:p>
@@ -1034,19 +1078,33 @@
         <w:rPr>
           <w:color w:val="00B050"/>
         </w:rPr>
-        <w:t>{{BENEF</w:t>
-      </w:r>
+        <w:t>{{</w:t>
+      </w:r>
+      <w:proofErr w:type="gramStart"/>
       <w:r>
         <w:rPr>
           <w:color w:val="00B050"/>
         </w:rPr>
+        <w:t>BENEF</w:t>
+      </w:r>
+      <w:r>
+        <w:rPr>
+          <w:color w:val="00B050"/>
+        </w:rPr>
         <w:t>I</w:t>
       </w:r>
       <w:r>
         <w:rPr>
           <w:color w:val="00B050"/>
         </w:rPr>
-        <w:t>CIO_RECEBIDO}}</w:t>
+        <w:t>CIO</w:t>
+      </w:r>
+      <w:proofErr w:type="gramEnd"/>
+      <w:r>
+        <w:rPr>
+          <w:color w:val="00B050"/>
+        </w:rPr>
+        <w:t>_RECEBIDO}}</w:t>
       </w:r>
       <w:r>
         <w:t>, no valor de R$ {{</w:t>
@@ -1086,6 +1144,7 @@
         <w:t>pessoal_consignados</w:t>
       </w:r>
       <w:proofErr w:type="spellEnd"/>
+      <w:proofErr w:type="gramStart"/>
       <w:r>
         <w:rPr>
           <w:color w:val="00B050"/>
@@ -1095,13 +1154,22 @@
         <w:t>}}</w:t>
       </w:r>
       <w:r>
-        <w:t>comprometem de forma drástica sua renda mensal, de modo que restam apenas R$ {{</w:t>
+        <w:t>comprometem</w:t>
+      </w:r>
+      <w:proofErr w:type="gramEnd"/>
+      <w:r>
+        <w:t xml:space="preserve"> de forma drástica sua renda mensal, de modo que restam apenas R$ {{</w:t>
       </w:r>
       <w:proofErr w:type="spellStart"/>
       <w:r>
-        <w:t>valor_liquido</w:t>
+        <w:t>valor_</w:t>
+      </w:r>
+      <w:proofErr w:type="gramStart"/>
+      <w:r>
+        <w:t>liquido</w:t>
       </w:r>
       <w:proofErr w:type="spellEnd"/>
+      <w:proofErr w:type="gramEnd"/>
       <w:r>
         <w:t>}} para sua subsistência, valor este absolutamente incompatível com a manutenção de um mínimo existencial digno.</w:t>
       </w:r>
@@ -1177,7 +1245,21 @@
         <w:rPr>
           <w:color w:val="00B050"/>
         </w:rPr>
-        <w:t>{{BENEFICIO_RECEBIDO}}</w:t>
+        <w:t>{{</w:t>
+      </w:r>
+      <w:proofErr w:type="gramStart"/>
+      <w:r>
+        <w:rPr>
+          <w:color w:val="00B050"/>
+        </w:rPr>
+        <w:t>BENEFICIO</w:t>
+      </w:r>
+      <w:proofErr w:type="gramEnd"/>
+      <w:r>
+        <w:rPr>
+          <w:color w:val="00B050"/>
+        </w:rPr>
+        <w:t>_RECEBIDO}}</w:t>
       </w:r>
       <w:r>
         <w:t xml:space="preserve"> que corresponde ao valor de </w:t>
@@ -1255,6 +1337,7 @@
         <w:t>pessoal_consignados</w:t>
       </w:r>
       <w:proofErr w:type="spellEnd"/>
+      <w:proofErr w:type="gramStart"/>
       <w:r>
         <w:rPr>
           <w:color w:val="00B050"/>
@@ -1264,7 +1347,11 @@
         <w:t>}}</w:t>
       </w:r>
       <w:r>
-        <w:t xml:space="preserve">comprometem o equivalente a </w:t>
+        <w:t>comprometem</w:t>
+      </w:r>
+      <w:proofErr w:type="gramEnd"/>
+      <w:r>
+        <w:t xml:space="preserve"> o equivalente a </w:t>
       </w:r>
       <w:r>
         <w:t>{{</w:t>
@@ -1290,9 +1377,14 @@
       </w:r>
       <w:proofErr w:type="spellStart"/>
       <w:r>
-        <w:t>valor_liquido</w:t>
+        <w:t>valor_</w:t>
+      </w:r>
+      <w:proofErr w:type="gramStart"/>
+      <w:r>
+        <w:t>liquido</w:t>
       </w:r>
       <w:proofErr w:type="spellEnd"/>
+      <w:proofErr w:type="gramEnd"/>
       <w:r>
         <w:t>}}</w:t>
       </w:r>
@@ -1350,7 +1442,27 @@
           <w:sz w:val="24"/>
           <w:szCs w:val="24"/>
         </w:rPr>
-        <w:t>Nº{{NUMERO_CONTRATO</w:t>
+        <w:t>Nº{{</w:t>
+      </w:r>
+      <w:proofErr w:type="gramStart"/>
+      <w:r>
+        <w:rPr>
+          <w:b/>
+          <w:color w:val="00B050"/>
+          <w:sz w:val="24"/>
+          <w:szCs w:val="24"/>
+        </w:rPr>
+        <w:t>NUMERO</w:t>
+      </w:r>
+      <w:proofErr w:type="gramEnd"/>
+      <w:r>
+        <w:rPr>
+          <w:b/>
+          <w:color w:val="00B050"/>
+          <w:sz w:val="24"/>
+          <w:szCs w:val="24"/>
+        </w:rPr>
+        <w:t>_CONTRATO</w:t>
       </w:r>
       <w:r>
         <w:rPr>
@@ -1464,11 +1576,16 @@
         <w:t xml:space="preserve">Taxa de juros aplicada: </w:t>
       </w:r>
       <w:r>
-        <w:t>{{emprestimos_0_taxa}}</w:t>
+        <w:t>{{emprestimos_0_taxa</w:t>
+      </w:r>
+      <w:proofErr w:type="gramStart"/>
+      <w:r>
+        <w:t>}}</w:t>
       </w:r>
       <w:r>
         <w:t>%</w:t>
       </w:r>
+      <w:proofErr w:type="gramEnd"/>
     </w:p>
     <w:p>
       <w:pPr>
@@ -1480,8 +1597,13 @@
         <w:t xml:space="preserve">O contrato em apreciação apresenta taxa de juros mensal fixada em </w:t>
       </w:r>
       <w:r>
-        <w:t>{{emprestimos_0_taxa}}%</w:t>
-      </w:r>
+        <w:t>{{emprestimos_0_taxa</w:t>
+      </w:r>
+      <w:proofErr w:type="gramStart"/>
+      <w:r>
+        <w:t>}}%</w:t>
+      </w:r>
+      <w:proofErr w:type="gramEnd"/>
       <w:r>
         <w:t xml:space="preserve">a.m., o que gerou à parte requerente uma dívida correspondente a </w:t>
       </w:r>
@@ -1501,10 +1623,18 @@
         <w:t xml:space="preserve"> </w:t>
       </w:r>
       <w:r>
-        <w:t>{{emprestimos_0_def_emprestimos}}</w:t>
-      </w:r>
-      <w:r>
-        <w:t xml:space="preserve">  vezes o valor financiado.</w:t>
+        <w:t>{{emprestimos_0_def_emprestimos</w:t>
+      </w:r>
+      <w:proofErr w:type="gramStart"/>
+      <w:r>
+        <w:t>}}</w:t>
+      </w:r>
+      <w:r>
+        <w:t xml:space="preserve">  vezes</w:t>
+      </w:r>
+      <w:proofErr w:type="gramEnd"/>
+      <w:r>
+        <w:t xml:space="preserve"> o valor financiado.</w:t>
       </w:r>
     </w:p>
     <w:p>
@@ -1693,8 +1823,13 @@
               <w:jc w:val="left"/>
             </w:pPr>
             <w:r>
-              <w:t>{{emprestimos_0_taxa_media}}%</w:t>
+              <w:t>{{emprestimos_0_taxa_</w:t>
             </w:r>
+            <w:proofErr w:type="gramStart"/>
+            <w:r>
+              <w:t>media}}%</w:t>
+            </w:r>
+            <w:proofErr w:type="gramEnd"/>
           </w:p>
         </w:tc>
       </w:tr>
@@ -1906,7 +2041,27 @@
           <w:sz w:val="24"/>
           <w:szCs w:val="24"/>
         </w:rPr>
-        <w:t>{{NUMERO_CONTRATO</w:t>
+        <w:t>{{</w:t>
+      </w:r>
+      <w:proofErr w:type="gramStart"/>
+      <w:r>
+        <w:rPr>
+          <w:b/>
+          <w:color w:val="00B050"/>
+          <w:sz w:val="24"/>
+          <w:szCs w:val="24"/>
+        </w:rPr>
+        <w:t>NUMERO</w:t>
+      </w:r>
+      <w:proofErr w:type="gramEnd"/>
+      <w:r>
+        <w:rPr>
+          <w:b/>
+          <w:color w:val="00B050"/>
+          <w:sz w:val="24"/>
+          <w:szCs w:val="24"/>
+        </w:rPr>
+        <w:t>_CONTRATO</w:t>
       </w:r>
       <w:r>
         <w:rPr>
@@ -2017,8 +2172,13 @@
         <w:t>1</w:t>
       </w:r>
       <w:r>
-        <w:t>_taxa}}%</w:t>
-      </w:r>
+        <w:t>_taxa</w:t>
+      </w:r>
+      <w:proofErr w:type="gramStart"/>
+      <w:r>
+        <w:t>}}%</w:t>
+      </w:r>
+      <w:proofErr w:type="gramEnd"/>
     </w:p>
     <w:p>
       <w:pPr>
@@ -2041,12 +2201,14 @@
       <w:r>
         <w:t>_taxa</w:t>
       </w:r>
+      <w:proofErr w:type="gramStart"/>
       <w:r>
         <w:t>}}</w:t>
       </w:r>
       <w:r>
         <w:t>%</w:t>
       </w:r>
+      <w:proofErr w:type="gramEnd"/>
       <w:r>
         <w:t>a.m</w:t>
       </w:r>
@@ -2078,10 +2240,18 @@
         <w:t>1</w:t>
       </w:r>
       <w:r>
-        <w:t>_def_emprestimos}}</w:t>
-      </w:r>
-      <w:r>
-        <w:t xml:space="preserve">  vezes o valor financiado.</w:t>
+        <w:t>_def_emprestimos</w:t>
+      </w:r>
+      <w:proofErr w:type="gramStart"/>
+      <w:r>
+        <w:t>}}</w:t>
+      </w:r>
+      <w:r>
+        <w:t xml:space="preserve">  vezes</w:t>
+      </w:r>
+      <w:proofErr w:type="gramEnd"/>
+      <w:r>
+        <w:t xml:space="preserve"> o valor financiado.</w:t>
       </w:r>
     </w:p>
     <w:p>
@@ -2283,8 +2453,13 @@
               <w:t>1</w:t>
             </w:r>
             <w:r>
-              <w:t>_taxa_media}}%</w:t>
+              <w:t>_taxa_</w:t>
             </w:r>
+            <w:proofErr w:type="gramStart"/>
+            <w:r>
+              <w:t>media}}%</w:t>
+            </w:r>
+            <w:proofErr w:type="gramEnd"/>
           </w:p>
         </w:tc>
       </w:tr>
@@ -2508,7 +2683,27 @@
           <w:sz w:val="24"/>
           <w:szCs w:val="24"/>
         </w:rPr>
-        <w:t>{{NUMERO_CONTRATO</w:t>
+        <w:t>{{</w:t>
+      </w:r>
+      <w:proofErr w:type="gramStart"/>
+      <w:r>
+        <w:rPr>
+          <w:b/>
+          <w:color w:val="00B050"/>
+          <w:sz w:val="24"/>
+          <w:szCs w:val="24"/>
+        </w:rPr>
+        <w:t>NUMERO</w:t>
+      </w:r>
+      <w:proofErr w:type="gramEnd"/>
+      <w:r>
+        <w:rPr>
+          <w:b/>
+          <w:color w:val="00B050"/>
+          <w:sz w:val="24"/>
+          <w:szCs w:val="24"/>
+        </w:rPr>
+        <w:t>_CONTRATO</w:t>
       </w:r>
       <w:r>
         <w:rPr>
@@ -2620,8 +2815,13 @@
         <w:t>{{emprestimos_2</w:t>
       </w:r>
       <w:r>
-        <w:t>_taxa}}%</w:t>
-      </w:r>
+        <w:t>_taxa</w:t>
+      </w:r>
+      <w:proofErr w:type="gramStart"/>
+      <w:r>
+        <w:t>}}%</w:t>
+      </w:r>
+      <w:proofErr w:type="gramEnd"/>
     </w:p>
     <w:p>
       <w:pPr>
@@ -2641,12 +2841,14 @@
       <w:r>
         <w:t>_taxa</w:t>
       </w:r>
+      <w:proofErr w:type="gramStart"/>
       <w:r>
         <w:t>}}</w:t>
       </w:r>
       <w:r>
         <w:t>%</w:t>
       </w:r>
+      <w:proofErr w:type="gramEnd"/>
       <w:r>
         <w:t>a.m</w:t>
       </w:r>
@@ -2678,10 +2880,18 @@
         <w:t>2</w:t>
       </w:r>
       <w:r>
-        <w:t>_def_emprestimos}}</w:t>
-      </w:r>
-      <w:r>
-        <w:t xml:space="preserve">  vezes o valor financiado.</w:t>
+        <w:t>_def_emprestimos</w:t>
+      </w:r>
+      <w:proofErr w:type="gramStart"/>
+      <w:r>
+        <w:t>}}</w:t>
+      </w:r>
+      <w:r>
+        <w:t xml:space="preserve">  vezes</w:t>
+      </w:r>
+      <w:proofErr w:type="gramEnd"/>
+      <w:r>
+        <w:t xml:space="preserve"> o valor financiado.</w:t>
       </w:r>
     </w:p>
     <w:p/>
@@ -2874,8 +3084,13 @@
               <w:t>{{emprestimos_2</w:t>
             </w:r>
             <w:r>
-              <w:t>_taxa_media}}%</w:t>
+              <w:t>_taxa_</w:t>
             </w:r>
+            <w:proofErr w:type="gramStart"/>
+            <w:r>
+              <w:t>media}}%</w:t>
+            </w:r>
+            <w:proofErr w:type="gramEnd"/>
           </w:p>
         </w:tc>
       </w:tr>
@@ -4234,9 +4449,14 @@
       </w:r>
       <w:proofErr w:type="spellStart"/>
       <w:r>
-        <w:t>valor_liquido</w:t>
+        <w:t>valor_</w:t>
+      </w:r>
+      <w:proofErr w:type="gramStart"/>
+      <w:r>
+        <w:t>liquido</w:t>
       </w:r>
       <w:proofErr w:type="spellEnd"/>
+      <w:proofErr w:type="gramEnd"/>
       <w:r>
         <w:t>}}</w:t>
       </w:r>
@@ -4636,7 +4856,15 @@
     <w:p>
       <w:r>
         <w:lastRenderedPageBreak/>
-        <w:t>O Código de Defesa do Consumidor (CDC) prevê, em seu artigo 6º, inciso VIII, a possibilidade de inversão do ônus da prova em favor do consumidor, quando, a critério do juiz, for verossímil a alegação ou quando o consumidor for hipossuficiente, segundo as regras ordinárias de experiências. Tal previsão visa equilibrar a relação entre consumidor e fornecedor, especialmente em situações onde o consumidor se encontra em desvantagem técnica, econômica ou jurídica.</w:t>
+        <w:t xml:space="preserve">O Código de Defesa do Consumidor (CDC) prevê, em seu artigo 6º, inciso VIII, a possibilidade de inversão do ônus da prova em favor do consumidor, quando, a critério do juiz, for verossímil a alegação ou quando o consumidor for hipossuficiente, segundo as regras ordinárias de experiências. Tal previsão visa equilibrar a relação entre consumidor e fornecedor, especialmente em situações </w:t>
+      </w:r>
+      <w:proofErr w:type="gramStart"/>
+      <w:r>
+        <w:t>onde</w:t>
+      </w:r>
+      <w:proofErr w:type="gramEnd"/>
+      <w:r>
+        <w:t xml:space="preserve"> o consumidor se encontra em desvantagem técnica, econômica ou jurídica.</w:t>
       </w:r>
     </w:p>
     <w:p>
@@ -5042,6 +5270,7 @@
         <w:ind w:firstLine="0"/>
         <w:jc w:val="center"/>
       </w:pPr>
+      <w:bookmarkStart w:id="2" w:name="_Hlk210300768"/>
       <w:r>
         <w:t>{{CIDADE_AUTOR}}</w:t>
       </w:r>
@@ -5050,53 +5279,57 @@
       </w:r>
       <w:r>
         <w:t>{{ESTADO_AUTOR}}</w:t>
-      </w:r>
-      <w:r>
-        <w:t>,</w:t>
-      </w:r>
-      <w:r>
-        <w:rPr>
-          <w:color w:val="00B050"/>
-        </w:rPr>
-        <w:t>{{DATA}}</w:t>
       </w:r>
     </w:p>
     <w:p>
       <w:pPr>
         <w:ind w:firstLine="0"/>
         <w:jc w:val="center"/>
-        <w:rPr>
-          <w:smallCaps/>
-        </w:rPr>
-      </w:pPr>
-    </w:p>
+      </w:pPr>
+      <w:r>
+        <w:rPr>
+          <w:color w:val="00B050"/>
+        </w:rPr>
+        <w:t>{{DATA}}</w:t>
+      </w:r>
+    </w:p>
+    <w:bookmarkEnd w:id="2"/>
     <w:p>
       <w:pPr>
         <w:ind w:firstLine="0"/>
         <w:jc w:val="center"/>
         <w:rPr>
-          <w:b/>
-        </w:rPr>
-      </w:pPr>
-      <w:r>
-        <w:rPr>
-          <w:b/>
-        </w:rPr>
-        <w:t>Guilherme Esteves dos Santos Moraes</w:t>
-      </w:r>
+          <w:smallCaps/>
+        </w:rPr>
+      </w:pPr>
     </w:p>
     <w:p>
       <w:pPr>
         <w:ind w:firstLine="0"/>
         <w:jc w:val="center"/>
         <w:rPr>
+          <w:b/>
+        </w:rPr>
+      </w:pPr>
+      <w:r>
+        <w:rPr>
+          <w:b/>
+        </w:rPr>
+        <w:lastRenderedPageBreak/>
+        <w:t>Guilherme Esteves dos Santos Moraes</w:t>
+      </w:r>
+    </w:p>
+    <w:p>
+      <w:pPr>
+        <w:ind w:firstLine="0"/>
+        <w:jc w:val="center"/>
+        <w:rPr>
           <w:color w:val="00B050"/>
           <w:u w:val="single"/>
         </w:rPr>
       </w:pPr>
-      <w:bookmarkStart w:id="2" w:name="_Hlk210300644"/>
-      <w:r>
-        <w:lastRenderedPageBreak/>
+      <w:bookmarkStart w:id="3" w:name="_Hlk210300644"/>
+      <w:r>
         <w:t>OAB/</w:t>
       </w:r>
       <w:r>
@@ -5138,11 +5371,19 @@
         <w:t xml:space="preserve"> {{</w:t>
       </w:r>
       <w:proofErr w:type="spellStart"/>
+      <w:proofErr w:type="gramStart"/>
       <w:r>
         <w:rPr>
           <w:color w:val="00B050"/>
         </w:rPr>
-        <w:t>numero_oab</w:t>
+        <w:t>numero</w:t>
+      </w:r>
+      <w:proofErr w:type="gramEnd"/>
+      <w:r>
+        <w:rPr>
+          <w:color w:val="00B050"/>
+        </w:rPr>
+        <w:t>_oab</w:t>
       </w:r>
       <w:proofErr w:type="spellEnd"/>
       <w:r>
@@ -5151,7 +5392,7 @@
         </w:rPr>
         <w:t>}}</w:t>
       </w:r>
-      <w:bookmarkEnd w:id="2"/>
+      <w:bookmarkEnd w:id="3"/>
     </w:p>
     <w:p>
       <w:pPr>
@@ -6775,6 +7016,7 @@
   <w:style w:type="character" w:default="1" w:styleId="Fontepargpadro">
     <w:name w:val="Default Paragraph Font"/>
     <w:uiPriority w:val="1"/>
+    <w:semiHidden/>
     <w:unhideWhenUsed/>
   </w:style>
   <w:style w:type="table" w:default="1" w:styleId="Tabelanormal">

--- a/modelos/Contrato_Foro_Reu_3.docx
+++ b/modelos/Contrato_Foro_Reu_3.docx
@@ -1,6 +1,6 @@
 
 <file path=word/document.xml><?xml version="1.0" encoding="utf-8"?>
-<w:document xmlns:wpc="http://schemas.microsoft.com/office/word/2010/wordprocessingCanvas" xmlns:cx="http://schemas.microsoft.com/office/drawing/2014/chartex" xmlns:cx1="http://schemas.microsoft.com/office/drawing/2015/9/8/chartex" xmlns:cx2="http://schemas.microsoft.com/office/drawing/2015/10/21/chartex" xmlns:cx3="http://schemas.microsoft.com/office/drawing/2016/5/9/chartex" xmlns:cx4="http://schemas.microsoft.com/office/drawing/2016/5/10/chartex" xmlns:cx5="http://schemas.microsoft.com/office/drawing/2016/5/11/chartex" xmlns:cx6="http://schemas.microsoft.com/office/drawing/2016/5/12/chartex" xmlns:cx7="http://schemas.microsoft.com/office/drawing/2016/5/13/chartex" xmlns:cx8="http://schemas.microsoft.com/office/drawing/2016/5/14/chartex" xmlns:mc="http://schemas.openxmlformats.org/markup-compatibility/2006" xmlns:aink="http://schemas.microsoft.com/office/drawing/2016/ink" xmlns:am3d="http://schemas.microsoft.com/office/drawing/2017/model3d" xmlns:o="urn:schemas-microsoft-com:office:office" xmlns:oel="http://schemas.microsoft.com/office/2019/extlst" xmlns:r="http://schemas.openxmlformats.org/officeDocument/2006/relationships" xmlns:m="http://schemas.openxmlformats.org/officeDocument/2006/math" xmlns:v="urn:schemas-microsoft-com:vml" xmlns:wp14="http://schemas.microsoft.com/office/word/2010/wordprocessingDrawing" xmlns:wp="http://schemas.openxmlformats.org/drawingml/2006/wordprocessingDrawing" xmlns:w10="urn:schemas-microsoft-com:office:word" xmlns:w="http://schemas.openxmlformats.org/wordprocessingml/2006/main" xmlns:w14="http://schemas.microsoft.com/office/word/2010/wordml" xmlns:w15="http://schemas.microsoft.com/office/word/2012/wordml" xmlns:w16cex="http://schemas.microsoft.com/office/word/2018/wordml/cex" xmlns:w16cid="http://schemas.microsoft.com/office/word/2016/wordml/cid" xmlns:w16="http://schemas.microsoft.com/office/word/2018/wordml" xmlns:w16du="http://schemas.microsoft.com/office/word/2023/wordml/word16du" xmlns:w16sdtdh="http://schemas.microsoft.com/office/word/2020/wordml/sdtdatahash" xmlns:w16sdtfl="http://schemas.microsoft.com/office/word/2024/wordml/sdtformatlock" xmlns:w16se="http://schemas.microsoft.com/office/word/2015/wordml/symex" xmlns:wpg="http://schemas.microsoft.com/office/word/2010/wordprocessingGroup" xmlns:wpi="http://schemas.microsoft.com/office/word/2010/wordprocessingInk" xmlns:wne="http://schemas.microsoft.com/office/word/2006/wordml" xmlns:wps="http://schemas.microsoft.com/office/word/2010/wordprocessingShape" mc:Ignorable="w14 w15 w16se w16cid w16 w16cex w16sdtdh w16sdtfl w16du wp14">
+<w:document xmlns:wpc="http://schemas.microsoft.com/office/word/2010/wordprocessingCanvas" xmlns:cx="http://schemas.microsoft.com/office/drawing/2014/chartex" xmlns:mc="http://schemas.openxmlformats.org/markup-compatibility/2006" xmlns:o="urn:schemas-microsoft-com:office:office" xmlns:r="http://schemas.openxmlformats.org/officeDocument/2006/relationships" xmlns:m="http://schemas.openxmlformats.org/officeDocument/2006/math" xmlns:v="urn:schemas-microsoft-com:vml" xmlns:wp14="http://schemas.microsoft.com/office/word/2010/wordprocessingDrawing" xmlns:wp="http://schemas.openxmlformats.org/drawingml/2006/wordprocessingDrawing" xmlns:w10="urn:schemas-microsoft-com:office:word" xmlns:w="http://schemas.openxmlformats.org/wordprocessingml/2006/main" xmlns:w14="http://schemas.microsoft.com/office/word/2010/wordml" xmlns:w15="http://schemas.microsoft.com/office/word/2012/wordml" xmlns:w16se="http://schemas.microsoft.com/office/word/2015/wordml/symex" xmlns:wpg="http://schemas.microsoft.com/office/word/2010/wordprocessingGroup" xmlns:wpi="http://schemas.microsoft.com/office/word/2010/wordprocessingInk" xmlns:wne="http://schemas.microsoft.com/office/word/2006/wordml" xmlns:wps="http://schemas.microsoft.com/office/word/2010/wordprocessingShape" mc:Ignorable="w14 w15 w16se wp14">
   <w:body>
     <w:p>
       <w:pPr>
@@ -76,17 +76,8 @@
           <w:b/>
           <w:color w:val="FF0000"/>
         </w:rPr>
-        <w:t xml:space="preserve">                                                                 </w:t>
-      </w:r>
-      <w:proofErr w:type="gramStart"/>
-      <w:r>
-        <w:rPr>
-          <w:b/>
-          <w:color w:val="FF0000"/>
-        </w:rPr>
-        <w:t xml:space="preserve">  }</w:t>
-      </w:r>
-      <w:proofErr w:type="gramEnd"/>
+        <w:t xml:space="preserve">                                                                   }</w:t>
+      </w:r>
     </w:p>
     <w:p>
       <w:pPr>
@@ -1075,101 +1066,78 @@
         <w:t xml:space="preserve">A parte autora encontra-se em situação de vulnerabilidade econômica acentuada, recebendo mensalmente apenas </w:t>
       </w:r>
       <w:r>
+        <w:t>{{</w:t>
+      </w:r>
+      <w:proofErr w:type="spellStart"/>
+      <w:r>
+        <w:t>beneficios</w:t>
+      </w:r>
+      <w:proofErr w:type="spellEnd"/>
+      <w:r>
+        <w:t>}}</w:t>
+      </w:r>
+      <w:r>
+        <w:t>, no valor de R$ {{</w:t>
+      </w:r>
+      <w:proofErr w:type="spellStart"/>
+      <w:r>
+        <w:t>renda_mensal</w:t>
+      </w:r>
+      <w:proofErr w:type="spellEnd"/>
+      <w:r>
+        <w:t xml:space="preserve">}}, conforme comprovado nos documentos que acompanham esta exordial. </w:t>
+      </w:r>
+      <w:r>
+        <w:t>Ainda</w:t>
+      </w:r>
+      <w:r>
+        <w:t>, os empréstimos contratados</w:t>
+      </w:r>
+      <w:r>
+        <w:t xml:space="preserve">, </w:t>
+      </w:r>
+      <w:r>
         <w:rPr>
           <w:color w:val="00B050"/>
+          <w:sz w:val="22"/>
+          <w:szCs w:val="22"/>
         </w:rPr>
         <w:t>{{</w:t>
       </w:r>
-      <w:proofErr w:type="gramStart"/>
+      <w:proofErr w:type="spellStart"/>
       <w:r>
         <w:rPr>
           <w:color w:val="00B050"/>
-        </w:rPr>
-        <w:t>BENEF</w:t>
-      </w:r>
+          <w:sz w:val="22"/>
+          <w:szCs w:val="22"/>
+        </w:rPr>
+        <w:t>pessoal_consignados</w:t>
+      </w:r>
+      <w:proofErr w:type="spellEnd"/>
       <w:r>
         <w:rPr>
           <w:color w:val="00B050"/>
-        </w:rPr>
-        <w:t>I</w:t>
+          <w:sz w:val="22"/>
+          <w:szCs w:val="22"/>
+        </w:rPr>
+        <w:t>}}</w:t>
       </w:r>
       <w:r>
         <w:rPr>
           <w:color w:val="00B050"/>
-        </w:rPr>
-        <w:t>CIO</w:t>
-      </w:r>
-      <w:proofErr w:type="gramEnd"/>
-      <w:r>
-        <w:rPr>
-          <w:color w:val="00B050"/>
-        </w:rPr>
-        <w:t>_RECEBIDO}}</w:t>
-      </w:r>
-      <w:r>
-        <w:t>, no valor de R$ {{</w:t>
+          <w:sz w:val="22"/>
+          <w:szCs w:val="22"/>
+        </w:rPr>
+        <w:t xml:space="preserve"> </w:t>
+      </w:r>
+      <w:r>
+        <w:t>comprometem de forma drástica sua renda mensal, de modo que restam apenas R$ {{</w:t>
       </w:r>
       <w:proofErr w:type="spellStart"/>
       <w:r>
-        <w:t>renda_mensal</w:t>
+        <w:t>valor_liquido</w:t>
       </w:r>
       <w:proofErr w:type="spellEnd"/>
-      <w:r>
-        <w:t xml:space="preserve">}}, conforme comprovado nos documentos que acompanham esta exordial. </w:t>
-      </w:r>
-      <w:r>
-        <w:t>Ainda</w:t>
-      </w:r>
-      <w:r>
-        <w:t>, os empréstimos contratados</w:t>
-      </w:r>
-      <w:r>
-        <w:t xml:space="preserve">, </w:t>
-      </w:r>
-      <w:r>
-        <w:rPr>
-          <w:color w:val="00B050"/>
-          <w:sz w:val="22"/>
-          <w:szCs w:val="22"/>
-        </w:rPr>
-        <w:t>{{</w:t>
-      </w:r>
-      <w:proofErr w:type="spellStart"/>
-      <w:r>
-        <w:rPr>
-          <w:color w:val="00B050"/>
-          <w:sz w:val="22"/>
-          <w:szCs w:val="22"/>
-        </w:rPr>
-        <w:t>pessoal_consignados</w:t>
-      </w:r>
-      <w:proofErr w:type="spellEnd"/>
-      <w:proofErr w:type="gramStart"/>
-      <w:r>
-        <w:rPr>
-          <w:color w:val="00B050"/>
-          <w:sz w:val="22"/>
-          <w:szCs w:val="22"/>
-        </w:rPr>
-        <w:t>}}</w:t>
-      </w:r>
-      <w:r>
-        <w:t>comprometem</w:t>
-      </w:r>
-      <w:proofErr w:type="gramEnd"/>
-      <w:r>
-        <w:t xml:space="preserve"> de forma drástica sua renda mensal, de modo que restam apenas R$ {{</w:t>
-      </w:r>
-      <w:proofErr w:type="spellStart"/>
-      <w:r>
-        <w:t>valor_</w:t>
-      </w:r>
-      <w:proofErr w:type="gramStart"/>
-      <w:r>
-        <w:t>liquido</w:t>
-      </w:r>
-      <w:proofErr w:type="spellEnd"/>
-      <w:proofErr w:type="gramEnd"/>
       <w:r>
         <w:t>}} para sua subsistência, valor este absolutamente incompatível com a manutenção de um mínimo existencial digno.</w:t>
       </w:r>
@@ -1242,24 +1210,15 @@
         <w:t xml:space="preserve"> parte requerente recebe </w:t>
       </w:r>
       <w:r>
-        <w:rPr>
-          <w:color w:val="00B050"/>
-        </w:rPr>
         <w:t>{{</w:t>
       </w:r>
-      <w:proofErr w:type="gramStart"/>
-      <w:r>
-        <w:rPr>
-          <w:color w:val="00B050"/>
-        </w:rPr>
-        <w:t>BENEFICIO</w:t>
-      </w:r>
-      <w:proofErr w:type="gramEnd"/>
-      <w:r>
-        <w:rPr>
-          <w:color w:val="00B050"/>
-        </w:rPr>
-        <w:t>_RECEBIDO}}</w:t>
+      <w:proofErr w:type="spellStart"/>
+      <w:r>
+        <w:t>beneficios</w:t>
+      </w:r>
+      <w:proofErr w:type="spellEnd"/>
+      <w:r>
+        <w:t>}}</w:t>
       </w:r>
       <w:r>
         <w:t xml:space="preserve"> que corresponde ao valor de </w:t>
@@ -1337,7 +1296,6 @@
         <w:t>pessoal_consignados</w:t>
       </w:r>
       <w:proofErr w:type="spellEnd"/>
-      <w:proofErr w:type="gramStart"/>
       <w:r>
         <w:rPr>
           <w:color w:val="00B050"/>
@@ -1347,11 +1305,15 @@
         <w:t>}}</w:t>
       </w:r>
       <w:r>
-        <w:t>comprometem</w:t>
-      </w:r>
-      <w:proofErr w:type="gramEnd"/>
-      <w:r>
-        <w:t xml:space="preserve"> o equivalente a </w:t>
+        <w:rPr>
+          <w:color w:val="00B050"/>
+          <w:sz w:val="22"/>
+          <w:szCs w:val="22"/>
+        </w:rPr>
+        <w:t xml:space="preserve"> </w:t>
+      </w:r>
+      <w:r>
+        <w:t xml:space="preserve">comprometem o equivalente a </w:t>
       </w:r>
       <w:r>
         <w:t>{{</w:t>
@@ -1377,14 +1339,9 @@
       </w:r>
       <w:proofErr w:type="spellStart"/>
       <w:r>
-        <w:t>valor_</w:t>
-      </w:r>
-      <w:proofErr w:type="gramStart"/>
-      <w:r>
-        <w:t>liquido</w:t>
+        <w:t>valor_liquido</w:t>
       </w:r>
       <w:proofErr w:type="spellEnd"/>
-      <w:proofErr w:type="gramEnd"/>
       <w:r>
         <w:t>}}</w:t>
       </w:r>
@@ -1435,6 +1392,7 @@
         </w:rPr>
         <w:t xml:space="preserve"> </w:t>
       </w:r>
+      <w:proofErr w:type="gramStart"/>
       <w:r>
         <w:rPr>
           <w:b/>
@@ -1442,9 +1400,9 @@
           <w:sz w:val="24"/>
           <w:szCs w:val="24"/>
         </w:rPr>
-        <w:t>Nº{{</w:t>
-      </w:r>
-      <w:proofErr w:type="gramStart"/>
+        <w:t>Nº{</w:t>
+      </w:r>
+      <w:proofErr w:type="gramEnd"/>
       <w:r>
         <w:rPr>
           <w:b/>
@@ -1452,17 +1410,7 @@
           <w:sz w:val="24"/>
           <w:szCs w:val="24"/>
         </w:rPr>
-        <w:t>NUMERO</w:t>
-      </w:r>
-      <w:proofErr w:type="gramEnd"/>
-      <w:r>
-        <w:rPr>
-          <w:b/>
-          <w:color w:val="00B050"/>
-          <w:sz w:val="24"/>
-          <w:szCs w:val="24"/>
-        </w:rPr>
-        <w:t>_CONTRATO</w:t>
+        <w:t>{NUMERO_CONTRATO</w:t>
       </w:r>
       <w:r>
         <w:rPr>
@@ -1623,18 +1571,10 @@
         <w:t xml:space="preserve"> </w:t>
       </w:r>
       <w:r>
-        <w:t>{{emprestimos_0_def_emprestimos</w:t>
-      </w:r>
-      <w:proofErr w:type="gramStart"/>
-      <w:r>
-        <w:t>}}</w:t>
-      </w:r>
-      <w:r>
-        <w:t xml:space="preserve">  vezes</w:t>
-      </w:r>
-      <w:proofErr w:type="gramEnd"/>
-      <w:r>
-        <w:t xml:space="preserve"> o valor financiado.</w:t>
+        <w:t>{{emprestimos_0_def_emprestimos}}</w:t>
+      </w:r>
+      <w:r>
+        <w:t xml:space="preserve">  vezes o valor financiado.</w:t>
       </w:r>
     </w:p>
     <w:p>
@@ -1823,13 +1763,8 @@
               <w:jc w:val="left"/>
             </w:pPr>
             <w:r>
-              <w:t>{{emprestimos_0_taxa_</w:t>
+              <w:t>{{emprestimos_0_taxa_media}}%</w:t>
             </w:r>
-            <w:proofErr w:type="gramStart"/>
-            <w:r>
-              <w:t>media}}%</w:t>
-            </w:r>
-            <w:proofErr w:type="gramEnd"/>
           </w:p>
         </w:tc>
       </w:tr>
@@ -2031,9 +1966,9 @@
           <w:sz w:val="24"/>
           <w:szCs w:val="24"/>
         </w:rPr>
-        <w:t>N°</w:t>
-      </w:r>
-      <w:proofErr w:type="spellEnd"/>
+        <w:t>N</w:t>
+      </w:r>
+      <w:proofErr w:type="gramStart"/>
       <w:r>
         <w:rPr>
           <w:b/>
@@ -2041,9 +1976,9 @@
           <w:sz w:val="24"/>
           <w:szCs w:val="24"/>
         </w:rPr>
-        <w:t>{{</w:t>
-      </w:r>
-      <w:proofErr w:type="gramStart"/>
+        <w:t>°</w:t>
+      </w:r>
+      <w:proofErr w:type="spellEnd"/>
       <w:r>
         <w:rPr>
           <w:b/>
@@ -2051,7 +1986,7 @@
           <w:sz w:val="24"/>
           <w:szCs w:val="24"/>
         </w:rPr>
-        <w:t>NUMERO</w:t>
+        <w:t>{</w:t>
       </w:r>
       <w:proofErr w:type="gramEnd"/>
       <w:r>
@@ -2061,7 +1996,7 @@
           <w:sz w:val="24"/>
           <w:szCs w:val="24"/>
         </w:rPr>
-        <w:t>_CONTRATO</w:t>
+        <w:t>{NUMERO_CONTRATO</w:t>
       </w:r>
       <w:r>
         <w:rPr>
@@ -2240,18 +2175,10 @@
         <w:t>1</w:t>
       </w:r>
       <w:r>
-        <w:t>_def_emprestimos</w:t>
-      </w:r>
-      <w:proofErr w:type="gramStart"/>
-      <w:r>
-        <w:t>}}</w:t>
-      </w:r>
-      <w:r>
-        <w:t xml:space="preserve">  vezes</w:t>
-      </w:r>
-      <w:proofErr w:type="gramEnd"/>
-      <w:r>
-        <w:t xml:space="preserve"> o valor financiado.</w:t>
+        <w:t>_def_emprestimos}}</w:t>
+      </w:r>
+      <w:r>
+        <w:t xml:space="preserve">  vezes o valor financiado.</w:t>
       </w:r>
     </w:p>
     <w:p>
@@ -2453,13 +2380,8 @@
               <w:t>1</w:t>
             </w:r>
             <w:r>
-              <w:t>_taxa_</w:t>
+              <w:t>_taxa_media}}%</w:t>
             </w:r>
-            <w:proofErr w:type="gramStart"/>
-            <w:r>
-              <w:t>media}}%</w:t>
-            </w:r>
-            <w:proofErr w:type="gramEnd"/>
           </w:p>
         </w:tc>
       </w:tr>
@@ -2673,9 +2595,9 @@
           <w:sz w:val="24"/>
           <w:szCs w:val="24"/>
         </w:rPr>
-        <w:t>N°</w:t>
-      </w:r>
-      <w:proofErr w:type="spellEnd"/>
+        <w:t>N</w:t>
+      </w:r>
+      <w:proofErr w:type="gramStart"/>
       <w:r>
         <w:rPr>
           <w:b/>
@@ -2683,9 +2605,9 @@
           <w:sz w:val="24"/>
           <w:szCs w:val="24"/>
         </w:rPr>
-        <w:t>{{</w:t>
-      </w:r>
-      <w:proofErr w:type="gramStart"/>
+        <w:t>°</w:t>
+      </w:r>
+      <w:proofErr w:type="spellEnd"/>
       <w:r>
         <w:rPr>
           <w:b/>
@@ -2693,7 +2615,7 @@
           <w:sz w:val="24"/>
           <w:szCs w:val="24"/>
         </w:rPr>
-        <w:t>NUMERO</w:t>
+        <w:t>{</w:t>
       </w:r>
       <w:proofErr w:type="gramEnd"/>
       <w:r>
@@ -2703,7 +2625,7 @@
           <w:sz w:val="24"/>
           <w:szCs w:val="24"/>
         </w:rPr>
-        <w:t>_CONTRATO</w:t>
+        <w:t>{NUMERO_CONTRATO</w:t>
       </w:r>
       <w:r>
         <w:rPr>
@@ -2880,18 +2802,10 @@
         <w:t>2</w:t>
       </w:r>
       <w:r>
-        <w:t>_def_emprestimos</w:t>
-      </w:r>
-      <w:proofErr w:type="gramStart"/>
-      <w:r>
-        <w:t>}}</w:t>
-      </w:r>
-      <w:r>
-        <w:t xml:space="preserve">  vezes</w:t>
-      </w:r>
-      <w:proofErr w:type="gramEnd"/>
-      <w:r>
-        <w:t xml:space="preserve"> o valor financiado.</w:t>
+        <w:t>_def_emprestimos}}</w:t>
+      </w:r>
+      <w:r>
+        <w:t xml:space="preserve">  vezes o valor financiado.</w:t>
       </w:r>
     </w:p>
     <w:p/>
@@ -3084,13 +2998,8 @@
               <w:t>{{emprestimos_2</w:t>
             </w:r>
             <w:r>
-              <w:t>_taxa_</w:t>
+              <w:t>_taxa_media}}%</w:t>
             </w:r>
-            <w:proofErr w:type="gramStart"/>
-            <w:r>
-              <w:t>media}}%</w:t>
-            </w:r>
-            <w:proofErr w:type="gramEnd"/>
           </w:p>
         </w:tc>
       </w:tr>
@@ -3797,7 +3706,15 @@
         </w:rPr>
       </w:pPr>
       <w:r>
-        <w:t xml:space="preserve">Tal discrepância de valores é evidência clara de abusividade na fixação das taxas de juros cobradas pela requerida, o que viola o princípio da boa-fé objetiva, previsto no artigo 422 do Código Civil. Conforme leciona Pablo Stolze </w:t>
+        <w:t xml:space="preserve">Tal discrepância de valores é evidência clara de abusividade na fixação das taxas de juros cobradas pela requerida, o que viola o princípio da boa-fé objetiva, previsto no artigo 422 do Código Civil. Conforme leciona Pablo </w:t>
+      </w:r>
+      <w:proofErr w:type="spellStart"/>
+      <w:r>
+        <w:t>Stolze</w:t>
+      </w:r>
+      <w:proofErr w:type="spellEnd"/>
+      <w:r>
+        <w:t xml:space="preserve"> </w:t>
       </w:r>
       <w:proofErr w:type="spellStart"/>
       <w:r>
@@ -4449,14 +4366,9 @@
       </w:r>
       <w:proofErr w:type="spellStart"/>
       <w:r>
-        <w:t>valor_</w:t>
-      </w:r>
-      <w:proofErr w:type="gramStart"/>
-      <w:r>
-        <w:t>liquido</w:t>
+        <w:t>valor_liquido</w:t>
       </w:r>
       <w:proofErr w:type="spellEnd"/>
-      <w:proofErr w:type="gramEnd"/>
       <w:r>
         <w:t>}}</w:t>
       </w:r>
@@ -4856,15 +4768,7 @@
     <w:p>
       <w:r>
         <w:lastRenderedPageBreak/>
-        <w:t xml:space="preserve">O Código de Defesa do Consumidor (CDC) prevê, em seu artigo 6º, inciso VIII, a possibilidade de inversão do ônus da prova em favor do consumidor, quando, a critério do juiz, for verossímil a alegação ou quando o consumidor for hipossuficiente, segundo as regras ordinárias de experiências. Tal previsão visa equilibrar a relação entre consumidor e fornecedor, especialmente em situações </w:t>
-      </w:r>
-      <w:proofErr w:type="gramStart"/>
-      <w:r>
-        <w:t>onde</w:t>
-      </w:r>
-      <w:proofErr w:type="gramEnd"/>
-      <w:r>
-        <w:t xml:space="preserve"> o consumidor se encontra em desvantagem técnica, econômica ou jurídica.</w:t>
+        <w:t>O Código de Defesa do Consumidor (CDC) prevê, em seu artigo 6º, inciso VIII, a possibilidade de inversão do ônus da prova em favor do consumidor, quando, a critério do juiz, for verossímil a alegação ou quando o consumidor for hipossuficiente, segundo as regras ordinárias de experiências. Tal previsão visa equilibrar a relação entre consumidor e fornecedor, especialmente em situações onde o consumidor se encontra em desvantagem técnica, econômica ou jurídica.</w:t>
       </w:r>
     </w:p>
     <w:p>
@@ -5272,13 +5176,27 @@
       </w:pPr>
       <w:bookmarkStart w:id="2" w:name="_Hlk210300768"/>
       <w:r>
-        <w:t>{{CIDADE_AUTOR}}</w:t>
+        <w:t>{{CIDADE_</w:t>
+      </w:r>
+      <w:r>
+        <w:t>REU</w:t>
+      </w:r>
+      <w:r>
+        <w:t>}}</w:t>
       </w:r>
       <w:r>
         <w:t xml:space="preserve"> /</w:t>
       </w:r>
       <w:r>
-        <w:t>{{ESTADO_AUTOR}}</w:t>
+        <w:t>{{ESTADO_</w:t>
+      </w:r>
+      <w:r>
+        <w:t>REU</w:t>
+      </w:r>
+      <w:bookmarkStart w:id="3" w:name="_GoBack"/>
+      <w:bookmarkEnd w:id="3"/>
+      <w:r>
+        <w:t>}}</w:t>
       </w:r>
     </w:p>
     <w:p>
@@ -5328,9 +5246,13 @@
           <w:u w:val="single"/>
         </w:rPr>
       </w:pPr>
-      <w:bookmarkStart w:id="3" w:name="_Hlk210300644"/>
-      <w:r>
-        <w:t>OAB/</w:t>
+      <w:bookmarkStart w:id="4" w:name="_Hlk210300644"/>
+      <w:r>
+        <w:t>OAB</w:t>
+      </w:r>
+      <w:proofErr w:type="gramStart"/>
+      <w:r>
+        <w:t>/</w:t>
       </w:r>
       <w:r>
         <w:rPr>
@@ -5338,6 +5260,7 @@
         </w:rPr>
         <w:t>{</w:t>
       </w:r>
+      <w:proofErr w:type="gramEnd"/>
       <w:r>
         <w:rPr>
           <w:color w:val="00B050"/>
@@ -5371,28 +5294,20 @@
         <w:t xml:space="preserve"> {{</w:t>
       </w:r>
       <w:proofErr w:type="spellStart"/>
-      <w:proofErr w:type="gramStart"/>
       <w:r>
         <w:rPr>
           <w:color w:val="00B050"/>
         </w:rPr>
-        <w:t>numero</w:t>
-      </w:r>
-      <w:proofErr w:type="gramEnd"/>
+        <w:t>numero_oab</w:t>
+      </w:r>
+      <w:proofErr w:type="spellEnd"/>
       <w:r>
         <w:rPr>
           <w:color w:val="00B050"/>
         </w:rPr>
-        <w:t>_oab</w:t>
-      </w:r>
-      <w:proofErr w:type="spellEnd"/>
-      <w:r>
-        <w:rPr>
-          <w:color w:val="00B050"/>
-        </w:rPr>
         <w:t>}}</w:t>
       </w:r>
-      <w:bookmarkEnd w:id="3"/>
+      <w:bookmarkEnd w:id="4"/>
     </w:p>
     <w:p>
       <w:pPr>
@@ -5419,7 +5334,7 @@
 </file>
 
 <file path=word/endnotes.xml><?xml version="1.0" encoding="utf-8"?>
-<w:endnotes xmlns:wpc="http://schemas.microsoft.com/office/word/2010/wordprocessingCanvas" xmlns:cx="http://schemas.microsoft.com/office/drawing/2014/chartex" xmlns:cx1="http://schemas.microsoft.com/office/drawing/2015/9/8/chartex" xmlns:cx2="http://schemas.microsoft.com/office/drawing/2015/10/21/chartex" xmlns:cx3="http://schemas.microsoft.com/office/drawing/2016/5/9/chartex" xmlns:cx4="http://schemas.microsoft.com/office/drawing/2016/5/10/chartex" xmlns:cx5="http://schemas.microsoft.com/office/drawing/2016/5/11/chartex" xmlns:cx6="http://schemas.microsoft.com/office/drawing/2016/5/12/chartex" xmlns:cx7="http://schemas.microsoft.com/office/drawing/2016/5/13/chartex" xmlns:cx8="http://schemas.microsoft.com/office/drawing/2016/5/14/chartex" xmlns:mc="http://schemas.openxmlformats.org/markup-compatibility/2006" xmlns:aink="http://schemas.microsoft.com/office/drawing/2016/ink" xmlns:am3d="http://schemas.microsoft.com/office/drawing/2017/model3d" xmlns:o="urn:schemas-microsoft-com:office:office" xmlns:oel="http://schemas.microsoft.com/office/2019/extlst" xmlns:r="http://schemas.openxmlformats.org/officeDocument/2006/relationships" xmlns:m="http://schemas.openxmlformats.org/officeDocument/2006/math" xmlns:v="urn:schemas-microsoft-com:vml" xmlns:wp14="http://schemas.microsoft.com/office/word/2010/wordprocessingDrawing" xmlns:wp="http://schemas.openxmlformats.org/drawingml/2006/wordprocessingDrawing" xmlns:w10="urn:schemas-microsoft-com:office:word" xmlns:w="http://schemas.openxmlformats.org/wordprocessingml/2006/main" xmlns:w14="http://schemas.microsoft.com/office/word/2010/wordml" xmlns:w15="http://schemas.microsoft.com/office/word/2012/wordml" xmlns:w16cex="http://schemas.microsoft.com/office/word/2018/wordml/cex" xmlns:w16cid="http://schemas.microsoft.com/office/word/2016/wordml/cid" xmlns:w16="http://schemas.microsoft.com/office/word/2018/wordml" xmlns:w16du="http://schemas.microsoft.com/office/word/2023/wordml/word16du" xmlns:w16sdtdh="http://schemas.microsoft.com/office/word/2020/wordml/sdtdatahash" xmlns:w16sdtfl="http://schemas.microsoft.com/office/word/2024/wordml/sdtformatlock" xmlns:w16se="http://schemas.microsoft.com/office/word/2015/wordml/symex" xmlns:wpg="http://schemas.microsoft.com/office/word/2010/wordprocessingGroup" xmlns:wpi="http://schemas.microsoft.com/office/word/2010/wordprocessingInk" xmlns:wne="http://schemas.microsoft.com/office/word/2006/wordml" xmlns:wps="http://schemas.microsoft.com/office/word/2010/wordprocessingShape" mc:Ignorable="w14 w15 w16se w16cid w16 w16cex w16sdtdh w16sdtfl w16du wp14">
+<w:endnotes xmlns:wpc="http://schemas.microsoft.com/office/word/2010/wordprocessingCanvas" xmlns:cx="http://schemas.microsoft.com/office/drawing/2014/chartex" xmlns:mc="http://schemas.openxmlformats.org/markup-compatibility/2006" xmlns:o="urn:schemas-microsoft-com:office:office" xmlns:r="http://schemas.openxmlformats.org/officeDocument/2006/relationships" xmlns:m="http://schemas.openxmlformats.org/officeDocument/2006/math" xmlns:v="urn:schemas-microsoft-com:vml" xmlns:wp14="http://schemas.microsoft.com/office/word/2010/wordprocessingDrawing" xmlns:wp="http://schemas.openxmlformats.org/drawingml/2006/wordprocessingDrawing" xmlns:w10="urn:schemas-microsoft-com:office:word" xmlns:w="http://schemas.openxmlformats.org/wordprocessingml/2006/main" xmlns:w14="http://schemas.microsoft.com/office/word/2010/wordml" xmlns:w15="http://schemas.microsoft.com/office/word/2012/wordml" xmlns:w16se="http://schemas.microsoft.com/office/word/2015/wordml/symex" xmlns:wpg="http://schemas.microsoft.com/office/word/2010/wordprocessingGroup" xmlns:wpi="http://schemas.microsoft.com/office/word/2010/wordprocessingInk" xmlns:wne="http://schemas.microsoft.com/office/word/2006/wordml" xmlns:wps="http://schemas.microsoft.com/office/word/2010/wordprocessingShape" mc:Ignorable="w14 w15 w16se wp14">
   <w:endnote w:type="separator" w:id="-1">
     <w:p>
       <w:pPr>
@@ -5444,7 +5359,7 @@
 </file>
 
 <file path=word/footer1.xml><?xml version="1.0" encoding="utf-8"?>
-<w:ftr xmlns:wpc="http://schemas.microsoft.com/office/word/2010/wordprocessingCanvas" xmlns:cx="http://schemas.microsoft.com/office/drawing/2014/chartex" xmlns:cx1="http://schemas.microsoft.com/office/drawing/2015/9/8/chartex" xmlns:cx2="http://schemas.microsoft.com/office/drawing/2015/10/21/chartex" xmlns:cx3="http://schemas.microsoft.com/office/drawing/2016/5/9/chartex" xmlns:cx4="http://schemas.microsoft.com/office/drawing/2016/5/10/chartex" xmlns:cx5="http://schemas.microsoft.com/office/drawing/2016/5/11/chartex" xmlns:cx6="http://schemas.microsoft.com/office/drawing/2016/5/12/chartex" xmlns:cx7="http://schemas.microsoft.com/office/drawing/2016/5/13/chartex" xmlns:cx8="http://schemas.microsoft.com/office/drawing/2016/5/14/chartex" xmlns:mc="http://schemas.openxmlformats.org/markup-compatibility/2006" xmlns:aink="http://schemas.microsoft.com/office/drawing/2016/ink" xmlns:am3d="http://schemas.microsoft.com/office/drawing/2017/model3d" xmlns:o="urn:schemas-microsoft-com:office:office" xmlns:oel="http://schemas.microsoft.com/office/2019/extlst" xmlns:r="http://schemas.openxmlformats.org/officeDocument/2006/relationships" xmlns:m="http://schemas.openxmlformats.org/officeDocument/2006/math" xmlns:v="urn:schemas-microsoft-com:vml" xmlns:wp14="http://schemas.microsoft.com/office/word/2010/wordprocessingDrawing" xmlns:wp="http://schemas.openxmlformats.org/drawingml/2006/wordprocessingDrawing" xmlns:w10="urn:schemas-microsoft-com:office:word" xmlns:w="http://schemas.openxmlformats.org/wordprocessingml/2006/main" xmlns:w14="http://schemas.microsoft.com/office/word/2010/wordml" xmlns:w15="http://schemas.microsoft.com/office/word/2012/wordml" xmlns:w16cex="http://schemas.microsoft.com/office/word/2018/wordml/cex" xmlns:w16cid="http://schemas.microsoft.com/office/word/2016/wordml/cid" xmlns:w16="http://schemas.microsoft.com/office/word/2018/wordml" xmlns:w16du="http://schemas.microsoft.com/office/word/2023/wordml/word16du" xmlns:w16sdtdh="http://schemas.microsoft.com/office/word/2020/wordml/sdtdatahash" xmlns:w16sdtfl="http://schemas.microsoft.com/office/word/2024/wordml/sdtformatlock" xmlns:w16se="http://schemas.microsoft.com/office/word/2015/wordml/symex" xmlns:wpg="http://schemas.microsoft.com/office/word/2010/wordprocessingGroup" xmlns:wpi="http://schemas.microsoft.com/office/word/2010/wordprocessingInk" xmlns:wne="http://schemas.microsoft.com/office/word/2006/wordml" xmlns:wps="http://schemas.microsoft.com/office/word/2010/wordprocessingShape" mc:Ignorable="w14 w15 w16se w16cid w16 w16cex w16sdtdh w16sdtfl w16du wp14">
+<w:ftr xmlns:wpc="http://schemas.microsoft.com/office/word/2010/wordprocessingCanvas" xmlns:cx="http://schemas.microsoft.com/office/drawing/2014/chartex" xmlns:mc="http://schemas.openxmlformats.org/markup-compatibility/2006" xmlns:o="urn:schemas-microsoft-com:office:office" xmlns:r="http://schemas.openxmlformats.org/officeDocument/2006/relationships" xmlns:m="http://schemas.openxmlformats.org/officeDocument/2006/math" xmlns:v="urn:schemas-microsoft-com:vml" xmlns:wp14="http://schemas.microsoft.com/office/word/2010/wordprocessingDrawing" xmlns:wp="http://schemas.openxmlformats.org/drawingml/2006/wordprocessingDrawing" xmlns:w10="urn:schemas-microsoft-com:office:word" xmlns:w="http://schemas.openxmlformats.org/wordprocessingml/2006/main" xmlns:w14="http://schemas.microsoft.com/office/word/2010/wordml" xmlns:w15="http://schemas.microsoft.com/office/word/2012/wordml" xmlns:w16se="http://schemas.microsoft.com/office/word/2015/wordml/symex" xmlns:wpg="http://schemas.microsoft.com/office/word/2010/wordprocessingGroup" xmlns:wpi="http://schemas.microsoft.com/office/word/2010/wordprocessingInk" xmlns:wne="http://schemas.microsoft.com/office/word/2006/wordml" xmlns:wps="http://schemas.microsoft.com/office/word/2010/wordprocessingShape" mc:Ignorable="w14 w15 w16se wp14">
   <w:p>
     <w:pPr>
       <w:pBdr>
@@ -5541,7 +5456,7 @@
 </file>
 
 <file path=word/footnotes.xml><?xml version="1.0" encoding="utf-8"?>
-<w:footnotes xmlns:wpc="http://schemas.microsoft.com/office/word/2010/wordprocessingCanvas" xmlns:cx="http://schemas.microsoft.com/office/drawing/2014/chartex" xmlns:cx1="http://schemas.microsoft.com/office/drawing/2015/9/8/chartex" xmlns:cx2="http://schemas.microsoft.com/office/drawing/2015/10/21/chartex" xmlns:cx3="http://schemas.microsoft.com/office/drawing/2016/5/9/chartex" xmlns:cx4="http://schemas.microsoft.com/office/drawing/2016/5/10/chartex" xmlns:cx5="http://schemas.microsoft.com/office/drawing/2016/5/11/chartex" xmlns:cx6="http://schemas.microsoft.com/office/drawing/2016/5/12/chartex" xmlns:cx7="http://schemas.microsoft.com/office/drawing/2016/5/13/chartex" xmlns:cx8="http://schemas.microsoft.com/office/drawing/2016/5/14/chartex" xmlns:mc="http://schemas.openxmlformats.org/markup-compatibility/2006" xmlns:aink="http://schemas.microsoft.com/office/drawing/2016/ink" xmlns:am3d="http://schemas.microsoft.com/office/drawing/2017/model3d" xmlns:o="urn:schemas-microsoft-com:office:office" xmlns:oel="http://schemas.microsoft.com/office/2019/extlst" xmlns:r="http://schemas.openxmlformats.org/officeDocument/2006/relationships" xmlns:m="http://schemas.openxmlformats.org/officeDocument/2006/math" xmlns:v="urn:schemas-microsoft-com:vml" xmlns:wp14="http://schemas.microsoft.com/office/word/2010/wordprocessingDrawing" xmlns:wp="http://schemas.openxmlformats.org/drawingml/2006/wordprocessingDrawing" xmlns:w10="urn:schemas-microsoft-com:office:word" xmlns:w="http://schemas.openxmlformats.org/wordprocessingml/2006/main" xmlns:w14="http://schemas.microsoft.com/office/word/2010/wordml" xmlns:w15="http://schemas.microsoft.com/office/word/2012/wordml" xmlns:w16cex="http://schemas.microsoft.com/office/word/2018/wordml/cex" xmlns:w16cid="http://schemas.microsoft.com/office/word/2016/wordml/cid" xmlns:w16="http://schemas.microsoft.com/office/word/2018/wordml" xmlns:w16du="http://schemas.microsoft.com/office/word/2023/wordml/word16du" xmlns:w16sdtdh="http://schemas.microsoft.com/office/word/2020/wordml/sdtdatahash" xmlns:w16sdtfl="http://schemas.microsoft.com/office/word/2024/wordml/sdtformatlock" xmlns:w16se="http://schemas.microsoft.com/office/word/2015/wordml/symex" xmlns:wpg="http://schemas.microsoft.com/office/word/2010/wordprocessingGroup" xmlns:wpi="http://schemas.microsoft.com/office/word/2010/wordprocessingInk" xmlns:wne="http://schemas.microsoft.com/office/word/2006/wordml" xmlns:wps="http://schemas.microsoft.com/office/word/2010/wordprocessingShape" mc:Ignorable="w14 w15 w16se w16cid w16 w16cex w16sdtdh w16sdtfl w16du wp14">
+<w:footnotes xmlns:wpc="http://schemas.microsoft.com/office/word/2010/wordprocessingCanvas" xmlns:cx="http://schemas.microsoft.com/office/drawing/2014/chartex" xmlns:mc="http://schemas.openxmlformats.org/markup-compatibility/2006" xmlns:o="urn:schemas-microsoft-com:office:office" xmlns:r="http://schemas.openxmlformats.org/officeDocument/2006/relationships" xmlns:m="http://schemas.openxmlformats.org/officeDocument/2006/math" xmlns:v="urn:schemas-microsoft-com:vml" xmlns:wp14="http://schemas.microsoft.com/office/word/2010/wordprocessingDrawing" xmlns:wp="http://schemas.openxmlformats.org/drawingml/2006/wordprocessingDrawing" xmlns:w10="urn:schemas-microsoft-com:office:word" xmlns:w="http://schemas.openxmlformats.org/wordprocessingml/2006/main" xmlns:w14="http://schemas.microsoft.com/office/word/2010/wordml" xmlns:w15="http://schemas.microsoft.com/office/word/2012/wordml" xmlns:w16se="http://schemas.microsoft.com/office/word/2015/wordml/symex" xmlns:wpg="http://schemas.microsoft.com/office/word/2010/wordprocessingGroup" xmlns:wpi="http://schemas.microsoft.com/office/word/2010/wordprocessingInk" xmlns:wne="http://schemas.microsoft.com/office/word/2006/wordml" xmlns:wps="http://schemas.microsoft.com/office/word/2010/wordprocessingShape" mc:Ignorable="w14 w15 w16se wp14">
   <w:footnote w:type="separator" w:id="-1">
     <w:p>
       <w:pPr>
@@ -5566,7 +5481,7 @@
 </file>
 
 <file path=word/header1.xml><?xml version="1.0" encoding="utf-8"?>
-<w:hdr xmlns:wpc="http://schemas.microsoft.com/office/word/2010/wordprocessingCanvas" xmlns:cx="http://schemas.microsoft.com/office/drawing/2014/chartex" xmlns:cx1="http://schemas.microsoft.com/office/drawing/2015/9/8/chartex" xmlns:cx2="http://schemas.microsoft.com/office/drawing/2015/10/21/chartex" xmlns:cx3="http://schemas.microsoft.com/office/drawing/2016/5/9/chartex" xmlns:cx4="http://schemas.microsoft.com/office/drawing/2016/5/10/chartex" xmlns:cx5="http://schemas.microsoft.com/office/drawing/2016/5/11/chartex" xmlns:cx6="http://schemas.microsoft.com/office/drawing/2016/5/12/chartex" xmlns:cx7="http://schemas.microsoft.com/office/drawing/2016/5/13/chartex" xmlns:cx8="http://schemas.microsoft.com/office/drawing/2016/5/14/chartex" xmlns:mc="http://schemas.openxmlformats.org/markup-compatibility/2006" xmlns:aink="http://schemas.microsoft.com/office/drawing/2016/ink" xmlns:am3d="http://schemas.microsoft.com/office/drawing/2017/model3d" xmlns:o="urn:schemas-microsoft-com:office:office" xmlns:oel="http://schemas.microsoft.com/office/2019/extlst" xmlns:r="http://schemas.openxmlformats.org/officeDocument/2006/relationships" xmlns:m="http://schemas.openxmlformats.org/officeDocument/2006/math" xmlns:v="urn:schemas-microsoft-com:vml" xmlns:wp14="http://schemas.microsoft.com/office/word/2010/wordprocessingDrawing" xmlns:wp="http://schemas.openxmlformats.org/drawingml/2006/wordprocessingDrawing" xmlns:w10="urn:schemas-microsoft-com:office:word" xmlns:w="http://schemas.openxmlformats.org/wordprocessingml/2006/main" xmlns:w14="http://schemas.microsoft.com/office/word/2010/wordml" xmlns:w15="http://schemas.microsoft.com/office/word/2012/wordml" xmlns:w16cex="http://schemas.microsoft.com/office/word/2018/wordml/cex" xmlns:w16cid="http://schemas.microsoft.com/office/word/2016/wordml/cid" xmlns:w16="http://schemas.microsoft.com/office/word/2018/wordml" xmlns:w16du="http://schemas.microsoft.com/office/word/2023/wordml/word16du" xmlns:w16sdtdh="http://schemas.microsoft.com/office/word/2020/wordml/sdtdatahash" xmlns:w16sdtfl="http://schemas.microsoft.com/office/word/2024/wordml/sdtformatlock" xmlns:w16se="http://schemas.microsoft.com/office/word/2015/wordml/symex" xmlns:wpg="http://schemas.microsoft.com/office/word/2010/wordprocessingGroup" xmlns:wpi="http://schemas.microsoft.com/office/word/2010/wordprocessingInk" xmlns:wne="http://schemas.microsoft.com/office/word/2006/wordml" xmlns:wps="http://schemas.microsoft.com/office/word/2010/wordprocessingShape" mc:Ignorable="w14 w15 w16se w16cid w16 w16cex w16sdtdh w16sdtfl w16du wp14">
+<w:hdr xmlns:wpc="http://schemas.microsoft.com/office/word/2010/wordprocessingCanvas" xmlns:cx="http://schemas.microsoft.com/office/drawing/2014/chartex" xmlns:mc="http://schemas.openxmlformats.org/markup-compatibility/2006" xmlns:o="urn:schemas-microsoft-com:office:office" xmlns:r="http://schemas.openxmlformats.org/officeDocument/2006/relationships" xmlns:m="http://schemas.openxmlformats.org/officeDocument/2006/math" xmlns:v="urn:schemas-microsoft-com:vml" xmlns:wp14="http://schemas.microsoft.com/office/word/2010/wordprocessingDrawing" xmlns:wp="http://schemas.openxmlformats.org/drawingml/2006/wordprocessingDrawing" xmlns:w10="urn:schemas-microsoft-com:office:word" xmlns:w="http://schemas.openxmlformats.org/wordprocessingml/2006/main" xmlns:w14="http://schemas.microsoft.com/office/word/2010/wordml" xmlns:w15="http://schemas.microsoft.com/office/word/2012/wordml" xmlns:w16se="http://schemas.microsoft.com/office/word/2015/wordml/symex" xmlns:wpg="http://schemas.microsoft.com/office/word/2010/wordprocessingGroup" xmlns:wpi="http://schemas.microsoft.com/office/word/2010/wordprocessingInk" xmlns:wne="http://schemas.microsoft.com/office/word/2006/wordml" xmlns:wps="http://schemas.microsoft.com/office/word/2010/wordprocessingShape" mc:Ignorable="w14 w15 w16se wp14">
   <w:p>
     <w:pPr>
       <w:pBdr>
@@ -5635,7 +5550,7 @@
 </file>
 
 <file path=word/numbering.xml><?xml version="1.0" encoding="utf-8"?>
-<w:numbering xmlns:wpc="http://schemas.microsoft.com/office/word/2010/wordprocessingCanvas" xmlns:cx="http://schemas.microsoft.com/office/drawing/2014/chartex" xmlns:cx1="http://schemas.microsoft.com/office/drawing/2015/9/8/chartex" xmlns:cx2="http://schemas.microsoft.com/office/drawing/2015/10/21/chartex" xmlns:cx3="http://schemas.microsoft.com/office/drawing/2016/5/9/chartex" xmlns:cx4="http://schemas.microsoft.com/office/drawing/2016/5/10/chartex" xmlns:cx5="http://schemas.microsoft.com/office/drawing/2016/5/11/chartex" xmlns:cx6="http://schemas.microsoft.com/office/drawing/2016/5/12/chartex" xmlns:cx7="http://schemas.microsoft.com/office/drawing/2016/5/13/chartex" xmlns:cx8="http://schemas.microsoft.com/office/drawing/2016/5/14/chartex" xmlns:mc="http://schemas.openxmlformats.org/markup-compatibility/2006" xmlns:aink="http://schemas.microsoft.com/office/drawing/2016/ink" xmlns:am3d="http://schemas.microsoft.com/office/drawing/2017/model3d" xmlns:o="urn:schemas-microsoft-com:office:office" xmlns:oel="http://schemas.microsoft.com/office/2019/extlst" xmlns:r="http://schemas.openxmlformats.org/officeDocument/2006/relationships" xmlns:m="http://schemas.openxmlformats.org/officeDocument/2006/math" xmlns:v="urn:schemas-microsoft-com:vml" xmlns:wp14="http://schemas.microsoft.com/office/word/2010/wordprocessingDrawing" xmlns:wp="http://schemas.openxmlformats.org/drawingml/2006/wordprocessingDrawing" xmlns:w10="urn:schemas-microsoft-com:office:word" xmlns:w="http://schemas.openxmlformats.org/wordprocessingml/2006/main" xmlns:w14="http://schemas.microsoft.com/office/word/2010/wordml" xmlns:w15="http://schemas.microsoft.com/office/word/2012/wordml" xmlns:w16cex="http://schemas.microsoft.com/office/word/2018/wordml/cex" xmlns:w16cid="http://schemas.microsoft.com/office/word/2016/wordml/cid" xmlns:w16="http://schemas.microsoft.com/office/word/2018/wordml" xmlns:w16du="http://schemas.microsoft.com/office/word/2023/wordml/word16du" xmlns:w16sdtdh="http://schemas.microsoft.com/office/word/2020/wordml/sdtdatahash" xmlns:w16sdtfl="http://schemas.microsoft.com/office/word/2024/wordml/sdtformatlock" xmlns:w16se="http://schemas.microsoft.com/office/word/2015/wordml/symex" xmlns:wpg="http://schemas.microsoft.com/office/word/2010/wordprocessingGroup" xmlns:wpi="http://schemas.microsoft.com/office/word/2010/wordprocessingInk" xmlns:wne="http://schemas.microsoft.com/office/word/2006/wordml" xmlns:wps="http://schemas.microsoft.com/office/word/2010/wordprocessingShape" mc:Ignorable="w14 w15 w16se w16cid w16 w16cex w16sdtdh w16sdtfl w16du wp14">
+<w:numbering xmlns:wpc="http://schemas.microsoft.com/office/word/2010/wordprocessingCanvas" xmlns:cx="http://schemas.microsoft.com/office/drawing/2014/chartex" xmlns:mc="http://schemas.openxmlformats.org/markup-compatibility/2006" xmlns:o="urn:schemas-microsoft-com:office:office" xmlns:r="http://schemas.openxmlformats.org/officeDocument/2006/relationships" xmlns:m="http://schemas.openxmlformats.org/officeDocument/2006/math" xmlns:v="urn:schemas-microsoft-com:vml" xmlns:wp14="http://schemas.microsoft.com/office/word/2010/wordprocessingDrawing" xmlns:wp="http://schemas.openxmlformats.org/drawingml/2006/wordprocessingDrawing" xmlns:w10="urn:schemas-microsoft-com:office:word" xmlns:w="http://schemas.openxmlformats.org/wordprocessingml/2006/main" xmlns:w14="http://schemas.microsoft.com/office/word/2010/wordml" xmlns:w15="http://schemas.microsoft.com/office/word/2012/wordml" xmlns:w16se="http://schemas.microsoft.com/office/word/2015/wordml/symex" xmlns:wpg="http://schemas.microsoft.com/office/word/2010/wordprocessingGroup" xmlns:wpi="http://schemas.microsoft.com/office/word/2010/wordprocessingInk" xmlns:wne="http://schemas.microsoft.com/office/word/2006/wordml" xmlns:wps="http://schemas.microsoft.com/office/word/2010/wordprocessingShape" mc:Ignorable="w14 w15 w16se wp14">
   <w:abstractNum w:abstractNumId="0" w15:restartNumberingAfterBreak="0">
     <w:nsid w:val="0DD73422"/>
     <w:multiLevelType w:val="multilevel"/>
@@ -6478,35 +6393,35 @@
       </w:rPr>
     </w:lvl>
   </w:abstractNum>
-  <w:num w:numId="1" w16cid:durableId="925571725">
+  <w:num w:numId="1">
     <w:abstractNumId w:val="6"/>
   </w:num>
-  <w:num w:numId="2" w16cid:durableId="1493567318">
+  <w:num w:numId="2">
     <w:abstractNumId w:val="5"/>
   </w:num>
-  <w:num w:numId="3" w16cid:durableId="2068067584">
+  <w:num w:numId="3">
     <w:abstractNumId w:val="0"/>
   </w:num>
-  <w:num w:numId="4" w16cid:durableId="897284685">
+  <w:num w:numId="4">
     <w:abstractNumId w:val="3"/>
   </w:num>
-  <w:num w:numId="5" w16cid:durableId="285352524">
+  <w:num w:numId="5">
     <w:abstractNumId w:val="1"/>
   </w:num>
-  <w:num w:numId="6" w16cid:durableId="1266308080">
+  <w:num w:numId="6">
     <w:abstractNumId w:val="2"/>
   </w:num>
-  <w:num w:numId="7" w16cid:durableId="714619207">
+  <w:num w:numId="7">
     <w:abstractNumId w:val="4"/>
   </w:num>
-  <w:num w:numId="8" w16cid:durableId="95100027">
+  <w:num w:numId="8">
     <w:abstractNumId w:val="7"/>
   </w:num>
 </w:numbering>
 </file>
 
 <file path=word/styles.xml><?xml version="1.0" encoding="utf-8"?>
-<w:styles xmlns:mc="http://schemas.openxmlformats.org/markup-compatibility/2006" xmlns:r="http://schemas.openxmlformats.org/officeDocument/2006/relationships" xmlns:w="http://schemas.openxmlformats.org/wordprocessingml/2006/main" xmlns:w14="http://schemas.microsoft.com/office/word/2010/wordml" xmlns:w15="http://schemas.microsoft.com/office/word/2012/wordml" xmlns:w16cex="http://schemas.microsoft.com/office/word/2018/wordml/cex" xmlns:w16cid="http://schemas.microsoft.com/office/word/2016/wordml/cid" xmlns:w16="http://schemas.microsoft.com/office/word/2018/wordml" xmlns:w16du="http://schemas.microsoft.com/office/word/2023/wordml/word16du" xmlns:w16sdtdh="http://schemas.microsoft.com/office/word/2020/wordml/sdtdatahash" xmlns:w16sdtfl="http://schemas.microsoft.com/office/word/2024/wordml/sdtformatlock" xmlns:w16se="http://schemas.microsoft.com/office/word/2015/wordml/symex" mc:Ignorable="w14 w15 w16se w16cid w16 w16cex w16sdtdh w16sdtfl w16du">
+<w:styles xmlns:mc="http://schemas.openxmlformats.org/markup-compatibility/2006" xmlns:r="http://schemas.openxmlformats.org/officeDocument/2006/relationships" xmlns:w="http://schemas.openxmlformats.org/wordprocessingml/2006/main" xmlns:w14="http://schemas.microsoft.com/office/word/2010/wordml" xmlns:w15="http://schemas.microsoft.com/office/word/2012/wordml" xmlns:w16se="http://schemas.microsoft.com/office/word/2015/wordml/symex" mc:Ignorable="w14 w15 w16se">
   <w:docDefaults>
     <w:rPrDefault>
       <w:rPr>
@@ -6524,7 +6439,7 @@
       </w:pPr>
     </w:pPrDefault>
   </w:docDefaults>
-  <w:latentStyles w:defLockedState="0" w:defUIPriority="99" w:defSemiHidden="0" w:defUnhideWhenUsed="0" w:defQFormat="0" w:count="376">
+  <w:latentStyles w:defLockedState="0" w:defUIPriority="99" w:defSemiHidden="0" w:defUnhideWhenUsed="0" w:defQFormat="0" w:count="371">
     <w:lsdException w:name="Normal" w:uiPriority="0" w:qFormat="1"/>
     <w:lsdException w:name="heading 1" w:uiPriority="9" w:qFormat="1"/>
     <w:lsdException w:name="heading 2" w:semiHidden="1" w:uiPriority="9" w:unhideWhenUsed="1" w:qFormat="1"/>
@@ -6896,11 +6811,6 @@
     <w:lsdException w:name="List Table 5 Dark Accent 6" w:uiPriority="50"/>
     <w:lsdException w:name="List Table 6 Colorful Accent 6" w:uiPriority="51"/>
     <w:lsdException w:name="List Table 7 Colorful Accent 6" w:uiPriority="52"/>
-    <w:lsdException w:name="Mention" w:semiHidden="1" w:unhideWhenUsed="1"/>
-    <w:lsdException w:name="Smart Hyperlink" w:semiHidden="1" w:unhideWhenUsed="1"/>
-    <w:lsdException w:name="Hashtag" w:semiHidden="1" w:unhideWhenUsed="1"/>
-    <w:lsdException w:name="Unresolved Mention" w:semiHidden="1" w:unhideWhenUsed="1"/>
-    <w:lsdException w:name="Smart Link" w:semiHidden="1" w:unhideWhenUsed="1"/>
   </w:latentStyles>
   <w:style w:type="paragraph" w:default="1" w:styleId="Normal">
     <w:name w:val="Normal"/>
